--- a/entregables_vial_sm107/ESTUDIO_GESTION_RIESGOS_EJECUCION_OBRA_SM107.docx
+++ b/entregables_vial_sm107/ESTUDIO_GESTION_RIESGOS_EJECUCION_OBRA_SM107.docx
@@ -236,90 +236,6 @@
                 <w:sz w:val="18"/>
               </w:rPr>
               <w:t>Tingo de Ponasa (km 19+343.39) - Shamboyacu (km 44+693.39); 25.350 km según inventario vial</w:t>
-            </w:r>
-          </w:p>
-        </w:tc>
-      </w:tr>
-      <w:tr>
-        <w:tc>
-          <w:tcPr>
-            <w:tcW w:type="dxa" w:w="2551"/>
-          </w:tcPr>
-          <w:p>
-            <w:pPr>
-              <w:jc w:val="left"/>
-            </w:pPr>
-            <w:r/>
-            <w:r>
-              <w:rPr>
-                <w:rFonts w:ascii="Arial" w:hAnsi="Arial" w:cs="Arial"/>
-                <w:b w:val="0"/>
-                <w:i w:val="0"/>
-                <w:sz w:val="18"/>
-              </w:rPr>
-              <w:t>Presupuesto de obra</w:t>
-            </w:r>
-          </w:p>
-        </w:tc>
-        <w:tc>
-          <w:tcPr>
-            <w:tcW w:type="dxa" w:w="6520"/>
-          </w:tcPr>
-          <w:p>
-            <w:pPr>
-              <w:jc w:val="left"/>
-            </w:pPr>
-            <w:r/>
-            <w:r>
-              <w:rPr>
-                <w:rFonts w:ascii="Arial" w:hAnsi="Arial" w:cs="Arial"/>
-                <w:b w:val="0"/>
-                <w:i w:val="0"/>
-                <w:sz w:val="18"/>
-              </w:rPr>
-              <w:t>S/ 122,376,368.88 (costo al 02/12/2024)</w:t>
-            </w:r>
-          </w:p>
-        </w:tc>
-      </w:tr>
-      <w:tr>
-        <w:tc>
-          <w:tcPr>
-            <w:tcW w:type="dxa" w:w="2551"/>
-          </w:tcPr>
-          <w:p>
-            <w:pPr>
-              <w:jc w:val="left"/>
-            </w:pPr>
-            <w:r/>
-            <w:r>
-              <w:rPr>
-                <w:rFonts w:ascii="Arial" w:hAnsi="Arial" w:cs="Arial"/>
-                <w:b w:val="0"/>
-                <w:i w:val="0"/>
-                <w:sz w:val="18"/>
-              </w:rPr>
-              <w:t>Costo total de inversión</w:t>
-            </w:r>
-          </w:p>
-        </w:tc>
-        <w:tc>
-          <w:tcPr>
-            <w:tcW w:type="dxa" w:w="6520"/>
-          </w:tcPr>
-          <w:p>
-            <w:pPr>
-              <w:jc w:val="left"/>
-            </w:pPr>
-            <w:r/>
-            <w:r>
-              <w:rPr>
-                <w:rFonts w:ascii="Arial" w:hAnsi="Arial" w:cs="Arial"/>
-                <w:b w:val="0"/>
-                <w:i w:val="0"/>
-                <w:sz w:val="18"/>
-              </w:rPr>
-              <w:t>S/ 132,696,945.59</w:t>
             </w:r>
           </w:p>
         </w:tc>
@@ -583,7 +499,7 @@
           <w:i w:val="0"/>
           <w:sz w:val="19"/>
         </w:rPr>
-        <w:t>3.2  Componentes y costos de la obra</w:t>
+        <w:t>3.2  Componentes de la obra</w:t>
       </w:r>
     </w:p>
     <w:p>
@@ -703,7 +619,7 @@
           <w:i w:val="0"/>
           <w:sz w:val="19"/>
         </w:rPr>
-        <w:t>7.1  Valor monetario esperado</w:t>
+        <w:t>7.1  Valor esperado</w:t>
       </w:r>
     </w:p>
     <w:p>
@@ -733,7 +649,52 @@
           <w:i w:val="0"/>
           <w:sz w:val="20"/>
         </w:rPr>
-        <w:t>8  OBSERVACIONES A LOS DOCUMENTOS DEL PROYECTO</w:t>
+        <w:t>8  PLAN DE RESPUESTA</w:t>
+      </w:r>
+    </w:p>
+    <w:p>
+      <w:pPr>
+        <w:spacing w:after="40"/>
+        <w:ind w:left="454"/>
+      </w:pPr>
+      <w:r>
+        <w:rPr>
+          <w:rFonts w:ascii="Arial" w:hAnsi="Arial" w:cs="Arial"/>
+          <w:b w:val="0"/>
+          <w:i w:val="0"/>
+          <w:sz w:val="19"/>
+        </w:rPr>
+        <w:t>8.1  Acciones previas a la convocatoria</w:t>
+      </w:r>
+    </w:p>
+    <w:p>
+      <w:pPr>
+        <w:spacing w:after="40"/>
+        <w:ind w:left="454"/>
+      </w:pPr>
+      <w:r>
+        <w:rPr>
+          <w:rFonts w:ascii="Arial" w:hAnsi="Arial" w:cs="Arial"/>
+          <w:b w:val="0"/>
+          <w:i w:val="0"/>
+          <w:sz w:val="19"/>
+        </w:rPr>
+        <w:t>8.2  Programación según la temporada de lluvias</w:t>
+      </w:r>
+    </w:p>
+    <w:p>
+      <w:pPr>
+        <w:spacing w:after="40"/>
+        <w:ind w:left="454"/>
+      </w:pPr>
+      <w:r>
+        <w:rPr>
+          <w:rFonts w:ascii="Arial" w:hAnsi="Arial" w:cs="Arial"/>
+          <w:b w:val="0"/>
+          <w:i w:val="0"/>
+          <w:sz w:val="19"/>
+        </w:rPr>
+        <w:t>8.3  Plan de respuesta por riesgo</w:t>
       </w:r>
     </w:p>
     <w:p>
@@ -748,7 +709,37 @@
           <w:i w:val="0"/>
           <w:sz w:val="20"/>
         </w:rPr>
-        <w:t>9  PLAN DE RESPUESTA</w:t>
+        <w:t>9  ASIGNACIÓN DE RIESGOS</w:t>
+      </w:r>
+    </w:p>
+    <w:p>
+      <w:pPr>
+        <w:spacing w:after="40"/>
+        <w:ind w:left="0"/>
+      </w:pPr>
+      <w:r>
+        <w:rPr>
+          <w:rFonts w:ascii="Arial" w:hAnsi="Arial" w:cs="Arial"/>
+          <w:b/>
+          <w:i w:val="0"/>
+          <w:sz w:val="20"/>
+        </w:rPr>
+        <w:t>10  OPORTUNIDADES</w:t>
+      </w:r>
+    </w:p>
+    <w:p>
+      <w:pPr>
+        <w:spacing w:after="40"/>
+        <w:ind w:left="0"/>
+      </w:pPr>
+      <w:r>
+        <w:rPr>
+          <w:rFonts w:ascii="Arial" w:hAnsi="Arial" w:cs="Arial"/>
+          <w:b/>
+          <w:i w:val="0"/>
+          <w:sz w:val="20"/>
+        </w:rPr>
+        <w:t>11  ORGANIZACIÓN Y SEGUIMIENTO</w:t>
       </w:r>
     </w:p>
     <w:p>
@@ -763,7 +754,7 @@
           <w:i w:val="0"/>
           <w:sz w:val="19"/>
         </w:rPr>
-        <w:t>9.1  Acciones previas a la convocatoria</w:t>
+        <w:t>11.1  Comité de gestión de riesgos</w:t>
       </w:r>
     </w:p>
     <w:p>
@@ -778,7 +769,22 @@
           <w:i w:val="0"/>
           <w:sz w:val="19"/>
         </w:rPr>
-        <w:t>9.2  Programación según la temporada de lluvias</w:t>
+        <w:t>11.2  Ciclo de seguimiento</w:t>
+      </w:r>
+    </w:p>
+    <w:p>
+      <w:pPr>
+        <w:spacing w:after="40"/>
+        <w:ind w:left="0"/>
+      </w:pPr>
+      <w:r>
+        <w:rPr>
+          <w:rFonts w:ascii="Arial" w:hAnsi="Arial" w:cs="Arial"/>
+          <w:b/>
+          <w:i w:val="0"/>
+          <w:sz w:val="20"/>
+        </w:rPr>
+        <w:t>12  CONCLUSIONES Y RECOMENDACIONES</w:t>
       </w:r>
     </w:p>
     <w:p>
@@ -793,7 +799,22 @@
           <w:i w:val="0"/>
           <w:sz w:val="19"/>
         </w:rPr>
-        <w:t>9.3  Plan de respuesta por riesgo</w:t>
+        <w:t>12.1  Conclusiones</w:t>
+      </w:r>
+    </w:p>
+    <w:p>
+      <w:pPr>
+        <w:spacing w:after="40"/>
+        <w:ind w:left="454"/>
+      </w:pPr>
+      <w:r>
+        <w:rPr>
+          <w:rFonts w:ascii="Arial" w:hAnsi="Arial" w:cs="Arial"/>
+          <w:b w:val="0"/>
+          <w:i w:val="0"/>
+          <w:sz w:val="19"/>
+        </w:rPr>
+        <w:t>12.2  Recomendaciones</w:t>
       </w:r>
     </w:p>
     <w:p>
@@ -808,37 +829,7 @@
           <w:i w:val="0"/>
           <w:sz w:val="20"/>
         </w:rPr>
-        <w:t>10  ASIGNACIÓN DE RIESGOS</w:t>
-      </w:r>
-    </w:p>
-    <w:p>
-      <w:pPr>
-        <w:spacing w:after="40"/>
-        <w:ind w:left="0"/>
-      </w:pPr>
-      <w:r>
-        <w:rPr>
-          <w:rFonts w:ascii="Arial" w:hAnsi="Arial" w:cs="Arial"/>
-          <w:b/>
-          <w:i w:val="0"/>
-          <w:sz w:val="20"/>
-        </w:rPr>
-        <w:t>11  OPORTUNIDADES</w:t>
-      </w:r>
-    </w:p>
-    <w:p>
-      <w:pPr>
-        <w:spacing w:after="40"/>
-        <w:ind w:left="0"/>
-      </w:pPr>
-      <w:r>
-        <w:rPr>
-          <w:rFonts w:ascii="Arial" w:hAnsi="Arial" w:cs="Arial"/>
-          <w:b/>
-          <w:i w:val="0"/>
-          <w:sz w:val="20"/>
-        </w:rPr>
-        <w:t>12  ORGANIZACIÓN Y SEGUIMIENTO</w:t>
+        <w:t>13  ANEXOS</w:t>
       </w:r>
     </w:p>
     <w:p>
@@ -853,7 +844,7 @@
           <w:i w:val="0"/>
           <w:sz w:val="19"/>
         </w:rPr>
-        <w:t>12.1  Comité de gestión de riesgos</w:t>
+        <w:t>13.1  Anexo 1: Registro de riesgos</w:t>
       </w:r>
     </w:p>
     <w:p>
@@ -868,97 +859,7 @@
           <w:i w:val="0"/>
           <w:sz w:val="19"/>
         </w:rPr>
-        <w:t>12.2  Ciclo de seguimiento</w:t>
-      </w:r>
-    </w:p>
-    <w:p>
-      <w:pPr>
-        <w:spacing w:after="40"/>
-        <w:ind w:left="0"/>
-      </w:pPr>
-      <w:r>
-        <w:rPr>
-          <w:rFonts w:ascii="Arial" w:hAnsi="Arial" w:cs="Arial"/>
-          <w:b/>
-          <w:i w:val="0"/>
-          <w:sz w:val="20"/>
-        </w:rPr>
-        <w:t>13  CONCLUSIONES Y RECOMENDACIONES</w:t>
-      </w:r>
-    </w:p>
-    <w:p>
-      <w:pPr>
-        <w:spacing w:after="40"/>
-        <w:ind w:left="454"/>
-      </w:pPr>
-      <w:r>
-        <w:rPr>
-          <w:rFonts w:ascii="Arial" w:hAnsi="Arial" w:cs="Arial"/>
-          <w:b w:val="0"/>
-          <w:i w:val="0"/>
-          <w:sz w:val="19"/>
-        </w:rPr>
-        <w:t>13.1  Conclusiones</w:t>
-      </w:r>
-    </w:p>
-    <w:p>
-      <w:pPr>
-        <w:spacing w:after="40"/>
-        <w:ind w:left="454"/>
-      </w:pPr>
-      <w:r>
-        <w:rPr>
-          <w:rFonts w:ascii="Arial" w:hAnsi="Arial" w:cs="Arial"/>
-          <w:b w:val="0"/>
-          <w:i w:val="0"/>
-          <w:sz w:val="19"/>
-        </w:rPr>
-        <w:t>13.2  Recomendaciones</w:t>
-      </w:r>
-    </w:p>
-    <w:p>
-      <w:pPr>
-        <w:spacing w:after="40"/>
-        <w:ind w:left="0"/>
-      </w:pPr>
-      <w:r>
-        <w:rPr>
-          <w:rFonts w:ascii="Arial" w:hAnsi="Arial" w:cs="Arial"/>
-          <w:b/>
-          <w:i w:val="0"/>
-          <w:sz w:val="20"/>
-        </w:rPr>
-        <w:t>14  ANEXOS</w:t>
-      </w:r>
-    </w:p>
-    <w:p>
-      <w:pPr>
-        <w:spacing w:after="40"/>
-        <w:ind w:left="454"/>
-      </w:pPr>
-      <w:r>
-        <w:rPr>
-          <w:rFonts w:ascii="Arial" w:hAnsi="Arial" w:cs="Arial"/>
-          <w:b w:val="0"/>
-          <w:i w:val="0"/>
-          <w:sz w:val="19"/>
-        </w:rPr>
-        <w:t>14.1  Anexo 1: Registro de riesgos</w:t>
-      </w:r>
-    </w:p>
-    <w:p>
-      <w:pPr>
-        <w:spacing w:after="40"/>
-        <w:ind w:left="454"/>
-      </w:pPr>
-      <w:r>
-        <w:rPr>
-          <w:rFonts w:ascii="Arial" w:hAnsi="Arial" w:cs="Arial"/>
-          <w:b w:val="0"/>
-          <w:i w:val="0"/>
-          <w:sz w:val="19"/>
-        </w:rPr>
-        <w:t>14.2  Anexo 2: Documentos que acompañan el estudio</w:t>
+        <w:t>13.2  Anexo 2: Documentos que acompañan el estudio</w:t>
       </w:r>
     </w:p>
     <w:p>
@@ -2313,192 +2214,6 @@
                 <w:i w:val="0"/>
                 <w:sz w:val="16"/>
               </w:rPr>
-              <w:t>Costo directo</w:t>
-            </w:r>
-          </w:p>
-        </w:tc>
-        <w:tc>
-          <w:tcPr>
-            <w:tcW w:type="dxa" w:w="4082"/>
-          </w:tcPr>
-          <w:p>
-            <w:pPr>
-              <w:jc w:val="left"/>
-            </w:pPr>
-            <w:r/>
-            <w:r>
-              <w:rPr>
-                <w:rFonts w:ascii="Arial" w:hAnsi="Arial" w:cs="Arial"/>
-                <w:b w:val="0"/>
-                <w:i w:val="0"/>
-                <w:sz w:val="16"/>
-              </w:rPr>
-              <w:t>S/ 88,262,797.61</w:t>
-            </w:r>
-          </w:p>
-        </w:tc>
-        <w:tc>
-          <w:tcPr>
-            <w:tcW w:type="dxa" w:w="2608"/>
-          </w:tcPr>
-          <w:p>
-            <w:pPr>
-              <w:jc w:val="left"/>
-            </w:pPr>
-            <w:r/>
-            <w:r>
-              <w:rPr>
-                <w:rFonts w:ascii="Arial" w:hAnsi="Arial" w:cs="Arial"/>
-                <w:b w:val="0"/>
-                <w:i w:val="0"/>
-                <w:sz w:val="16"/>
-              </w:rPr>
-              <w:t>Presupuesto S10</w:t>
-            </w:r>
-          </w:p>
-        </w:tc>
-      </w:tr>
-      <w:tr>
-        <w:tc>
-          <w:tcPr>
-            <w:tcW w:type="dxa" w:w="2381"/>
-          </w:tcPr>
-          <w:p>
-            <w:pPr>
-              <w:jc w:val="left"/>
-            </w:pPr>
-            <w:r/>
-            <w:r>
-              <w:rPr>
-                <w:rFonts w:ascii="Arial" w:hAnsi="Arial" w:cs="Arial"/>
-                <w:b w:val="0"/>
-                <w:i w:val="0"/>
-                <w:sz w:val="16"/>
-              </w:rPr>
-              <w:t>Presupuesto de obra (con IGV)</w:t>
-            </w:r>
-          </w:p>
-        </w:tc>
-        <w:tc>
-          <w:tcPr>
-            <w:tcW w:type="dxa" w:w="4082"/>
-          </w:tcPr>
-          <w:p>
-            <w:pPr>
-              <w:jc w:val="left"/>
-            </w:pPr>
-            <w:r/>
-            <w:r>
-              <w:rPr>
-                <w:rFonts w:ascii="Arial" w:hAnsi="Arial" w:cs="Arial"/>
-                <w:b w:val="0"/>
-                <w:i w:val="0"/>
-                <w:sz w:val="16"/>
-              </w:rPr>
-              <w:t>S/ 122,376,368.88</w:t>
-            </w:r>
-          </w:p>
-        </w:tc>
-        <w:tc>
-          <w:tcPr>
-            <w:tcW w:type="dxa" w:w="2608"/>
-          </w:tcPr>
-          <w:p>
-            <w:pPr>
-              <w:jc w:val="left"/>
-            </w:pPr>
-            <w:r/>
-            <w:r>
-              <w:rPr>
-                <w:rFonts w:ascii="Arial" w:hAnsi="Arial" w:cs="Arial"/>
-                <w:b w:val="0"/>
-                <w:i w:val="0"/>
-                <w:sz w:val="16"/>
-              </w:rPr>
-              <w:t>Presupuesto S10</w:t>
-            </w:r>
-          </w:p>
-        </w:tc>
-      </w:tr>
-      <w:tr>
-        <w:tc>
-          <w:tcPr>
-            <w:tcW w:type="dxa" w:w="2381"/>
-          </w:tcPr>
-          <w:p>
-            <w:pPr>
-              <w:jc w:val="left"/>
-            </w:pPr>
-            <w:r/>
-            <w:r>
-              <w:rPr>
-                <w:rFonts w:ascii="Arial" w:hAnsi="Arial" w:cs="Arial"/>
-                <w:b w:val="0"/>
-                <w:i w:val="0"/>
-                <w:sz w:val="16"/>
-              </w:rPr>
-              <w:t>Costo total de inversión</w:t>
-            </w:r>
-          </w:p>
-        </w:tc>
-        <w:tc>
-          <w:tcPr>
-            <w:tcW w:type="dxa" w:w="4082"/>
-          </w:tcPr>
-          <w:p>
-            <w:pPr>
-              <w:jc w:val="left"/>
-            </w:pPr>
-            <w:r/>
-            <w:r>
-              <w:rPr>
-                <w:rFonts w:ascii="Arial" w:hAnsi="Arial" w:cs="Arial"/>
-                <w:b w:val="0"/>
-                <w:i w:val="0"/>
-                <w:sz w:val="16"/>
-              </w:rPr>
-              <w:t>S/ 132,696,945.59</w:t>
-            </w:r>
-          </w:p>
-        </w:tc>
-        <w:tc>
-          <w:tcPr>
-            <w:tcW w:type="dxa" w:w="2608"/>
-          </w:tcPr>
-          <w:p>
-            <w:pPr>
-              <w:jc w:val="left"/>
-            </w:pPr>
-            <w:r/>
-            <w:r>
-              <w:rPr>
-                <w:rFonts w:ascii="Arial" w:hAnsi="Arial" w:cs="Arial"/>
-                <w:b w:val="0"/>
-                <w:i w:val="0"/>
-                <w:sz w:val="16"/>
-              </w:rPr>
-              <w:t>Presupuesto S10</w:t>
-            </w:r>
-          </w:p>
-        </w:tc>
-      </w:tr>
-      <w:tr>
-        <w:tc>
-          <w:tcPr>
-            <w:tcW w:type="dxa" w:w="2381"/>
-          </w:tcPr>
-          <w:p>
-            <w:pPr>
-              <w:jc w:val="left"/>
-            </w:pPr>
-            <w:r/>
-            <w:r>
-              <w:rPr>
-                <w:rFonts w:ascii="Arial" w:hAnsi="Arial" w:cs="Arial"/>
-                <w:b w:val="0"/>
-                <w:i w:val="0"/>
-                <w:sz w:val="16"/>
-              </w:rPr>
               <w:t>Plazo de ejecución</w:t>
             </w:r>
           </w:p>
@@ -2674,7 +2389,7 @@
           <w:i w:val="0"/>
           <w:sz w:val="20"/>
         </w:rPr>
-        <w:t>•  Reglamento de la Ley N.° 32069, aprobado por D.S. N.° 009-2025-EF, y sus modificatorias. El artículo 156 regula la gestión de riesgos en obras: en las obras segmentadas como avanzadas la matriz de riesgos forma parte del expediente de contratación y contiene, como mínimo, la identificación de los riesgos, su responsable y su análisis cualitativo y cuantitativo; la entidad asigna cada riesgo a la parte que puede gestionarlo y mitigarlo; y, cuando la cuantía supera los S/ 50 000 000, conforma un comité de gestión de riesgos que acompaña las fases de la contratación, aprueba los riesgos y oportunidades nuevos y sus respuestas, y hace el seguimiento de las alertas tempranas.</w:t>
+        <w:t>•  Reglamento de la Ley N.° 32069, aprobado por D.S. N.° 009-2025-EF, y sus modificatorias. El artículo 156 regula la gestión de riesgos en obras: en las obras segmentadas como avanzadas la matriz de riesgos forma parte del expediente de contratación y contiene, como mínimo, la identificación de los riesgos, su responsable y su análisis cualitativo y cuantitativo; la entidad asigna cada riesgo a la parte que puede gestionarlo y mitigarlo; y, cuando la cuantía de la obra supera el monto que fija el reglamento, conforma un comité de gestión de riesgos que acompaña las fases de la contratación, aprueba los riesgos y oportunidades nuevos y sus respuestas, y hace el seguimiento de las alertas tempranas.</w:t>
       </w:r>
     </w:p>
     <w:p>
@@ -3125,7 +2840,7 @@
           <w:color w:val="1F4E79"/>
           <w:sz w:val="21"/>
         </w:rPr>
-        <w:t>3.2 Componentes y costos de la obra</w:t>
+        <w:t>3.2 Componentes de la obra</w:t>
       </w:r>
     </w:p>
     <w:p>
@@ -3141,7 +2856,7 @@
           <w:i w:val="0"/>
           <w:sz w:val="18"/>
         </w:rPr>
-        <w:t>Tabla N.° 02: Componentes del costo directo (presupuesto S10)</w:t>
+        <w:t>Tabla N.° 02: Participación de los componentes de la obra (presupuesto S10)</w:t>
       </w:r>
     </w:p>
     <w:tbl>
@@ -3151,12 +2866,11 @@
         <w:tblLayout w:type="fixed"/>
         <w:tblLook w:firstColumn="1" w:firstRow="1" w:lastColumn="0" w:lastRow="0" w:noHBand="0" w:noVBand="1" w:val="04A0"/>
         <w:tblLayout w:type="fixed"/>
-        <w:tblW w:w="8505" w:type="dxa"/>
+        <w:tblW w:w="7654" w:type="dxa"/>
       </w:tblPr>
       <w:tblGrid>
-        <w:gridCol w:w="4819"/>
+        <w:gridCol w:w="5386"/>
         <w:gridCol w:w="2268"/>
-        <w:gridCol w:w="1417"/>
       </w:tblGrid>
       <w:tr>
         <w:trPr>
@@ -3164,7 +2878,7 @@
         </w:trPr>
         <w:tc>
           <w:tcPr>
-            <w:tcW w:type="dxa" w:w="4819"/>
+            <w:tcW w:type="dxa" w:w="5386"/>
             <w:shd w:val="clear" w:color="auto" w:fill="1F4E79"/>
           </w:tcPr>
           <w:p>
@@ -3202,29 +2916,7 @@
                 <w:color w:val="FFFFFF"/>
                 <w:sz w:val="16"/>
               </w:rPr>
-              <w:t>COSTO DIRECTO (S/)</w:t>
-            </w:r>
-          </w:p>
-        </w:tc>
-        <w:tc>
-          <w:tcPr>
-            <w:tcW w:type="dxa" w:w="1417"/>
-            <w:shd w:val="clear" w:color="auto" w:fill="1F4E79"/>
-          </w:tcPr>
-          <w:p>
-            <w:pPr>
-              <w:jc w:val="center"/>
-            </w:pPr>
-            <w:r/>
-            <w:r>
-              <w:rPr>
-                <w:rFonts w:ascii="Arial" w:hAnsi="Arial" w:cs="Arial"/>
-                <w:b/>
-                <w:i w:val="0"/>
-                <w:color w:val="FFFFFF"/>
-                <w:sz w:val="16"/>
-              </w:rPr>
-              <w:t>% DEL CD</w:t>
+              <w:t>PARTICIPACIÓN (%)</w:t>
             </w:r>
           </w:p>
         </w:tc>
@@ -3232,7 +2924,7 @@
       <w:tr>
         <w:tc>
           <w:tcPr>
-            <w:tcW w:type="dxa" w:w="4819"/>
+            <w:tcW w:type="dxa" w:w="5386"/>
           </w:tcPr>
           <w:p>
             <w:pPr>
@@ -3253,26 +2945,6 @@
         <w:tc>
           <w:tcPr>
             <w:tcW w:type="dxa" w:w="2268"/>
-          </w:tcPr>
-          <w:p>
-            <w:pPr>
-              <w:jc w:val="right"/>
-            </w:pPr>
-            <w:r/>
-            <w:r>
-              <w:rPr>
-                <w:rFonts w:ascii="Arial" w:hAnsi="Arial" w:cs="Arial"/>
-                <w:b w:val="0"/>
-                <w:i w:val="0"/>
-                <w:sz w:val="16"/>
-              </w:rPr>
-              <w:t>626,158.06</w:t>
-            </w:r>
-          </w:p>
-        </w:tc>
-        <w:tc>
-          <w:tcPr>
-            <w:tcW w:type="dxa" w:w="1417"/>
           </w:tcPr>
           <w:p>
             <w:pPr>
@@ -3294,7 +2966,7 @@
       <w:tr>
         <w:tc>
           <w:tcPr>
-            <w:tcW w:type="dxa" w:w="4819"/>
+            <w:tcW w:type="dxa" w:w="5386"/>
           </w:tcPr>
           <w:p>
             <w:pPr>
@@ -3315,26 +2987,6 @@
         <w:tc>
           <w:tcPr>
             <w:tcW w:type="dxa" w:w="2268"/>
-          </w:tcPr>
-          <w:p>
-            <w:pPr>
-              <w:jc w:val="right"/>
-            </w:pPr>
-            <w:r/>
-            <w:r>
-              <w:rPr>
-                <w:rFonts w:ascii="Arial" w:hAnsi="Arial" w:cs="Arial"/>
-                <w:b w:val="0"/>
-                <w:i w:val="0"/>
-                <w:sz w:val="16"/>
-              </w:rPr>
-              <w:t>268,294.80</w:t>
-            </w:r>
-          </w:p>
-        </w:tc>
-        <w:tc>
-          <w:tcPr>
-            <w:tcW w:type="dxa" w:w="1417"/>
           </w:tcPr>
           <w:p>
             <w:pPr>
@@ -3356,7 +3008,7 @@
       <w:tr>
         <w:tc>
           <w:tcPr>
-            <w:tcW w:type="dxa" w:w="4819"/>
+            <w:tcW w:type="dxa" w:w="5386"/>
           </w:tcPr>
           <w:p>
             <w:pPr>
@@ -3377,26 +3029,6 @@
         <w:tc>
           <w:tcPr>
             <w:tcW w:type="dxa" w:w="2268"/>
-          </w:tcPr>
-          <w:p>
-            <w:pPr>
-              <w:jc w:val="right"/>
-            </w:pPr>
-            <w:r/>
-            <w:r>
-              <w:rPr>
-                <w:rFonts w:ascii="Arial" w:hAnsi="Arial" w:cs="Arial"/>
-                <w:b w:val="0"/>
-                <w:i w:val="0"/>
-                <w:sz w:val="16"/>
-              </w:rPr>
-              <w:t>7,286,663.26</w:t>
-            </w:r>
-          </w:p>
-        </w:tc>
-        <w:tc>
-          <w:tcPr>
-            <w:tcW w:type="dxa" w:w="1417"/>
           </w:tcPr>
           <w:p>
             <w:pPr>
@@ -3418,7 +3050,7 @@
       <w:tr>
         <w:tc>
           <w:tcPr>
-            <w:tcW w:type="dxa" w:w="4819"/>
+            <w:tcW w:type="dxa" w:w="5386"/>
           </w:tcPr>
           <w:p>
             <w:pPr>
@@ -3439,26 +3071,6 @@
         <w:tc>
           <w:tcPr>
             <w:tcW w:type="dxa" w:w="2268"/>
-          </w:tcPr>
-          <w:p>
-            <w:pPr>
-              <w:jc w:val="right"/>
-            </w:pPr>
-            <w:r/>
-            <w:r>
-              <w:rPr>
-                <w:rFonts w:ascii="Arial" w:hAnsi="Arial" w:cs="Arial"/>
-                <w:b w:val="0"/>
-                <w:i w:val="0"/>
-                <w:sz w:val="16"/>
-              </w:rPr>
-              <w:t>1,148,377.50</w:t>
-            </w:r>
-          </w:p>
-        </w:tc>
-        <w:tc>
-          <w:tcPr>
-            <w:tcW w:type="dxa" w:w="1417"/>
           </w:tcPr>
           <w:p>
             <w:pPr>
@@ -3480,7 +3092,7 @@
       <w:tr>
         <w:tc>
           <w:tcPr>
-            <w:tcW w:type="dxa" w:w="4819"/>
+            <w:tcW w:type="dxa" w:w="5386"/>
           </w:tcPr>
           <w:p>
             <w:pPr>
@@ -3501,26 +3113,6 @@
         <w:tc>
           <w:tcPr>
             <w:tcW w:type="dxa" w:w="2268"/>
-          </w:tcPr>
-          <w:p>
-            <w:pPr>
-              <w:jc w:val="right"/>
-            </w:pPr>
-            <w:r/>
-            <w:r>
-              <w:rPr>
-                <w:rFonts w:ascii="Arial" w:hAnsi="Arial" w:cs="Arial"/>
-                <w:b w:val="0"/>
-                <w:i w:val="0"/>
-                <w:sz w:val="16"/>
-              </w:rPr>
-              <w:t>13,693,530.47</w:t>
-            </w:r>
-          </w:p>
-        </w:tc>
-        <w:tc>
-          <w:tcPr>
-            <w:tcW w:type="dxa" w:w="1417"/>
           </w:tcPr>
           <w:p>
             <w:pPr>
@@ -3542,7 +3134,7 @@
       <w:tr>
         <w:tc>
           <w:tcPr>
-            <w:tcW w:type="dxa" w:w="4819"/>
+            <w:tcW w:type="dxa" w:w="5386"/>
           </w:tcPr>
           <w:p>
             <w:pPr>
@@ -3563,26 +3155,6 @@
         <w:tc>
           <w:tcPr>
             <w:tcW w:type="dxa" w:w="2268"/>
-          </w:tcPr>
-          <w:p>
-            <w:pPr>
-              <w:jc w:val="right"/>
-            </w:pPr>
-            <w:r/>
-            <w:r>
-              <w:rPr>
-                <w:rFonts w:ascii="Arial" w:hAnsi="Arial" w:cs="Arial"/>
-                <w:b w:val="0"/>
-                <w:i w:val="0"/>
-                <w:sz w:val="16"/>
-              </w:rPr>
-              <w:t>17,951,289.35</w:t>
-            </w:r>
-          </w:p>
-        </w:tc>
-        <w:tc>
-          <w:tcPr>
-            <w:tcW w:type="dxa" w:w="1417"/>
           </w:tcPr>
           <w:p>
             <w:pPr>
@@ -3604,7 +3176,7 @@
       <w:tr>
         <w:tc>
           <w:tcPr>
-            <w:tcW w:type="dxa" w:w="4819"/>
+            <w:tcW w:type="dxa" w:w="5386"/>
           </w:tcPr>
           <w:p>
             <w:pPr>
@@ -3625,26 +3197,6 @@
         <w:tc>
           <w:tcPr>
             <w:tcW w:type="dxa" w:w="2268"/>
-          </w:tcPr>
-          <w:p>
-            <w:pPr>
-              <w:jc w:val="right"/>
-            </w:pPr>
-            <w:r/>
-            <w:r>
-              <w:rPr>
-                <w:rFonts w:ascii="Arial" w:hAnsi="Arial" w:cs="Arial"/>
-                <w:b w:val="0"/>
-                <w:i w:val="0"/>
-                <w:sz w:val="16"/>
-              </w:rPr>
-              <w:t>25,602,427.13</w:t>
-            </w:r>
-          </w:p>
-        </w:tc>
-        <w:tc>
-          <w:tcPr>
-            <w:tcW w:type="dxa" w:w="1417"/>
           </w:tcPr>
           <w:p>
             <w:pPr>
@@ -3666,7 +3218,7 @@
       <w:tr>
         <w:tc>
           <w:tcPr>
-            <w:tcW w:type="dxa" w:w="4819"/>
+            <w:tcW w:type="dxa" w:w="5386"/>
           </w:tcPr>
           <w:p>
             <w:pPr>
@@ -3687,26 +3239,6 @@
         <w:tc>
           <w:tcPr>
             <w:tcW w:type="dxa" w:w="2268"/>
-          </w:tcPr>
-          <w:p>
-            <w:pPr>
-              <w:jc w:val="right"/>
-            </w:pPr>
-            <w:r/>
-            <w:r>
-              <w:rPr>
-                <w:rFonts w:ascii="Arial" w:hAnsi="Arial" w:cs="Arial"/>
-                <w:b w:val="0"/>
-                <w:i w:val="0"/>
-                <w:sz w:val="16"/>
-              </w:rPr>
-              <w:t>9,537,008.29</w:t>
-            </w:r>
-          </w:p>
-        </w:tc>
-        <w:tc>
-          <w:tcPr>
-            <w:tcW w:type="dxa" w:w="1417"/>
           </w:tcPr>
           <w:p>
             <w:pPr>
@@ -3728,7 +3260,7 @@
       <w:tr>
         <w:tc>
           <w:tcPr>
-            <w:tcW w:type="dxa" w:w="4819"/>
+            <w:tcW w:type="dxa" w:w="5386"/>
           </w:tcPr>
           <w:p>
             <w:pPr>
@@ -3749,26 +3281,6 @@
         <w:tc>
           <w:tcPr>
             <w:tcW w:type="dxa" w:w="2268"/>
-          </w:tcPr>
-          <w:p>
-            <w:pPr>
-              <w:jc w:val="right"/>
-            </w:pPr>
-            <w:r/>
-            <w:r>
-              <w:rPr>
-                <w:rFonts w:ascii="Arial" w:hAnsi="Arial" w:cs="Arial"/>
-                <w:b w:val="0"/>
-                <w:i w:val="0"/>
-                <w:sz w:val="16"/>
-              </w:rPr>
-              <w:t>1,089,422.57</w:t>
-            </w:r>
-          </w:p>
-        </w:tc>
-        <w:tc>
-          <w:tcPr>
-            <w:tcW w:type="dxa" w:w="1417"/>
           </w:tcPr>
           <w:p>
             <w:pPr>
@@ -3790,7 +3302,7 @@
       <w:tr>
         <w:tc>
           <w:tcPr>
-            <w:tcW w:type="dxa" w:w="4819"/>
+            <w:tcW w:type="dxa" w:w="5386"/>
           </w:tcPr>
           <w:p>
             <w:pPr>
@@ -3811,26 +3323,6 @@
         <w:tc>
           <w:tcPr>
             <w:tcW w:type="dxa" w:w="2268"/>
-          </w:tcPr>
-          <w:p>
-            <w:pPr>
-              <w:jc w:val="right"/>
-            </w:pPr>
-            <w:r/>
-            <w:r>
-              <w:rPr>
-                <w:rFonts w:ascii="Arial" w:hAnsi="Arial" w:cs="Arial"/>
-                <w:b w:val="0"/>
-                <w:i w:val="0"/>
-                <w:sz w:val="16"/>
-              </w:rPr>
-              <w:t>9,869,727.35</w:t>
-            </w:r>
-          </w:p>
-        </w:tc>
-        <w:tc>
-          <w:tcPr>
-            <w:tcW w:type="dxa" w:w="1417"/>
           </w:tcPr>
           <w:p>
             <w:pPr>
@@ -3852,7 +3344,7 @@
       <w:tr>
         <w:tc>
           <w:tcPr>
-            <w:tcW w:type="dxa" w:w="4819"/>
+            <w:tcW w:type="dxa" w:w="5386"/>
           </w:tcPr>
           <w:p>
             <w:pPr>
@@ -3873,26 +3365,6 @@
         <w:tc>
           <w:tcPr>
             <w:tcW w:type="dxa" w:w="2268"/>
-          </w:tcPr>
-          <w:p>
-            <w:pPr>
-              <w:jc w:val="right"/>
-            </w:pPr>
-            <w:r/>
-            <w:r>
-              <w:rPr>
-                <w:rFonts w:ascii="Arial" w:hAnsi="Arial" w:cs="Arial"/>
-                <w:b w:val="0"/>
-                <w:i w:val="0"/>
-                <w:sz w:val="16"/>
-              </w:rPr>
-              <w:t>1,177,898.83</w:t>
-            </w:r>
-          </w:p>
-        </w:tc>
-        <w:tc>
-          <w:tcPr>
-            <w:tcW w:type="dxa" w:w="1417"/>
           </w:tcPr>
           <w:p>
             <w:pPr>
@@ -3914,7 +3386,7 @@
       <w:tr>
         <w:tc>
           <w:tcPr>
-            <w:tcW w:type="dxa" w:w="4819"/>
+            <w:tcW w:type="dxa" w:w="5386"/>
           </w:tcPr>
           <w:p>
             <w:pPr>
@@ -3935,26 +3407,6 @@
         <w:tc>
           <w:tcPr>
             <w:tcW w:type="dxa" w:w="2268"/>
-          </w:tcPr>
-          <w:p>
-            <w:pPr>
-              <w:jc w:val="right"/>
-            </w:pPr>
-            <w:r/>
-            <w:r>
-              <w:rPr>
-                <w:rFonts w:ascii="Arial" w:hAnsi="Arial" w:cs="Arial"/>
-                <w:b w:val="0"/>
-                <w:i w:val="0"/>
-                <w:sz w:val="16"/>
-              </w:rPr>
-              <w:t>12,000.00</w:t>
-            </w:r>
-          </w:p>
-        </w:tc>
-        <w:tc>
-          <w:tcPr>
-            <w:tcW w:type="dxa" w:w="1417"/>
           </w:tcPr>
           <w:p>
             <w:pPr>
@@ -3976,7 +3428,7 @@
       <w:tr>
         <w:tc>
           <w:tcPr>
-            <w:tcW w:type="dxa" w:w="4819"/>
+            <w:tcW w:type="dxa" w:w="5386"/>
           </w:tcPr>
           <w:p>
             <w:pPr>
@@ -3990,33 +3442,13 @@
                 <w:i w:val="0"/>
                 <w:sz w:val="16"/>
               </w:rPr>
-              <w:t>COSTO DIRECTO</w:t>
+              <w:t>TOTAL</w:t>
             </w:r>
           </w:p>
         </w:tc>
         <w:tc>
           <w:tcPr>
             <w:tcW w:type="dxa" w:w="2268"/>
-          </w:tcPr>
-          <w:p>
-            <w:pPr>
-              <w:jc w:val="right"/>
-            </w:pPr>
-            <w:r/>
-            <w:r>
-              <w:rPr>
-                <w:rFonts w:ascii="Arial" w:hAnsi="Arial" w:cs="Arial"/>
-                <w:b w:val="0"/>
-                <w:i w:val="0"/>
-                <w:sz w:val="16"/>
-              </w:rPr>
-              <w:t>88,262,797.61</w:t>
-            </w:r>
-          </w:p>
-        </w:tc>
-        <w:tc>
-          <w:tcPr>
-            <w:tcW w:type="dxa" w:w="1417"/>
           </w:tcPr>
           <w:p>
             <w:pPr>
@@ -4054,7 +3486,7 @@
           <w:i w:val="0"/>
           <w:sz w:val="20"/>
         </w:rPr>
-        <w:t>El transporte (29.0 %) y el movimiento de tierras (15.5 %) suman casi la mitad del costo directo: los riesgos de canteras, distancias de transporte, depósitos de material excedente y suelos de subrasante tienen el mayor peso económico.</w:t>
+        <w:t>El transporte (29.0 %) y el movimiento de tierras (15.5 %) suman casi la mitad de la obra: los riesgos de canteras, distancias de transporte, depósitos de material excedente y suelos de subrasante tienen el mayor peso económico.</w:t>
       </w:r>
     </w:p>
     <w:p>
@@ -4083,11 +3515,10 @@
         <w:tblW w:w="9072" w:type="dxa"/>
       </w:tblPr>
       <w:tblGrid>
-        <w:gridCol w:w="1701"/>
-        <w:gridCol w:w="1247"/>
-        <w:gridCol w:w="1020"/>
-        <w:gridCol w:w="1701"/>
-        <w:gridCol w:w="3402"/>
+        <w:gridCol w:w="1814"/>
+        <w:gridCol w:w="1360"/>
+        <w:gridCol w:w="1134"/>
+        <w:gridCol w:w="4762"/>
       </w:tblGrid>
       <w:tr>
         <w:trPr>
@@ -4095,7 +3526,7 @@
         </w:trPr>
         <w:tc>
           <w:tcPr>
-            <w:tcW w:type="dxa" w:w="1701"/>
+            <w:tcW w:type="dxa" w:w="1814"/>
             <w:shd w:val="clear" w:color="auto" w:fill="1F4E79"/>
           </w:tcPr>
           <w:p>
@@ -4117,7 +3548,7 @@
         </w:tc>
         <w:tc>
           <w:tcPr>
-            <w:tcW w:type="dxa" w:w="1247"/>
+            <w:tcW w:type="dxa" w:w="1361"/>
             <w:shd w:val="clear" w:color="auto" w:fill="1F4E79"/>
           </w:tcPr>
           <w:p>
@@ -4139,7 +3570,7 @@
         </w:tc>
         <w:tc>
           <w:tcPr>
-            <w:tcW w:type="dxa" w:w="1020"/>
+            <w:tcW w:type="dxa" w:w="1134"/>
             <w:shd w:val="clear" w:color="auto" w:fill="1F4E79"/>
           </w:tcPr>
           <w:p>
@@ -4161,7 +3592,7 @@
         </w:tc>
         <w:tc>
           <w:tcPr>
-            <w:tcW w:type="dxa" w:w="1701"/>
+            <w:tcW w:type="dxa" w:w="4762"/>
             <w:shd w:val="clear" w:color="auto" w:fill="1F4E79"/>
           </w:tcPr>
           <w:p>
@@ -4177,28 +3608,6 @@
                 <w:color w:val="FFFFFF"/>
                 <w:sz w:val="16"/>
               </w:rPr>
-              <w:t>COSTO DIRECTO (S/)</w:t>
-            </w:r>
-          </w:p>
-        </w:tc>
-        <w:tc>
-          <w:tcPr>
-            <w:tcW w:type="dxa" w:w="3402"/>
-            <w:shd w:val="clear" w:color="auto" w:fill="1F4E79"/>
-          </w:tcPr>
-          <w:p>
-            <w:pPr>
-              <w:jc w:val="center"/>
-            </w:pPr>
-            <w:r/>
-            <w:r>
-              <w:rPr>
-                <w:rFonts w:ascii="Arial" w:hAnsi="Arial" w:cs="Arial"/>
-                <w:b/>
-                <w:i w:val="0"/>
-                <w:color w:val="FFFFFF"/>
-                <w:sz w:val="16"/>
-              </w:rPr>
               <w:t>PUENTE EXISTENTE (INVENTARIO)</w:t>
             </w:r>
           </w:p>
@@ -4207,7 +3616,7 @@
       <w:tr>
         <w:tc>
           <w:tcPr>
-            <w:tcW w:type="dxa" w:w="1701"/>
+            <w:tcW w:type="dxa" w:w="1814"/>
           </w:tcPr>
           <w:p>
             <w:pPr>
@@ -4227,7 +3636,7 @@
         </w:tc>
         <w:tc>
           <w:tcPr>
-            <w:tcW w:type="dxa" w:w="1247"/>
+            <w:tcW w:type="dxa" w:w="1361"/>
           </w:tcPr>
           <w:p>
             <w:pPr>
@@ -4247,7 +3656,7 @@
         </w:tc>
         <w:tc>
           <w:tcPr>
-            <w:tcW w:type="dxa" w:w="1020"/>
+            <w:tcW w:type="dxa" w:w="1134"/>
           </w:tcPr>
           <w:p>
             <w:pPr>
@@ -4267,27 +3676,7 @@
         </w:tc>
         <w:tc>
           <w:tcPr>
-            <w:tcW w:type="dxa" w:w="1701"/>
-          </w:tcPr>
-          <w:p>
-            <w:pPr>
-              <w:jc w:val="left"/>
-            </w:pPr>
-            <w:r/>
-            <w:r>
-              <w:rPr>
-                <w:rFonts w:ascii="Arial" w:hAnsi="Arial" w:cs="Arial"/>
-                <w:b w:val="0"/>
-                <w:i w:val="0"/>
-                <w:sz w:val="16"/>
-              </w:rPr>
-              <w:t>3,619,664.38</w:t>
-            </w:r>
-          </w:p>
-        </w:tc>
-        <w:tc>
-          <w:tcPr>
-            <w:tcW w:type="dxa" w:w="3402"/>
+            <w:tcW w:type="dxa" w:w="4762"/>
           </w:tcPr>
           <w:p>
             <w:pPr>
@@ -4309,7 +3698,7 @@
       <w:tr>
         <w:tc>
           <w:tcPr>
-            <w:tcW w:type="dxa" w:w="1701"/>
+            <w:tcW w:type="dxa" w:w="1814"/>
           </w:tcPr>
           <w:p>
             <w:pPr>
@@ -4329,7 +3718,7 @@
         </w:tc>
         <w:tc>
           <w:tcPr>
-            <w:tcW w:type="dxa" w:w="1247"/>
+            <w:tcW w:type="dxa" w:w="1361"/>
           </w:tcPr>
           <w:p>
             <w:pPr>
@@ -4349,7 +3738,7 @@
         </w:tc>
         <w:tc>
           <w:tcPr>
-            <w:tcW w:type="dxa" w:w="1020"/>
+            <w:tcW w:type="dxa" w:w="1134"/>
           </w:tcPr>
           <w:p>
             <w:pPr>
@@ -4369,27 +3758,7 @@
         </w:tc>
         <w:tc>
           <w:tcPr>
-            <w:tcW w:type="dxa" w:w="1701"/>
-          </w:tcPr>
-          <w:p>
-            <w:pPr>
-              <w:jc w:val="left"/>
-            </w:pPr>
-            <w:r/>
-            <w:r>
-              <w:rPr>
-                <w:rFonts w:ascii="Arial" w:hAnsi="Arial" w:cs="Arial"/>
-                <w:b w:val="0"/>
-                <w:i w:val="0"/>
-                <w:sz w:val="16"/>
-              </w:rPr>
-              <w:t>3,687,055.05</w:t>
-            </w:r>
-          </w:p>
-        </w:tc>
-        <w:tc>
-          <w:tcPr>
-            <w:tcW w:type="dxa" w:w="3402"/>
+            <w:tcW w:type="dxa" w:w="4762"/>
           </w:tcPr>
           <w:p>
             <w:pPr>
@@ -4411,7 +3780,7 @@
       <w:tr>
         <w:tc>
           <w:tcPr>
-            <w:tcW w:type="dxa" w:w="1701"/>
+            <w:tcW w:type="dxa" w:w="1814"/>
           </w:tcPr>
           <w:p>
             <w:pPr>
@@ -4431,7 +3800,7 @@
         </w:tc>
         <w:tc>
           <w:tcPr>
-            <w:tcW w:type="dxa" w:w="1247"/>
+            <w:tcW w:type="dxa" w:w="1361"/>
           </w:tcPr>
           <w:p>
             <w:pPr>
@@ -4451,7 +3820,7 @@
         </w:tc>
         <w:tc>
           <w:tcPr>
-            <w:tcW w:type="dxa" w:w="1020"/>
+            <w:tcW w:type="dxa" w:w="1134"/>
           </w:tcPr>
           <w:p>
             <w:pPr>
@@ -4471,27 +3840,7 @@
         </w:tc>
         <w:tc>
           <w:tcPr>
-            <w:tcW w:type="dxa" w:w="1701"/>
-          </w:tcPr>
-          <w:p>
-            <w:pPr>
-              <w:jc w:val="left"/>
-            </w:pPr>
-            <w:r/>
-            <w:r>
-              <w:rPr>
-                <w:rFonts w:ascii="Arial" w:hAnsi="Arial" w:cs="Arial"/>
-                <w:b w:val="0"/>
-                <w:i w:val="0"/>
-                <w:sz w:val="16"/>
-              </w:rPr>
-              <w:t>1,092,279.51</w:t>
-            </w:r>
-          </w:p>
-        </w:tc>
-        <w:tc>
-          <w:tcPr>
-            <w:tcW w:type="dxa" w:w="3402"/>
+            <w:tcW w:type="dxa" w:w="4762"/>
           </w:tcPr>
           <w:p>
             <w:pPr>
@@ -4513,7 +3862,7 @@
       <w:tr>
         <w:tc>
           <w:tcPr>
-            <w:tcW w:type="dxa" w:w="1701"/>
+            <w:tcW w:type="dxa" w:w="1814"/>
           </w:tcPr>
           <w:p>
             <w:pPr>
@@ -4533,7 +3882,7 @@
         </w:tc>
         <w:tc>
           <w:tcPr>
-            <w:tcW w:type="dxa" w:w="1247"/>
+            <w:tcW w:type="dxa" w:w="1361"/>
           </w:tcPr>
           <w:p>
             <w:pPr>
@@ -4553,7 +3902,7 @@
         </w:tc>
         <w:tc>
           <w:tcPr>
-            <w:tcW w:type="dxa" w:w="1020"/>
+            <w:tcW w:type="dxa" w:w="1134"/>
           </w:tcPr>
           <w:p>
             <w:pPr>
@@ -4573,27 +3922,7 @@
         </w:tc>
         <w:tc>
           <w:tcPr>
-            <w:tcW w:type="dxa" w:w="1701"/>
-          </w:tcPr>
-          <w:p>
-            <w:pPr>
-              <w:jc w:val="left"/>
-            </w:pPr>
-            <w:r/>
-            <w:r>
-              <w:rPr>
-                <w:rFonts w:ascii="Arial" w:hAnsi="Arial" w:cs="Arial"/>
-                <w:b w:val="0"/>
-                <w:i w:val="0"/>
-                <w:sz w:val="16"/>
-              </w:rPr>
-              <w:t>763,556.43</w:t>
-            </w:r>
-          </w:p>
-        </w:tc>
-        <w:tc>
-          <w:tcPr>
-            <w:tcW w:type="dxa" w:w="3402"/>
+            <w:tcW w:type="dxa" w:w="4762"/>
           </w:tcPr>
           <w:p>
             <w:pPr>
@@ -4615,7 +3944,7 @@
       <w:tr>
         <w:tc>
           <w:tcPr>
-            <w:tcW w:type="dxa" w:w="1701"/>
+            <w:tcW w:type="dxa" w:w="1814"/>
           </w:tcPr>
           <w:p>
             <w:pPr>
@@ -4635,7 +3964,7 @@
         </w:tc>
         <w:tc>
           <w:tcPr>
-            <w:tcW w:type="dxa" w:w="1247"/>
+            <w:tcW w:type="dxa" w:w="1361"/>
           </w:tcPr>
           <w:p>
             <w:pPr>
@@ -4655,7 +3984,7 @@
         </w:tc>
         <w:tc>
           <w:tcPr>
-            <w:tcW w:type="dxa" w:w="1020"/>
+            <w:tcW w:type="dxa" w:w="1134"/>
           </w:tcPr>
           <w:p>
             <w:pPr>
@@ -4675,27 +4004,7 @@
         </w:tc>
         <w:tc>
           <w:tcPr>
-            <w:tcW w:type="dxa" w:w="1701"/>
-          </w:tcPr>
-          <w:p>
-            <w:pPr>
-              <w:jc w:val="left"/>
-            </w:pPr>
-            <w:r/>
-            <w:r>
-              <w:rPr>
-                <w:rFonts w:ascii="Arial" w:hAnsi="Arial" w:cs="Arial"/>
-                <w:b w:val="0"/>
-                <w:i w:val="0"/>
-                <w:sz w:val="16"/>
-              </w:rPr>
-              <w:t>707,171.98</w:t>
-            </w:r>
-          </w:p>
-        </w:tc>
-        <w:tc>
-          <w:tcPr>
-            <w:tcW w:type="dxa" w:w="3402"/>
+            <w:tcW w:type="dxa" w:w="4762"/>
           </w:tcPr>
           <w:p>
             <w:pPr>
@@ -5551,7 +4860,7 @@
           <w:i w:val="0"/>
           <w:sz w:val="20"/>
         </w:rPr>
-        <w:t>El perfil del terreno se obtuvo del modelo digital Copernicus GLO-30 (30 m), que incluye la altura de la vegetación; sus valores son referenciales. Del inicio al km 23 el terreno es llano (cotas de 236 a 244 msnm, pendientes del entorno menores de 15°), con arrozales y zonas inundables. Desde el km 23 el terreno es ondulado: cotas de 242 a 320 msnm, relieve local de 20 a 90 m y laderas de hasta 40°, con los valores mayores entre los km 34 y 37 y entre los km 41 y 44. Allí están los taludes inestables y las erosiones del inventario. La FTE clasifica la orografía como plana, lo que no corresponde a la segunda mitad del tramo.</w:t>
+        <w:t xml:space="preserve">El perfil del terreno se obtuvo del modelo digital Copernicus GLO-30 (30 m), que incluye la altura de la vegetación; sus valores son referenciales. Del inicio al km 23 el terreno es llano (cotas de 236 a 244 msnm, pendientes del entorno menores de 15°), con arrozales y zonas inundables. Desde el km 23 el terreno es ondulado: cotas de 242 a 320 msnm, relieve local de 20 a 90 m y laderas de hasta 40°, con los valores mayores entre los km 34 y 37 y entre los km 41 y 44. Allí están los taludes inestables y las erosiones del inventario. </w:t>
       </w:r>
     </w:p>
     <w:p>
@@ -5801,7 +5110,7 @@
           <w:i w:val="0"/>
           <w:sz w:val="20"/>
         </w:rPr>
-        <w:t>•  Análisis cuantitativo: costo y retraso de cada riesgo con distribución triangular (mínimo, más probable, máximo); valor monetario esperado (VME); simulación de Monte Carlo para obtener la reserva de contingencia y el retraso probable.</w:t>
+        <w:t>•  Análisis cuantitativo: costo y retraso de cada riesgo con distribución triangular (mínimo, más probable, máximo); valor esperado; simulación de Monte Carlo para obtener la reserva de contingencia y el retraso probable.</w:t>
       </w:r>
     </w:p>
     <w:p>
@@ -6293,14 +5602,13 @@
         <w:tblLayout w:type="fixed"/>
         <w:tblLook w:firstColumn="1" w:firstRow="1" w:lastColumn="0" w:lastRow="0" w:noHBand="0" w:noVBand="1" w:val="04A0"/>
         <w:tblLayout w:type="fixed"/>
-        <w:tblW w:w="9072" w:type="dxa"/>
+        <w:tblW w:w="8505" w:type="dxa"/>
       </w:tblPr>
       <w:tblGrid>
-        <w:gridCol w:w="1474"/>
-        <w:gridCol w:w="907"/>
-        <w:gridCol w:w="2494"/>
-        <w:gridCol w:w="2608"/>
-        <w:gridCol w:w="1587"/>
+        <w:gridCol w:w="1701"/>
+        <w:gridCol w:w="1134"/>
+        <w:gridCol w:w="3402"/>
+        <w:gridCol w:w="2268"/>
       </w:tblGrid>
       <w:tr>
         <w:trPr>
@@ -6308,7 +5616,7 @@
         </w:trPr>
         <w:tc>
           <w:tcPr>
-            <w:tcW w:type="dxa" w:w="1474"/>
+            <w:tcW w:type="dxa" w:w="1701"/>
             <w:shd w:val="clear" w:color="auto" w:fill="1F4E79"/>
           </w:tcPr>
           <w:p>
@@ -6330,7 +5638,7 @@
         </w:tc>
         <w:tc>
           <w:tcPr>
-            <w:tcW w:type="dxa" w:w="907"/>
+            <w:tcW w:type="dxa" w:w="1134"/>
             <w:shd w:val="clear" w:color="auto" w:fill="1F4E79"/>
           </w:tcPr>
           <w:p>
@@ -6352,7 +5660,7 @@
         </w:tc>
         <w:tc>
           <w:tcPr>
-            <w:tcW w:type="dxa" w:w="2494"/>
+            <w:tcW w:type="dxa" w:w="3402"/>
             <w:shd w:val="clear" w:color="auto" w:fill="1F4E79"/>
           </w:tcPr>
           <w:p>
@@ -6374,7 +5682,7 @@
         </w:tc>
         <w:tc>
           <w:tcPr>
-            <w:tcW w:type="dxa" w:w="2608"/>
+            <w:tcW w:type="dxa" w:w="2268"/>
             <w:shd w:val="clear" w:color="auto" w:fill="1F4E79"/>
           </w:tcPr>
           <w:p>
@@ -6390,28 +5698,6 @@
                 <w:color w:val="FFFFFF"/>
                 <w:sz w:val="16"/>
               </w:rPr>
-              <w:t>COSTO (S/)</w:t>
-            </w:r>
-          </w:p>
-        </w:tc>
-        <w:tc>
-          <w:tcPr>
-            <w:tcW w:type="dxa" w:w="1587"/>
-            <w:shd w:val="clear" w:color="auto" w:fill="1F4E79"/>
-          </w:tcPr>
-          <w:p>
-            <w:pPr>
-              <w:jc w:val="center"/>
-            </w:pPr>
-            <w:r/>
-            <w:r>
-              <w:rPr>
-                <w:rFonts w:ascii="Arial" w:hAnsi="Arial" w:cs="Arial"/>
-                <w:b/>
-                <w:i w:val="0"/>
-                <w:color w:val="FFFFFF"/>
-                <w:sz w:val="16"/>
-              </w:rPr>
               <w:t>PLAZO</w:t>
             </w:r>
           </w:p>
@@ -6420,7 +5706,7 @@
       <w:tr>
         <w:tc>
           <w:tcPr>
-            <w:tcW w:type="dxa" w:w="1474"/>
+            <w:tcW w:type="dxa" w:w="1701"/>
           </w:tcPr>
           <w:p>
             <w:pPr>
@@ -6440,7 +5726,7 @@
         </w:tc>
         <w:tc>
           <w:tcPr>
-            <w:tcW w:type="dxa" w:w="907"/>
+            <w:tcW w:type="dxa" w:w="1134"/>
           </w:tcPr>
           <w:p>
             <w:pPr>
@@ -6460,7 +5746,7 @@
         </w:tc>
         <w:tc>
           <w:tcPr>
-            <w:tcW w:type="dxa" w:w="2494"/>
+            <w:tcW w:type="dxa" w:w="3402"/>
           </w:tcPr>
           <w:p>
             <w:pPr>
@@ -6480,27 +5766,7 @@
         </w:tc>
         <w:tc>
           <w:tcPr>
-            <w:tcW w:type="dxa" w:w="2608"/>
-          </w:tcPr>
-          <w:p>
-            <w:pPr>
-              <w:jc w:val="center"/>
-            </w:pPr>
-            <w:r/>
-            <w:r>
-              <w:rPr>
-                <w:rFonts w:ascii="Arial" w:hAnsi="Arial" w:cs="Arial"/>
-                <w:b w:val="0"/>
-                <w:i w:val="0"/>
-                <w:sz w:val="16"/>
-              </w:rPr>
-              <w:t>&lt; S/ 0.12 M</w:t>
-            </w:r>
-          </w:p>
-        </w:tc>
-        <w:tc>
-          <w:tcPr>
-            <w:tcW w:type="dxa" w:w="1587"/>
+            <w:tcW w:type="dxa" w:w="2268"/>
           </w:tcPr>
           <w:p>
             <w:pPr>
@@ -6522,7 +5788,7 @@
       <w:tr>
         <w:tc>
           <w:tcPr>
-            <w:tcW w:type="dxa" w:w="1474"/>
+            <w:tcW w:type="dxa" w:w="1701"/>
           </w:tcPr>
           <w:p>
             <w:pPr>
@@ -6542,7 +5808,7 @@
         </w:tc>
         <w:tc>
           <w:tcPr>
-            <w:tcW w:type="dxa" w:w="907"/>
+            <w:tcW w:type="dxa" w:w="1134"/>
           </w:tcPr>
           <w:p>
             <w:pPr>
@@ -6562,7 +5828,7 @@
         </w:tc>
         <w:tc>
           <w:tcPr>
-            <w:tcW w:type="dxa" w:w="2494"/>
+            <w:tcW w:type="dxa" w:w="3402"/>
           </w:tcPr>
           <w:p>
             <w:pPr>
@@ -6582,27 +5848,7 @@
         </w:tc>
         <w:tc>
           <w:tcPr>
-            <w:tcW w:type="dxa" w:w="2608"/>
-          </w:tcPr>
-          <w:p>
-            <w:pPr>
-              <w:jc w:val="center"/>
-            </w:pPr>
-            <w:r/>
-            <w:r>
-              <w:rPr>
-                <w:rFonts w:ascii="Arial" w:hAnsi="Arial" w:cs="Arial"/>
-                <w:b w:val="0"/>
-                <w:i w:val="0"/>
-                <w:sz w:val="16"/>
-              </w:rPr>
-              <w:t>S/ 0.12 M a S/ 0.61 M</w:t>
-            </w:r>
-          </w:p>
-        </w:tc>
-        <w:tc>
-          <w:tcPr>
-            <w:tcW w:type="dxa" w:w="1587"/>
+            <w:tcW w:type="dxa" w:w="2268"/>
           </w:tcPr>
           <w:p>
             <w:pPr>
@@ -6624,7 +5870,7 @@
       <w:tr>
         <w:tc>
           <w:tcPr>
-            <w:tcW w:type="dxa" w:w="1474"/>
+            <w:tcW w:type="dxa" w:w="1701"/>
           </w:tcPr>
           <w:p>
             <w:pPr>
@@ -6644,7 +5890,7 @@
         </w:tc>
         <w:tc>
           <w:tcPr>
-            <w:tcW w:type="dxa" w:w="907"/>
+            <w:tcW w:type="dxa" w:w="1134"/>
           </w:tcPr>
           <w:p>
             <w:pPr>
@@ -6664,7 +5910,7 @@
         </w:tc>
         <w:tc>
           <w:tcPr>
-            <w:tcW w:type="dxa" w:w="2494"/>
+            <w:tcW w:type="dxa" w:w="3402"/>
           </w:tcPr>
           <w:p>
             <w:pPr>
@@ -6684,27 +5930,7 @@
         </w:tc>
         <w:tc>
           <w:tcPr>
-            <w:tcW w:type="dxa" w:w="2608"/>
-          </w:tcPr>
-          <w:p>
-            <w:pPr>
-              <w:jc w:val="center"/>
-            </w:pPr>
-            <w:r/>
-            <w:r>
-              <w:rPr>
-                <w:rFonts w:ascii="Arial" w:hAnsi="Arial" w:cs="Arial"/>
-                <w:b w:val="0"/>
-                <w:i w:val="0"/>
-                <w:sz w:val="16"/>
-              </w:rPr>
-              <w:t>S/ 0.61 M a S/ 1.84 M</w:t>
-            </w:r>
-          </w:p>
-        </w:tc>
-        <w:tc>
-          <w:tcPr>
-            <w:tcW w:type="dxa" w:w="1587"/>
+            <w:tcW w:type="dxa" w:w="2268"/>
           </w:tcPr>
           <w:p>
             <w:pPr>
@@ -6726,7 +5952,7 @@
       <w:tr>
         <w:tc>
           <w:tcPr>
-            <w:tcW w:type="dxa" w:w="1474"/>
+            <w:tcW w:type="dxa" w:w="1701"/>
           </w:tcPr>
           <w:p>
             <w:pPr>
@@ -6746,7 +5972,7 @@
         </w:tc>
         <w:tc>
           <w:tcPr>
-            <w:tcW w:type="dxa" w:w="907"/>
+            <w:tcW w:type="dxa" w:w="1134"/>
           </w:tcPr>
           <w:p>
             <w:pPr>
@@ -6766,7 +5992,7 @@
         </w:tc>
         <w:tc>
           <w:tcPr>
-            <w:tcW w:type="dxa" w:w="2494"/>
+            <w:tcW w:type="dxa" w:w="3402"/>
           </w:tcPr>
           <w:p>
             <w:pPr>
@@ -6786,27 +6012,7 @@
         </w:tc>
         <w:tc>
           <w:tcPr>
-            <w:tcW w:type="dxa" w:w="2608"/>
-          </w:tcPr>
-          <w:p>
-            <w:pPr>
-              <w:jc w:val="center"/>
-            </w:pPr>
-            <w:r/>
-            <w:r>
-              <w:rPr>
-                <w:rFonts w:ascii="Arial" w:hAnsi="Arial" w:cs="Arial"/>
-                <w:b w:val="0"/>
-                <w:i w:val="0"/>
-                <w:sz w:val="16"/>
-              </w:rPr>
-              <w:t>S/ 1.84 M a S/ 4.90 M</w:t>
-            </w:r>
-          </w:p>
-        </w:tc>
-        <w:tc>
-          <w:tcPr>
-            <w:tcW w:type="dxa" w:w="1587"/>
+            <w:tcW w:type="dxa" w:w="2268"/>
           </w:tcPr>
           <w:p>
             <w:pPr>
@@ -6828,7 +6034,7 @@
       <w:tr>
         <w:tc>
           <w:tcPr>
-            <w:tcW w:type="dxa" w:w="1474"/>
+            <w:tcW w:type="dxa" w:w="1701"/>
           </w:tcPr>
           <w:p>
             <w:pPr>
@@ -6848,7 +6054,7 @@
         </w:tc>
         <w:tc>
           <w:tcPr>
-            <w:tcW w:type="dxa" w:w="907"/>
+            <w:tcW w:type="dxa" w:w="1134"/>
           </w:tcPr>
           <w:p>
             <w:pPr>
@@ -6868,7 +6074,7 @@
         </w:tc>
         <w:tc>
           <w:tcPr>
-            <w:tcW w:type="dxa" w:w="2494"/>
+            <w:tcW w:type="dxa" w:w="3402"/>
           </w:tcPr>
           <w:p>
             <w:pPr>
@@ -6888,27 +6094,7 @@
         </w:tc>
         <w:tc>
           <w:tcPr>
-            <w:tcW w:type="dxa" w:w="2608"/>
-          </w:tcPr>
-          <w:p>
-            <w:pPr>
-              <w:jc w:val="center"/>
-            </w:pPr>
-            <w:r/>
-            <w:r>
-              <w:rPr>
-                <w:rFonts w:ascii="Arial" w:hAnsi="Arial" w:cs="Arial"/>
-                <w:b w:val="0"/>
-                <w:i w:val="0"/>
-                <w:sz w:val="16"/>
-              </w:rPr>
-              <w:t>&gt; S/ 4.90 M</w:t>
-            </w:r>
-          </w:p>
-        </w:tc>
-        <w:tc>
-          <w:tcPr>
-            <w:tcW w:type="dxa" w:w="1587"/>
+            <w:tcW w:type="dxa" w:w="2268"/>
           </w:tcPr>
           <w:p>
             <w:pPr>
@@ -7243,7 +6429,7 @@
           <w:i w:val="0"/>
           <w:sz w:val="20"/>
         </w:rPr>
-        <w:t>Montos a precio de obra: el costo directo se multiplica por 1.3865 (gastos generales, utilidad e IGV). Cada día de ampliación atribuible a la Entidad se valoriza en S/ 21,902.26 (gastos generales con IGV y supervisión por día). En la simulación, los retrasos de la ruta crítica se agrupan por etapa (inicio, clima, terreno y gestión): dentro de cada grupo se suma el mayor retraso y el 25 % de los demás, porque actúan sobre los mismos frentes y períodos; los grupos se suman entre sí.</w:t>
+        <w:t>El efecto en costo de cada riesgo se expresa en porcentaje del presupuesto de obra. Cada día de ampliación atribuible a la Entidad equivale a 0.018 % del presupuesto de obra (gastos generales y supervisión por día). En la simulación, los retrasos de la ruta crítica se agrupan por etapa (inicio, clima, terreno y gestión): dentro de cada grupo se suma el mayor retraso y el 25 % de los demás, porque actúan sobre los mismos frentes y períodos; los grupos se suman entre sí.</w:t>
       </w:r>
     </w:p>
     <w:p>
@@ -8689,7 +7875,7 @@
                 <w:i w:val="0"/>
                 <w:sz w:val="15"/>
               </w:rPr>
-              <w:t>Deficiencias e incompatibilidades del expediente técnico (metrados, longitudes, diseños)</w:t>
+              <w:t>Deficiencias del expediente técnico (metrados, diseños, estudios básicos)</w:t>
             </w:r>
           </w:p>
         </w:tc>
@@ -10226,7 +9412,7 @@
           <w:i w:val="0"/>
           <w:sz w:val="20"/>
         </w:rPr>
-        <w:t>Resultado inherente (sin respuesta): 4 riesgos de nivel ALTO, 21 MODERADO y 9 BAJO. Con las respuestas del capítulo 9 ejecutadas en el momento indicado (residual): 0 ALTO, 11 MODERADO y 23 BAJO.</w:t>
+        <w:t>Resultado inherente (sin respuesta): 4 riesgos de nivel ALTO, 21 MODERADO y 9 BAJO. Con las respuestas del capítulo 8 ejecutadas en el momento indicado (residual): 0 ALTO, 11 MODERADO y 23 BAJO.</w:t>
       </w:r>
     </w:p>
     <w:p>
@@ -11425,7 +10611,7 @@
                 <w:i w:val="0"/>
                 <w:sz w:val="14"/>
               </w:rPr>
-              <w:t>Deficiencias e incompatibilidades del expediente técnico (metrados, longitudes, diseños)</w:t>
+              <w:t>Deficiencias del expediente técnico (metrados, diseños, estudios básicos)</w:t>
             </w:r>
           </w:p>
         </w:tc>
@@ -16876,7 +16062,7 @@
           <w:i w:val="0"/>
           <w:sz w:val="20"/>
         </w:rPr>
-        <w:t>•  R-25 Áreas de depósito de material excedente (DME) insuficientes. Se presupuesta 0.38 ha de DME para 297,756 m³ de excedente (altura equivalente de 78 m).</w:t>
+        <w:t>•  R-25 Áreas de depósito de material excedente (DME) insuficientes. La obra genera cerca de 298,000 m³ de material excedente que deben disponerse en DME autorizados y cercanos a la vía.</w:t>
       </w:r>
     </w:p>
     <w:p>
@@ -16910,7 +16096,7 @@
           <w:color w:val="1F4E79"/>
           <w:sz w:val="21"/>
         </w:rPr>
-        <w:t>7.1 Valor monetario esperado</w:t>
+        <w:t>7.1 Valor esperado</w:t>
       </w:r>
     </w:p>
     <w:p>
@@ -16925,7 +16111,7 @@
           <w:i w:val="0"/>
           <w:sz w:val="20"/>
         </w:rPr>
-        <w:t>El valor monetario esperado (VME) de cada riesgo es su probabilidad por el valor medio de su distribución triangular. La tabla muestra los riesgos con mayor VME de costo; la lista completa, con fórmulas, está en la hoja ANALISIS CUANTITATIVO.</w:t>
+        <w:t>El valor esperado de cada riesgo es su probabilidad por el valor medio de su distribución triangular, en porcentaje del presupuesto de obra y en días. La tabla muestra los riesgos con mayor valor esperado; la lista completa, con fórmulas, está en la hoja ANALISIS CUANTITATIVO.</w:t>
       </w:r>
     </w:p>
     <w:p>
@@ -16941,7 +16127,7 @@
           <w:i w:val="0"/>
           <w:sz w:val="18"/>
         </w:rPr>
-        <w:t>Tabla N.° 10: Riesgos con mayor valor monetario esperado</w:t>
+        <w:t>Tabla N.° 10: Riesgos con mayor valor esperado</w:t>
       </w:r>
     </w:p>
     <w:tbl>
@@ -17072,7 +16258,7 @@
                 <w:color w:val="FFFFFF"/>
                 <w:sz w:val="14"/>
               </w:rPr>
-              <w:t>COSTO MÍN. - MÁS PROB. - MÁX. (S/ miles)</w:t>
+              <w:t>EFECTO EN COSTO MÍN. - MÁS PROB. - MÁX. (%)</w:t>
             </w:r>
           </w:p>
         </w:tc>
@@ -17094,7 +16280,7 @@
                 <w:color w:val="FFFFFF"/>
                 <w:sz w:val="14"/>
               </w:rPr>
-              <w:t>VME COSTO (S/)</w:t>
+              <w:t>VALOR ESPERADO COSTO (%)</w:t>
             </w:r>
           </w:p>
         </w:tc>
@@ -17116,7 +16302,7 @@
                 <w:color w:val="FFFFFF"/>
                 <w:sz w:val="14"/>
               </w:rPr>
-              <w:t>VME PLAZO (días)</w:t>
+              <w:t>VALOR ESPERADO PLAZO (días)</w:t>
             </w:r>
           </w:p>
         </w:tc>
@@ -17218,7 +16404,7 @@
                 <w:i w:val="0"/>
                 <w:sz w:val="14"/>
               </w:rPr>
-              <w:t>920 - 2,770 - 7,380</w:t>
+              <w:t>0.75 - 2.26 - 6.03</w:t>
             </w:r>
           </w:p>
         </w:tc>
@@ -17228,17 +16414,17 @@
           </w:tcPr>
           <w:p>
             <w:pPr>
-              <w:jc w:val="right"/>
-            </w:pPr>
-            <w:r/>
-            <w:r>
-              <w:rPr>
-                <w:rFonts w:ascii="Arial" w:hAnsi="Arial" w:cs="Arial"/>
-                <w:b w:val="0"/>
-                <w:i w:val="0"/>
-                <w:sz w:val="14"/>
-              </w:rPr>
-              <w:t>1,845,000</w:t>
+              <w:jc w:val="center"/>
+            </w:pPr>
+            <w:r/>
+            <w:r>
+              <w:rPr>
+                <w:rFonts w:ascii="Arial" w:hAnsi="Arial" w:cs="Arial"/>
+                <w:b w:val="0"/>
+                <w:i w:val="0"/>
+                <w:sz w:val="14"/>
+              </w:rPr>
+              <w:t>1.51</w:t>
             </w:r>
           </w:p>
         </w:tc>
@@ -17300,7 +16486,7 @@
                 <w:i w:val="0"/>
                 <w:sz w:val="14"/>
               </w:rPr>
-              <w:t>Deficiencias e incompatibilidades del expediente técnico (metrados, longitudes, diseños)</w:t>
+              <w:t>Deficiencias del expediente técnico (metrados, diseños, estudios básicos)</w:t>
             </w:r>
           </w:p>
         </w:tc>
@@ -17360,7 +16546,7 @@
                 <w:i w:val="0"/>
                 <w:sz w:val="14"/>
               </w:rPr>
-              <w:t>500 - 1,500 - 4,000</w:t>
+              <w:t>0.41 - 1.23 - 3.27</w:t>
             </w:r>
           </w:p>
         </w:tc>
@@ -17370,17 +16556,17 @@
           </w:tcPr>
           <w:p>
             <w:pPr>
-              <w:jc w:val="right"/>
-            </w:pPr>
-            <w:r/>
-            <w:r>
-              <w:rPr>
-                <w:rFonts w:ascii="Arial" w:hAnsi="Arial" w:cs="Arial"/>
-                <w:b w:val="0"/>
-                <w:i w:val="0"/>
-                <w:sz w:val="14"/>
-              </w:rPr>
-              <w:t>1,400,000</w:t>
+              <w:jc w:val="center"/>
+            </w:pPr>
+            <w:r/>
+            <w:r>
+              <w:rPr>
+                <w:rFonts w:ascii="Arial" w:hAnsi="Arial" w:cs="Arial"/>
+                <w:b w:val="0"/>
+                <w:i w:val="0"/>
+                <w:sz w:val="14"/>
+              </w:rPr>
+              <w:t>1.14</w:t>
             </w:r>
           </w:p>
         </w:tc>
@@ -17502,7 +16688,7 @@
                 <w:i w:val="0"/>
                 <w:sz w:val="14"/>
               </w:rPr>
-              <w:t>400 - 1,200 - 3,000</w:t>
+              <w:t>0.33 - 0.98 - 2.45</w:t>
             </w:r>
           </w:p>
         </w:tc>
@@ -17512,17 +16698,17 @@
           </w:tcPr>
           <w:p>
             <w:pPr>
-              <w:jc w:val="right"/>
-            </w:pPr>
-            <w:r/>
-            <w:r>
-              <w:rPr>
-                <w:rFonts w:ascii="Arial" w:hAnsi="Arial" w:cs="Arial"/>
-                <w:b w:val="0"/>
-                <w:i w:val="0"/>
-                <w:sz w:val="14"/>
-              </w:rPr>
-              <w:t>1,073,333</w:t>
+              <w:jc w:val="center"/>
+            </w:pPr>
+            <w:r/>
+            <w:r>
+              <w:rPr>
+                <w:rFonts w:ascii="Arial" w:hAnsi="Arial" w:cs="Arial"/>
+                <w:b w:val="0"/>
+                <w:i w:val="0"/>
+                <w:sz w:val="14"/>
+              </w:rPr>
+              <w:t>0.88</w:t>
             </w:r>
           </w:p>
         </w:tc>
@@ -17644,7 +16830,7 @@
                 <w:i w:val="0"/>
                 <w:sz w:val="14"/>
               </w:rPr>
-              <w:t>300 - 900 - 2,000</w:t>
+              <w:t>0.25 - 0.74 - 1.63</w:t>
             </w:r>
           </w:p>
         </w:tc>
@@ -17654,17 +16840,17 @@
           </w:tcPr>
           <w:p>
             <w:pPr>
-              <w:jc w:val="right"/>
-            </w:pPr>
-            <w:r/>
-            <w:r>
-              <w:rPr>
-                <w:rFonts w:ascii="Arial" w:hAnsi="Arial" w:cs="Arial"/>
-                <w:b w:val="0"/>
-                <w:i w:val="0"/>
-                <w:sz w:val="14"/>
-              </w:rPr>
-              <w:t>960,000</w:t>
+              <w:jc w:val="center"/>
+            </w:pPr>
+            <w:r/>
+            <w:r>
+              <w:rPr>
+                <w:rFonts w:ascii="Arial" w:hAnsi="Arial" w:cs="Arial"/>
+                <w:b w:val="0"/>
+                <w:i w:val="0"/>
+                <w:sz w:val="14"/>
+              </w:rPr>
+              <w:t>0.78</w:t>
             </w:r>
           </w:p>
         </w:tc>
@@ -17786,7 +16972,7 @@
                 <w:i w:val="0"/>
                 <w:sz w:val="14"/>
               </w:rPr>
-              <w:t>490 - 1,220 - 2,450</w:t>
+              <w:t>0.40 - 1.00 - 2.00</w:t>
             </w:r>
           </w:p>
         </w:tc>
@@ -17796,17 +16982,17 @@
           </w:tcPr>
           <w:p>
             <w:pPr>
-              <w:jc w:val="right"/>
-            </w:pPr>
-            <w:r/>
-            <w:r>
-              <w:rPr>
-                <w:rFonts w:ascii="Arial" w:hAnsi="Arial" w:cs="Arial"/>
-                <w:b w:val="0"/>
-                <w:i w:val="0"/>
-                <w:sz w:val="14"/>
-              </w:rPr>
-              <w:t>693,333</w:t>
+              <w:jc w:val="center"/>
+            </w:pPr>
+            <w:r/>
+            <w:r>
+              <w:rPr>
+                <w:rFonts w:ascii="Arial" w:hAnsi="Arial" w:cs="Arial"/>
+                <w:b w:val="0"/>
+                <w:i w:val="0"/>
+                <w:sz w:val="14"/>
+              </w:rPr>
+              <w:t>0.57</w:t>
             </w:r>
           </w:p>
         </w:tc>
@@ -17928,7 +17114,7 @@
                 <w:i w:val="0"/>
                 <w:sz w:val="14"/>
               </w:rPr>
-              <w:t>200 - 600 - 1,500</w:t>
+              <w:t>0.16 - 0.49 - 1.23</w:t>
             </w:r>
           </w:p>
         </w:tc>
@@ -17938,17 +17124,17 @@
           </w:tcPr>
           <w:p>
             <w:pPr>
-              <w:jc w:val="right"/>
-            </w:pPr>
-            <w:r/>
-            <w:r>
-              <w:rPr>
-                <w:rFonts w:ascii="Arial" w:hAnsi="Arial" w:cs="Arial"/>
-                <w:b w:val="0"/>
-                <w:i w:val="0"/>
-                <w:sz w:val="14"/>
-              </w:rPr>
-              <w:t>536,667</w:t>
+              <w:jc w:val="center"/>
+            </w:pPr>
+            <w:r/>
+            <w:r>
+              <w:rPr>
+                <w:rFonts w:ascii="Arial" w:hAnsi="Arial" w:cs="Arial"/>
+                <w:b w:val="0"/>
+                <w:i w:val="0"/>
+                <w:sz w:val="14"/>
+              </w:rPr>
+              <w:t>0.44</w:t>
             </w:r>
           </w:p>
         </w:tc>
@@ -18070,7 +17256,7 @@
                 <w:i w:val="0"/>
                 <w:sz w:val="14"/>
               </w:rPr>
-              <w:t>300 - 1,200 - 3,500</w:t>
+              <w:t>0.25 - 0.98 - 2.86</w:t>
             </w:r>
           </w:p>
         </w:tc>
@@ -18080,17 +17266,17 @@
           </w:tcPr>
           <w:p>
             <w:pPr>
-              <w:jc w:val="right"/>
-            </w:pPr>
-            <w:r/>
-            <w:r>
-              <w:rPr>
-                <w:rFonts w:ascii="Arial" w:hAnsi="Arial" w:cs="Arial"/>
-                <w:b w:val="0"/>
-                <w:i w:val="0"/>
-                <w:sz w:val="14"/>
-              </w:rPr>
-              <w:t>500,000</w:t>
+              <w:jc w:val="center"/>
+            </w:pPr>
+            <w:r/>
+            <w:r>
+              <w:rPr>
+                <w:rFonts w:ascii="Arial" w:hAnsi="Arial" w:cs="Arial"/>
+                <w:b w:val="0"/>
+                <w:i w:val="0"/>
+                <w:sz w:val="14"/>
+              </w:rPr>
+              <w:t>0.41</w:t>
             </w:r>
           </w:p>
         </w:tc>
@@ -18212,7 +17398,7 @@
                 <w:i w:val="0"/>
                 <w:sz w:val="14"/>
               </w:rPr>
-              <w:t>200 - 700 - 2,000</w:t>
+              <w:t>0.16 - 0.57 - 1.63</w:t>
             </w:r>
           </w:p>
         </w:tc>
@@ -18222,17 +17408,17 @@
           </w:tcPr>
           <w:p>
             <w:pPr>
-              <w:jc w:val="right"/>
-            </w:pPr>
-            <w:r/>
-            <w:r>
-              <w:rPr>
-                <w:rFonts w:ascii="Arial" w:hAnsi="Arial" w:cs="Arial"/>
-                <w:b w:val="0"/>
-                <w:i w:val="0"/>
-                <w:sz w:val="14"/>
-              </w:rPr>
-              <w:t>483,333</w:t>
+              <w:jc w:val="center"/>
+            </w:pPr>
+            <w:r/>
+            <w:r>
+              <w:rPr>
+                <w:rFonts w:ascii="Arial" w:hAnsi="Arial" w:cs="Arial"/>
+                <w:b w:val="0"/>
+                <w:i w:val="0"/>
+                <w:sz w:val="14"/>
+              </w:rPr>
+              <w:t>0.39</w:t>
             </w:r>
           </w:p>
         </w:tc>
@@ -18354,7 +17540,7 @@
                 <w:i w:val="0"/>
                 <w:sz w:val="14"/>
               </w:rPr>
-              <w:t>150 - 400 - 900</w:t>
+              <w:t>0.12 - 0.33 - 0.74</w:t>
             </w:r>
           </w:p>
         </w:tc>
@@ -18364,17 +17550,17 @@
           </w:tcPr>
           <w:p>
             <w:pPr>
-              <w:jc w:val="right"/>
-            </w:pPr>
-            <w:r/>
-            <w:r>
-              <w:rPr>
-                <w:rFonts w:ascii="Arial" w:hAnsi="Arial" w:cs="Arial"/>
-                <w:b w:val="0"/>
-                <w:i w:val="0"/>
-                <w:sz w:val="14"/>
-              </w:rPr>
-              <w:t>435,000</w:t>
+              <w:jc w:val="center"/>
+            </w:pPr>
+            <w:r/>
+            <w:r>
+              <w:rPr>
+                <w:rFonts w:ascii="Arial" w:hAnsi="Arial" w:cs="Arial"/>
+                <w:b w:val="0"/>
+                <w:i w:val="0"/>
+                <w:sz w:val="14"/>
+              </w:rPr>
+              <w:t>0.36</w:t>
             </w:r>
           </w:p>
         </w:tc>
@@ -18496,7 +17682,7 @@
                 <w:i w:val="0"/>
                 <w:sz w:val="14"/>
               </w:rPr>
-              <w:t>150 - 500 - 1,200</w:t>
+              <w:t>0.12 - 0.41 - 0.98</w:t>
             </w:r>
           </w:p>
         </w:tc>
@@ -18506,17 +17692,17 @@
           </w:tcPr>
           <w:p>
             <w:pPr>
-              <w:jc w:val="right"/>
-            </w:pPr>
-            <w:r/>
-            <w:r>
-              <w:rPr>
-                <w:rFonts w:ascii="Arial" w:hAnsi="Arial" w:cs="Arial"/>
-                <w:b w:val="0"/>
-                <w:i w:val="0"/>
-                <w:sz w:val="14"/>
-              </w:rPr>
-              <w:t>431,667</w:t>
+              <w:jc w:val="center"/>
+            </w:pPr>
+            <w:r/>
+            <w:r>
+              <w:rPr>
+                <w:rFonts w:ascii="Arial" w:hAnsi="Arial" w:cs="Arial"/>
+                <w:b w:val="0"/>
+                <w:i w:val="0"/>
+                <w:sz w:val="14"/>
+              </w:rPr>
+              <w:t>0.35</w:t>
             </w:r>
           </w:p>
         </w:tc>
@@ -18638,7 +17824,7 @@
                 <w:i w:val="0"/>
                 <w:sz w:val="14"/>
               </w:rPr>
-              <w:t>100 - 400 - 1,200</w:t>
+              <w:t>0.08 - 0.33 - 0.98</w:t>
             </w:r>
           </w:p>
         </w:tc>
@@ -18648,17 +17834,17 @@
           </w:tcPr>
           <w:p>
             <w:pPr>
-              <w:jc w:val="right"/>
-            </w:pPr>
-            <w:r/>
-            <w:r>
-              <w:rPr>
-                <w:rFonts w:ascii="Arial" w:hAnsi="Arial" w:cs="Arial"/>
-                <w:b w:val="0"/>
-                <w:i w:val="0"/>
-                <w:sz w:val="14"/>
-              </w:rPr>
-              <w:t>396,667</w:t>
+              <w:jc w:val="center"/>
+            </w:pPr>
+            <w:r/>
+            <w:r>
+              <w:rPr>
+                <w:rFonts w:ascii="Arial" w:hAnsi="Arial" w:cs="Arial"/>
+                <w:b w:val="0"/>
+                <w:i w:val="0"/>
+                <w:sz w:val="14"/>
+              </w:rPr>
+              <w:t>0.32</w:t>
             </w:r>
           </w:p>
         </w:tc>
@@ -18780,7 +17966,7 @@
                 <w:i w:val="0"/>
                 <w:sz w:val="14"/>
               </w:rPr>
-              <w:t>200 - 800 - 2,500</w:t>
+              <w:t>0.16 - 0.65 - 2.04</w:t>
             </w:r>
           </w:p>
         </w:tc>
@@ -18790,17 +17976,17 @@
           </w:tcPr>
           <w:p>
             <w:pPr>
-              <w:jc w:val="right"/>
-            </w:pPr>
-            <w:r/>
-            <w:r>
-              <w:rPr>
-                <w:rFonts w:ascii="Arial" w:hAnsi="Arial" w:cs="Arial"/>
-                <w:b w:val="0"/>
-                <w:i w:val="0"/>
-                <w:sz w:val="14"/>
-              </w:rPr>
-              <w:t>350,000</w:t>
+              <w:jc w:val="center"/>
+            </w:pPr>
+            <w:r/>
+            <w:r>
+              <w:rPr>
+                <w:rFonts w:ascii="Arial" w:hAnsi="Arial" w:cs="Arial"/>
+                <w:b w:val="0"/>
+                <w:i w:val="0"/>
+                <w:sz w:val="14"/>
+              </w:rPr>
+              <w:t>0.29</w:t>
             </w:r>
           </w:p>
         </w:tc>
@@ -18922,7 +18108,7 @@
                 <w:i w:val="0"/>
                 <w:sz w:val="14"/>
               </w:rPr>
-              <w:t>100 - 400 - 1,500</w:t>
+              <w:t>0.08 - 0.33 - 1.23</w:t>
             </w:r>
           </w:p>
         </w:tc>
@@ -18932,17 +18118,17 @@
           </w:tcPr>
           <w:p>
             <w:pPr>
-              <w:jc w:val="right"/>
-            </w:pPr>
-            <w:r/>
-            <w:r>
-              <w:rPr>
-                <w:rFonts w:ascii="Arial" w:hAnsi="Arial" w:cs="Arial"/>
-                <w:b w:val="0"/>
-                <w:i w:val="0"/>
-                <w:sz w:val="14"/>
-              </w:rPr>
-              <w:t>333,333</w:t>
+              <w:jc w:val="center"/>
+            </w:pPr>
+            <w:r/>
+            <w:r>
+              <w:rPr>
+                <w:rFonts w:ascii="Arial" w:hAnsi="Arial" w:cs="Arial"/>
+                <w:b w:val="0"/>
+                <w:i w:val="0"/>
+                <w:sz w:val="14"/>
+              </w:rPr>
+              <w:t>0.27</w:t>
             </w:r>
           </w:p>
         </w:tc>
@@ -19064,7 +18250,7 @@
                 <w:i w:val="0"/>
                 <w:sz w:val="14"/>
               </w:rPr>
-              <w:t>100 - 350 - 900</w:t>
+              <w:t>0.08 - 0.29 - 0.74</w:t>
             </w:r>
           </w:p>
         </w:tc>
@@ -19074,17 +18260,17 @@
           </w:tcPr>
           <w:p>
             <w:pPr>
-              <w:jc w:val="right"/>
-            </w:pPr>
-            <w:r/>
-            <w:r>
-              <w:rPr>
-                <w:rFonts w:ascii="Arial" w:hAnsi="Arial" w:cs="Arial"/>
-                <w:b w:val="0"/>
-                <w:i w:val="0"/>
-                <w:sz w:val="14"/>
-              </w:rPr>
-              <w:t>225,000</w:t>
+              <w:jc w:val="center"/>
+            </w:pPr>
+            <w:r/>
+            <w:r>
+              <w:rPr>
+                <w:rFonts w:ascii="Arial" w:hAnsi="Arial" w:cs="Arial"/>
+                <w:b w:val="0"/>
+                <w:i w:val="0"/>
+                <w:sz w:val="14"/>
+              </w:rPr>
+              <w:t>0.18</w:t>
             </w:r>
           </w:p>
         </w:tc>
@@ -19206,7 +18392,7 @@
                 <w:i w:val="0"/>
                 <w:sz w:val="14"/>
               </w:rPr>
-              <w:t>50 - 200 - 500</w:t>
+              <w:t>0.04 - 0.16 - 0.41</w:t>
             </w:r>
           </w:p>
         </w:tc>
@@ -19216,17 +18402,17 @@
           </w:tcPr>
           <w:p>
             <w:pPr>
-              <w:jc w:val="right"/>
-            </w:pPr>
-            <w:r/>
-            <w:r>
-              <w:rPr>
-                <w:rFonts w:ascii="Arial" w:hAnsi="Arial" w:cs="Arial"/>
-                <w:b w:val="0"/>
-                <w:i w:val="0"/>
-                <w:sz w:val="14"/>
-              </w:rPr>
-              <w:t>175,000</w:t>
+              <w:jc w:val="center"/>
+            </w:pPr>
+            <w:r/>
+            <w:r>
+              <w:rPr>
+                <w:rFonts w:ascii="Arial" w:hAnsi="Arial" w:cs="Arial"/>
+                <w:b w:val="0"/>
+                <w:i w:val="0"/>
+                <w:sz w:val="14"/>
+              </w:rPr>
+              <w:t>0.14</w:t>
             </w:r>
           </w:p>
         </w:tc>
@@ -19454,7 +18640,7 @@
                 <w:i w:val="0"/>
                 <w:sz w:val="16"/>
               </w:rPr>
-              <w:t>Costo para la Entidad, inherente (S/ M)</w:t>
+              <w:t>Efecto en costo para la Entidad, inherente (% del presupuesto)</w:t>
             </w:r>
           </w:p>
         </w:tc>
@@ -19474,7 +18660,7 @@
                 <w:i w:val="0"/>
                 <w:sz w:val="16"/>
               </w:rPr>
-              <w:t>11.51</w:t>
+              <w:t>9.41 %</w:t>
             </w:r>
           </w:p>
         </w:tc>
@@ -19494,7 +18680,7 @@
                 <w:i w:val="0"/>
                 <w:sz w:val="16"/>
               </w:rPr>
-              <w:t>14.46</w:t>
+              <w:t>11.82 %</w:t>
             </w:r>
           </w:p>
         </w:tc>
@@ -19514,7 +18700,7 @@
                 <w:i w:val="0"/>
                 <w:sz w:val="16"/>
               </w:rPr>
-              <w:t>16.04</w:t>
+              <w:t>13.11 %</w:t>
             </w:r>
           </w:p>
         </w:tc>
@@ -19534,7 +18720,7 @@
                 <w:i w:val="0"/>
                 <w:sz w:val="16"/>
               </w:rPr>
-              <w:t>11.62</w:t>
+              <w:t>9.50 %</w:t>
             </w:r>
           </w:p>
         </w:tc>
@@ -19556,7 +18742,7 @@
                 <w:i w:val="0"/>
                 <w:sz w:val="16"/>
               </w:rPr>
-              <w:t>Costo para la Entidad, residual (S/ M)</w:t>
+              <w:t>Efecto en costo para la Entidad, residual (% del presupuesto)</w:t>
             </w:r>
           </w:p>
         </w:tc>
@@ -19576,7 +18762,7 @@
                 <w:i w:val="0"/>
                 <w:sz w:val="16"/>
               </w:rPr>
-              <w:t>5.56</w:t>
+              <w:t>4.54 %</w:t>
             </w:r>
           </w:p>
         </w:tc>
@@ -19596,7 +18782,7 @@
                 <w:i w:val="0"/>
                 <w:sz w:val="16"/>
               </w:rPr>
-              <w:t>7.87</w:t>
+              <w:t>6.43 %</w:t>
             </w:r>
           </w:p>
         </w:tc>
@@ -19616,7 +18802,7 @@
                 <w:i w:val="0"/>
                 <w:sz w:val="16"/>
               </w:rPr>
-              <w:t>9.27</w:t>
+              <w:t>7.57 %</w:t>
             </w:r>
           </w:p>
         </w:tc>
@@ -19636,7 +18822,7 @@
                 <w:i w:val="0"/>
                 <w:sz w:val="16"/>
               </w:rPr>
-              <w:t>5.82</w:t>
+              <w:t>4.75 %</w:t>
             </w:r>
           </w:p>
         </w:tc>
@@ -19964,7 +19150,7 @@
                 <w:i w:val="0"/>
                 <w:sz w:val="16"/>
               </w:rPr>
-              <w:t>Costo de riesgos del contratista, residual (S/ M)</w:t>
+              <w:t>Efecto en costo de riesgos del contratista, residual (%)</w:t>
             </w:r>
           </w:p>
         </w:tc>
@@ -19984,7 +19170,7 @@
                 <w:i w:val="0"/>
                 <w:sz w:val="16"/>
               </w:rPr>
-              <w:t>1.63</w:t>
+              <w:t>1.33 %</w:t>
             </w:r>
           </w:p>
         </w:tc>
@@ -20004,7 +19190,7 @@
                 <w:i w:val="0"/>
                 <w:sz w:val="16"/>
               </w:rPr>
-              <w:t>2.25</w:t>
+              <w:t>1.84 %</w:t>
             </w:r>
           </w:p>
         </w:tc>
@@ -20024,7 +19210,7 @@
                 <w:i w:val="0"/>
                 <w:sz w:val="16"/>
               </w:rPr>
-              <w:t>2.59</w:t>
+              <w:t>2.12 %</w:t>
             </w:r>
           </w:p>
         </w:tc>
@@ -20044,7 +19230,7 @@
                 <w:i w:val="0"/>
                 <w:sz w:val="16"/>
               </w:rPr>
-              <w:t>1.68</w:t>
+              <w:t>1.37 %</w:t>
             </w:r>
           </w:p>
         </w:tc>
@@ -20107,7 +19293,7 @@
           <w:i w:val="0"/>
           <w:sz w:val="18"/>
         </w:rPr>
-        <w:t>Figura N.° 07: Curvas de probabilidad acumulada del costo para la Entidad y del retraso</w:t>
+        <w:t>Figura N.° 07: Curvas de probabilidad acumulada del efecto en costo para la Entidad y del retraso</w:t>
       </w:r>
     </w:p>
     <w:p>
@@ -20153,7 +19339,7 @@
           <w:i w:val="0"/>
           <w:sz w:val="20"/>
         </w:rPr>
-        <w:t>•  Sin respuesta, la exposición de la Entidad al 80 % de confianza es de S/ 14.46 M (11.8 % del presupuesto de obra) y la obra podría retrasarse unos 230 días.</w:t>
+        <w:t>•  Sin respuesta, la exposición de la Entidad al 80 % de confianza es de 11.8 % del presupuesto de obra y la obra podría retrasarse unos 230 días.</w:t>
       </w:r>
     </w:p>
     <w:p>
@@ -20169,7 +19355,7 @@
           <w:i w:val="0"/>
           <w:sz w:val="20"/>
         </w:rPr>
-        <w:t>•  Con las respuestas ejecutadas, baja a S/ 7.87 M (6.4 %) y el retraso a unos 148 días. La mayor reducción viene de las acciones previas a la convocatoria (canteras, DME, certificación ambiental, predios, interferencias y revisión del expediente).</w:t>
+        <w:t>•  Con las respuestas ejecutadas, baja a 6.4 % y el retraso a unos 148 días. La mayor reducción viene de las acciones previas a la convocatoria (canteras, DME, certificación ambiental, predios, interferencias y revisión del expediente).</w:t>
       </w:r>
     </w:p>
     <w:p>
@@ -20185,7 +19371,7 @@
           <w:i w:val="0"/>
           <w:sz w:val="20"/>
         </w:rPr>
-        <w:t>•  Reserva de contingencia recomendada para la Entidad: S/ 7.87 M (P80 residual, 6.4 % del presupuesto de obra), para cubrir prestaciones adicionales, mayores metrados, reajustes y ampliaciones de plazo derivados de los riesgos que asume.</w:t>
+        <w:t>•  Reserva de contingencia recomendada para la Entidad: 6.4 % del presupuesto de obra (P80 residual), para cubrir prestaciones adicionales, mayores metrados, reajustes y ampliaciones de plazo derivados de los riesgos que asume.</w:t>
       </w:r>
     </w:p>
     <w:p>
@@ -20218,2534 +19404,7 @@
           <w:color w:val="1F4E79"/>
           <w:sz w:val="24"/>
         </w:rPr>
-        <w:t>8. OBSERVACIONES A LOS DOCUMENTOS DEL PROYECTO</w:t>
-      </w:r>
-    </w:p>
-    <w:p>
-      <w:pPr>
-        <w:spacing w:before="0" w:after="120" w:line="276" w:lineRule="auto"/>
-        <w:jc w:val="both"/>
-      </w:pPr>
-      <w:r>
-        <w:rPr>
-          <w:rFonts w:ascii="Arial" w:hAnsi="Arial" w:cs="Arial"/>
-          <w:b w:val="0"/>
-          <w:i w:val="0"/>
-          <w:sz w:val="20"/>
-        </w:rPr>
-        <w:t>La revisión cruzada del inventario vial, la FTE, su resumen ejecutivo y el presupuesto S10 encontró las siguientes incompatibilidades. Cada una es una causa del riesgo R-16 o de otro riesgo, y debe levantarse antes de la convocatoria:</w:t>
-      </w:r>
-    </w:p>
-    <w:p>
-      <w:pPr>
-        <w:keepNext/>
-        <w:spacing w:before="80" w:after="60" w:line="276" w:lineRule="auto"/>
-        <w:jc w:val="center"/>
-      </w:pPr>
-      <w:r>
-        <w:rPr>
-          <w:rFonts w:ascii="Arial" w:hAnsi="Arial" w:cs="Arial"/>
-          <w:b/>
-          <w:i w:val="0"/>
-          <w:sz w:val="18"/>
-        </w:rPr>
-        <w:t>Tabla N.° 12: Observaciones que generan riesgo</w:t>
-      </w:r>
-    </w:p>
-    <w:tbl>
-      <w:tblPr>
-        <w:tblStyle w:val="TableGrid"/>
-        <w:jc w:val="center"/>
-        <w:tblLayout w:type="fixed"/>
-        <w:tblLook w:firstColumn="1" w:firstRow="1" w:lastColumn="0" w:lastRow="0" w:noHBand="0" w:noVBand="1" w:val="04A0"/>
-        <w:tblLayout w:type="fixed"/>
-        <w:tblW w:w="9185" w:type="dxa"/>
-      </w:tblPr>
-      <w:tblGrid>
-        <w:gridCol w:w="453"/>
-        <w:gridCol w:w="1360"/>
-        <w:gridCol w:w="2154"/>
-        <w:gridCol w:w="2381"/>
-        <w:gridCol w:w="2041"/>
-        <w:gridCol w:w="793"/>
-      </w:tblGrid>
-      <w:tr>
-        <w:trPr>
-          <w:tblHeader w:val="true"/>
-        </w:trPr>
-        <w:tc>
-          <w:tcPr>
-            <w:tcW w:type="dxa" w:w="454"/>
-            <w:shd w:val="clear" w:color="auto" w:fill="1F4E79"/>
-          </w:tcPr>
-          <w:p>
-            <w:pPr>
-              <w:jc w:val="center"/>
-            </w:pPr>
-            <w:r/>
-            <w:r>
-              <w:rPr>
-                <w:rFonts w:ascii="Arial" w:hAnsi="Arial" w:cs="Arial"/>
-                <w:b/>
-                <w:i w:val="0"/>
-                <w:color w:val="FFFFFF"/>
-                <w:sz w:val="14"/>
-              </w:rPr>
-              <w:t>N.°</w:t>
-            </w:r>
-          </w:p>
-        </w:tc>
-        <w:tc>
-          <w:tcPr>
-            <w:tcW w:type="dxa" w:w="1361"/>
-            <w:shd w:val="clear" w:color="auto" w:fill="1F4E79"/>
-          </w:tcPr>
-          <w:p>
-            <w:pPr>
-              <w:jc w:val="center"/>
-            </w:pPr>
-            <w:r/>
-            <w:r>
-              <w:rPr>
-                <w:rFonts w:ascii="Arial" w:hAnsi="Arial" w:cs="Arial"/>
-                <w:b/>
-                <w:i w:val="0"/>
-                <w:color w:val="FFFFFF"/>
-                <w:sz w:val="14"/>
-              </w:rPr>
-              <w:t>ASPECTO</w:t>
-            </w:r>
-          </w:p>
-        </w:tc>
-        <w:tc>
-          <w:tcPr>
-            <w:tcW w:type="dxa" w:w="2154"/>
-            <w:shd w:val="clear" w:color="auto" w:fill="1F4E79"/>
-          </w:tcPr>
-          <w:p>
-            <w:pPr>
-              <w:jc w:val="center"/>
-            </w:pPr>
-            <w:r/>
-            <w:r>
-              <w:rPr>
-                <w:rFonts w:ascii="Arial" w:hAnsi="Arial" w:cs="Arial"/>
-                <w:b/>
-                <w:i w:val="0"/>
-                <w:color w:val="FFFFFF"/>
-                <w:sz w:val="14"/>
-              </w:rPr>
-              <w:t>DATO EN LOS DOCUMENTOS</w:t>
-            </w:r>
-          </w:p>
-        </w:tc>
-        <w:tc>
-          <w:tcPr>
-            <w:tcW w:type="dxa" w:w="2381"/>
-            <w:shd w:val="clear" w:color="auto" w:fill="1F4E79"/>
-          </w:tcPr>
-          <w:p>
-            <w:pPr>
-              <w:jc w:val="center"/>
-            </w:pPr>
-            <w:r/>
-            <w:r>
-              <w:rPr>
-                <w:rFonts w:ascii="Arial" w:hAnsi="Arial" w:cs="Arial"/>
-                <w:b/>
-                <w:i w:val="0"/>
-                <w:color w:val="FFFFFF"/>
-                <w:sz w:val="14"/>
-              </w:rPr>
-              <w:t>OBSERVACIÓN</w:t>
-            </w:r>
-          </w:p>
-        </w:tc>
-        <w:tc>
-          <w:tcPr>
-            <w:tcW w:type="dxa" w:w="2041"/>
-            <w:shd w:val="clear" w:color="auto" w:fill="1F4E79"/>
-          </w:tcPr>
-          <w:p>
-            <w:pPr>
-              <w:jc w:val="center"/>
-            </w:pPr>
-            <w:r/>
-            <w:r>
-              <w:rPr>
-                <w:rFonts w:ascii="Arial" w:hAnsi="Arial" w:cs="Arial"/>
-                <w:b/>
-                <w:i w:val="0"/>
-                <w:color w:val="FFFFFF"/>
-                <w:sz w:val="14"/>
-              </w:rPr>
-              <w:t>RECOMENDACIÓN</w:t>
-            </w:r>
-          </w:p>
-        </w:tc>
-        <w:tc>
-          <w:tcPr>
-            <w:tcW w:type="dxa" w:w="794"/>
-            <w:shd w:val="clear" w:color="auto" w:fill="1F4E79"/>
-          </w:tcPr>
-          <w:p>
-            <w:pPr>
-              <w:jc w:val="center"/>
-            </w:pPr>
-            <w:r/>
-            <w:r>
-              <w:rPr>
-                <w:rFonts w:ascii="Arial" w:hAnsi="Arial" w:cs="Arial"/>
-                <w:b/>
-                <w:i w:val="0"/>
-                <w:color w:val="FFFFFF"/>
-                <w:sz w:val="14"/>
-              </w:rPr>
-              <w:t>RIESGO</w:t>
-            </w:r>
-          </w:p>
-        </w:tc>
-      </w:tr>
-      <w:tr>
-        <w:tc>
-          <w:tcPr>
-            <w:tcW w:type="dxa" w:w="454"/>
-          </w:tcPr>
-          <w:p>
-            <w:pPr>
-              <w:jc w:val="center"/>
-            </w:pPr>
-            <w:r/>
-            <w:r>
-              <w:rPr>
-                <w:rFonts w:ascii="Arial" w:hAnsi="Arial" w:cs="Arial"/>
-                <w:b w:val="0"/>
-                <w:i w:val="0"/>
-                <w:sz w:val="14"/>
-              </w:rPr>
-              <w:t>1</w:t>
-            </w:r>
-          </w:p>
-        </w:tc>
-        <w:tc>
-          <w:tcPr>
-            <w:tcW w:type="dxa" w:w="1361"/>
-          </w:tcPr>
-          <w:p>
-            <w:pPr>
-              <w:jc w:val="left"/>
-            </w:pPr>
-            <w:r/>
-            <w:r>
-              <w:rPr>
-                <w:rFonts w:ascii="Arial" w:hAnsi="Arial" w:cs="Arial"/>
-                <w:b w:val="0"/>
-                <w:i w:val="0"/>
-                <w:sz w:val="14"/>
-              </w:rPr>
-              <w:t>Longitud del tramo</w:t>
-            </w:r>
-          </w:p>
-        </w:tc>
-        <w:tc>
-          <w:tcPr>
-            <w:tcW w:type="dxa" w:w="2154"/>
-          </w:tcPr>
-          <w:p>
-            <w:pPr>
-              <w:jc w:val="left"/>
-            </w:pPr>
-            <w:r/>
-            <w:r>
-              <w:rPr>
-                <w:rFonts w:ascii="Arial" w:hAnsi="Arial" w:cs="Arial"/>
-                <w:b w:val="0"/>
-                <w:i w:val="0"/>
-                <w:sz w:val="14"/>
-              </w:rPr>
-              <w:t>FTE (24.70 km, fin 44+090); S10 1.04.01 Topografía (24.09 km); inventario vial (25.350 km, fin 44+693.39); eje del plano clave PC-01 (24.77 km hasta 44+090)</w:t>
-            </w:r>
-          </w:p>
-        </w:tc>
-        <w:tc>
-          <w:tcPr>
-            <w:tcW w:type="dxa" w:w="2381"/>
-          </w:tcPr>
-          <w:p>
-            <w:pPr>
-              <w:jc w:val="left"/>
-            </w:pPr>
-            <w:r/>
-            <w:r>
-              <w:rPr>
-                <w:rFonts w:ascii="Arial" w:hAnsi="Arial" w:cs="Arial"/>
-                <w:b w:val="0"/>
-                <w:i w:val="0"/>
-                <w:sz w:val="14"/>
-              </w:rPr>
-              <w:t>Tres longitudes distintas para la misma meta física; el tramo 44+090 a 44+693 (zona urbana de Shamboyacu) no está en el PC-01.</w:t>
-            </w:r>
-          </w:p>
-        </w:tc>
-        <w:tc>
-          <w:tcPr>
-            <w:tcW w:type="dxa" w:w="2041"/>
-          </w:tcPr>
-          <w:p>
-            <w:pPr>
-              <w:jc w:val="left"/>
-            </w:pPr>
-            <w:r/>
-            <w:r>
-              <w:rPr>
-                <w:rFonts w:ascii="Arial" w:hAnsi="Arial" w:cs="Arial"/>
-                <w:b w:val="0"/>
-                <w:i w:val="0"/>
-                <w:sz w:val="14"/>
-              </w:rPr>
-              <w:t>Fijar una sola longitud y progresivas con la topografía del expediente y ajustar todos los metrados por kilómetro.</w:t>
-            </w:r>
-          </w:p>
-        </w:tc>
-        <w:tc>
-          <w:tcPr>
-            <w:tcW w:type="dxa" w:w="794"/>
-          </w:tcPr>
-          <w:p>
-            <w:pPr>
-              <w:jc w:val="center"/>
-            </w:pPr>
-            <w:r/>
-            <w:r>
-              <w:rPr>
-                <w:rFonts w:ascii="Arial" w:hAnsi="Arial" w:cs="Arial"/>
-                <w:b w:val="0"/>
-                <w:i w:val="0"/>
-                <w:sz w:val="14"/>
-              </w:rPr>
-              <w:t>R-16</w:t>
-            </w:r>
-          </w:p>
-        </w:tc>
-      </w:tr>
-      <w:tr>
-        <w:tc>
-          <w:tcPr>
-            <w:tcW w:type="dxa" w:w="454"/>
-          </w:tcPr>
-          <w:p>
-            <w:pPr>
-              <w:jc w:val="center"/>
-            </w:pPr>
-            <w:r/>
-            <w:r>
-              <w:rPr>
-                <w:rFonts w:ascii="Arial" w:hAnsi="Arial" w:cs="Arial"/>
-                <w:b w:val="0"/>
-                <w:i w:val="0"/>
-                <w:sz w:val="14"/>
-              </w:rPr>
-              <w:t>2</w:t>
-            </w:r>
-          </w:p>
-        </w:tc>
-        <w:tc>
-          <w:tcPr>
-            <w:tcW w:type="dxa" w:w="1361"/>
-          </w:tcPr>
-          <w:p>
-            <w:pPr>
-              <w:jc w:val="left"/>
-            </w:pPr>
-            <w:r/>
-            <w:r>
-              <w:rPr>
-                <w:rFonts w:ascii="Arial" w:hAnsi="Arial" w:cs="Arial"/>
-                <w:b w:val="0"/>
-                <w:i w:val="0"/>
-                <w:sz w:val="14"/>
-              </w:rPr>
-              <w:t>Plazo de ejecución</w:t>
-            </w:r>
-          </w:p>
-        </w:tc>
-        <w:tc>
-          <w:tcPr>
-            <w:tcW w:type="dxa" w:w="2154"/>
-          </w:tcPr>
-          <w:p>
-            <w:pPr>
-              <w:jc w:val="left"/>
-            </w:pPr>
-            <w:r/>
-            <w:r>
-              <w:rPr>
-                <w:rFonts w:ascii="Arial" w:hAnsi="Arial" w:cs="Arial"/>
-                <w:b w:val="0"/>
-                <w:i w:val="0"/>
-                <w:sz w:val="14"/>
-              </w:rPr>
-              <w:t>Resumen ejecutivo: 720 días (24 meses); FTE 15.2 y 15.3: ejecución física en 8 meses (meses 3 a 10)</w:t>
-            </w:r>
-          </w:p>
-        </w:tc>
-        <w:tc>
-          <w:tcPr>
-            <w:tcW w:type="dxa" w:w="2381"/>
-          </w:tcPr>
-          <w:p>
-            <w:pPr>
-              <w:jc w:val="left"/>
-            </w:pPr>
-            <w:r/>
-            <w:r>
-              <w:rPr>
-                <w:rFonts w:ascii="Arial" w:hAnsi="Arial" w:cs="Arial"/>
-                <w:b w:val="0"/>
-                <w:i w:val="0"/>
-                <w:sz w:val="14"/>
-              </w:rPr>
-              <w:t>Plazos incompatibles; afecta gastos generales, cronograma climático y partidas mensuales.</w:t>
-            </w:r>
-          </w:p>
-        </w:tc>
-        <w:tc>
-          <w:tcPr>
-            <w:tcW w:type="dxa" w:w="2041"/>
-          </w:tcPr>
-          <w:p>
-            <w:pPr>
-              <w:jc w:val="left"/>
-            </w:pPr>
-            <w:r/>
-            <w:r>
-              <w:rPr>
-                <w:rFonts w:ascii="Arial" w:hAnsi="Arial" w:cs="Arial"/>
-                <w:b w:val="0"/>
-                <w:i w:val="0"/>
-                <w:sz w:val="14"/>
-              </w:rPr>
-              <w:t>Definir el plazo con un cronograma por ruta crítica y calendario de lluvias.</w:t>
-            </w:r>
-          </w:p>
-        </w:tc>
-        <w:tc>
-          <w:tcPr>
-            <w:tcW w:type="dxa" w:w="794"/>
-          </w:tcPr>
-          <w:p>
-            <w:pPr>
-              <w:jc w:val="center"/>
-            </w:pPr>
-            <w:r/>
-            <w:r>
-              <w:rPr>
-                <w:rFonts w:ascii="Arial" w:hAnsi="Arial" w:cs="Arial"/>
-                <w:b w:val="0"/>
-                <w:i w:val="0"/>
-                <w:sz w:val="14"/>
-              </w:rPr>
-              <w:t>R-16</w:t>
-            </w:r>
-          </w:p>
-        </w:tc>
-      </w:tr>
-      <w:tr>
-        <w:tc>
-          <w:tcPr>
-            <w:tcW w:type="dxa" w:w="454"/>
-          </w:tcPr>
-          <w:p>
-            <w:pPr>
-              <w:jc w:val="center"/>
-            </w:pPr>
-            <w:r/>
-            <w:r>
-              <w:rPr>
-                <w:rFonts w:ascii="Arial" w:hAnsi="Arial" w:cs="Arial"/>
-                <w:b w:val="0"/>
-                <w:i w:val="0"/>
-                <w:sz w:val="14"/>
-              </w:rPr>
-              <w:t>3</w:t>
-            </w:r>
-          </w:p>
-        </w:tc>
-        <w:tc>
-          <w:tcPr>
-            <w:tcW w:type="dxa" w:w="1361"/>
-          </w:tcPr>
-          <w:p>
-            <w:pPr>
-              <w:jc w:val="left"/>
-            </w:pPr>
-            <w:r/>
-            <w:r>
-              <w:rPr>
-                <w:rFonts w:ascii="Arial" w:hAnsi="Arial" w:cs="Arial"/>
-                <w:b w:val="0"/>
-                <w:i w:val="0"/>
-                <w:sz w:val="14"/>
-              </w:rPr>
-              <w:t>Peligros declarados en la FTE</w:t>
-            </w:r>
-          </w:p>
-        </w:tc>
-        <w:tc>
-          <w:tcPr>
-            <w:tcW w:type="dxa" w:w="2154"/>
-          </w:tcPr>
-          <w:p>
-            <w:pPr>
-              <w:jc w:val="left"/>
-            </w:pPr>
-            <w:r/>
-            <w:r>
-              <w:rPr>
-                <w:rFonts w:ascii="Arial" w:hAnsi="Arial" w:cs="Arial"/>
-                <w:b w:val="0"/>
-                <w:i w:val="0"/>
-                <w:sz w:val="14"/>
-              </w:rPr>
-              <w:t>FTE 18.3: deslizamientos NO, inundaciones NO</w:t>
-            </w:r>
-          </w:p>
-        </w:tc>
-        <w:tc>
-          <w:tcPr>
-            <w:tcW w:type="dxa" w:w="2381"/>
-          </w:tcPr>
-          <w:p>
-            <w:pPr>
-              <w:jc w:val="left"/>
-            </w:pPr>
-            <w:r/>
-            <w:r>
-              <w:rPr>
-                <w:rFonts w:ascii="Arial" w:hAnsi="Arial" w:cs="Arial"/>
-                <w:b w:val="0"/>
-                <w:i w:val="0"/>
-                <w:sz w:val="14"/>
-              </w:rPr>
-              <w:t>El inventario registra inundación por arrozales (20+360 a 21+170), empozamientos e inestabilidad de taludes de 20 y 30 m (36+060 y 37+520).</w:t>
-            </w:r>
-          </w:p>
-        </w:tc>
-        <w:tc>
-          <w:tcPr>
-            <w:tcW w:type="dxa" w:w="2041"/>
-          </w:tcPr>
-          <w:p>
-            <w:pPr>
-              <w:jc w:val="left"/>
-            </w:pPr>
-            <w:r/>
-            <w:r>
-              <w:rPr>
-                <w:rFonts w:ascii="Arial" w:hAnsi="Arial" w:cs="Arial"/>
-                <w:b w:val="0"/>
-                <w:i w:val="0"/>
-                <w:sz w:val="14"/>
-              </w:rPr>
-              <w:t>Corregir la FTE y sustentar las medidas de reducción en el expediente (taludes, drenaje, subdrenaje).</w:t>
-            </w:r>
-          </w:p>
-        </w:tc>
-        <w:tc>
-          <w:tcPr>
-            <w:tcW w:type="dxa" w:w="794"/>
-          </w:tcPr>
-          <w:p>
-            <w:pPr>
-              <w:jc w:val="center"/>
-            </w:pPr>
-            <w:r/>
-            <w:r>
-              <w:rPr>
-                <w:rFonts w:ascii="Arial" w:hAnsi="Arial" w:cs="Arial"/>
-                <w:b w:val="0"/>
-                <w:i w:val="0"/>
-                <w:sz w:val="14"/>
-              </w:rPr>
-              <w:t>R-04, R-06</w:t>
-            </w:r>
-          </w:p>
-        </w:tc>
-      </w:tr>
-      <w:tr>
-        <w:tc>
-          <w:tcPr>
-            <w:tcW w:type="dxa" w:w="454"/>
-          </w:tcPr>
-          <w:p>
-            <w:pPr>
-              <w:jc w:val="center"/>
-            </w:pPr>
-            <w:r/>
-            <w:r>
-              <w:rPr>
-                <w:rFonts w:ascii="Arial" w:hAnsi="Arial" w:cs="Arial"/>
-                <w:b w:val="0"/>
-                <w:i w:val="0"/>
-                <w:sz w:val="14"/>
-              </w:rPr>
-              <w:t>4</w:t>
-            </w:r>
-          </w:p>
-        </w:tc>
-        <w:tc>
-          <w:tcPr>
-            <w:tcW w:type="dxa" w:w="1361"/>
-          </w:tcPr>
-          <w:p>
-            <w:pPr>
-              <w:jc w:val="left"/>
-            </w:pPr>
-            <w:r/>
-            <w:r>
-              <w:rPr>
-                <w:rFonts w:ascii="Arial" w:hAnsi="Arial" w:cs="Arial"/>
-                <w:b w:val="0"/>
-                <w:i w:val="0"/>
-                <w:sz w:val="14"/>
-              </w:rPr>
-              <w:t>Orografía</w:t>
-            </w:r>
-          </w:p>
-        </w:tc>
-        <w:tc>
-          <w:tcPr>
-            <w:tcW w:type="dxa" w:w="2154"/>
-          </w:tcPr>
-          <w:p>
-            <w:pPr>
-              <w:jc w:val="left"/>
-            </w:pPr>
-            <w:r/>
-            <w:r>
-              <w:rPr>
-                <w:rFonts w:ascii="Arial" w:hAnsi="Arial" w:cs="Arial"/>
-                <w:b w:val="0"/>
-                <w:i w:val="0"/>
-                <w:sz w:val="14"/>
-              </w:rPr>
-              <w:t>FTE y resumen ejecutivo: orografía plana</w:t>
-            </w:r>
-          </w:p>
-        </w:tc>
-        <w:tc>
-          <w:tcPr>
-            <w:tcW w:type="dxa" w:w="2381"/>
-          </w:tcPr>
-          <w:p>
-            <w:pPr>
-              <w:jc w:val="left"/>
-            </w:pPr>
-            <w:r/>
-            <w:r>
-              <w:rPr>
-                <w:rFonts w:ascii="Arial" w:hAnsi="Arial" w:cs="Arial"/>
-                <w:b w:val="0"/>
-                <w:i w:val="0"/>
-                <w:sz w:val="14"/>
-              </w:rPr>
-              <w:t>El modelo digital Copernicus GLO-30 muestra terreno ondulado desde el km 23 (relieve local de 20 a 90 m y laderas de hasta 40°).</w:t>
-            </w:r>
-          </w:p>
-        </w:tc>
-        <w:tc>
-          <w:tcPr>
-            <w:tcW w:type="dxa" w:w="2041"/>
-          </w:tcPr>
-          <w:p>
-            <w:pPr>
-              <w:jc w:val="left"/>
-            </w:pPr>
-            <w:r/>
-            <w:r>
-              <w:rPr>
-                <w:rFonts w:ascii="Arial" w:hAnsi="Arial" w:cs="Arial"/>
-                <w:b w:val="0"/>
-                <w:i w:val="0"/>
-                <w:sz w:val="14"/>
-              </w:rPr>
-              <w:t>Revisar la clasificación orográfica y el diseño geométrico en 23+000 a 44+693.</w:t>
-            </w:r>
-          </w:p>
-        </w:tc>
-        <w:tc>
-          <w:tcPr>
-            <w:tcW w:type="dxa" w:w="794"/>
-          </w:tcPr>
-          <w:p>
-            <w:pPr>
-              <w:jc w:val="center"/>
-            </w:pPr>
-            <w:r/>
-            <w:r>
-              <w:rPr>
-                <w:rFonts w:ascii="Arial" w:hAnsi="Arial" w:cs="Arial"/>
-                <w:b w:val="0"/>
-                <w:i w:val="0"/>
-                <w:sz w:val="14"/>
-              </w:rPr>
-              <w:t>R-04</w:t>
-            </w:r>
-          </w:p>
-        </w:tc>
-      </w:tr>
-      <w:tr>
-        <w:tc>
-          <w:tcPr>
-            <w:tcW w:type="dxa" w:w="454"/>
-          </w:tcPr>
-          <w:p>
-            <w:pPr>
-              <w:jc w:val="center"/>
-            </w:pPr>
-            <w:r/>
-            <w:r>
-              <w:rPr>
-                <w:rFonts w:ascii="Arial" w:hAnsi="Arial" w:cs="Arial"/>
-                <w:b w:val="0"/>
-                <w:i w:val="0"/>
-                <w:sz w:val="14"/>
-              </w:rPr>
-              <w:t>5</w:t>
-            </w:r>
-          </w:p>
-        </w:tc>
-        <w:tc>
-          <w:tcPr>
-            <w:tcW w:type="dxa" w:w="1361"/>
-          </w:tcPr>
-          <w:p>
-            <w:pPr>
-              <w:jc w:val="left"/>
-            </w:pPr>
-            <w:r/>
-            <w:r>
-              <w:rPr>
-                <w:rFonts w:ascii="Arial" w:hAnsi="Arial" w:cs="Arial"/>
-                <w:b w:val="0"/>
-                <w:i w:val="0"/>
-                <w:sz w:val="14"/>
-              </w:rPr>
-              <w:t>Prueba de carga del puente Paucarillo</w:t>
-            </w:r>
-          </w:p>
-        </w:tc>
-        <w:tc>
-          <w:tcPr>
-            <w:tcW w:type="dxa" w:w="2154"/>
-          </w:tcPr>
-          <w:p>
-            <w:pPr>
-              <w:jc w:val="left"/>
-            </w:pPr>
-            <w:r/>
-            <w:r>
-              <w:rPr>
-                <w:rFonts w:ascii="Arial" w:hAnsi="Arial" w:cs="Arial"/>
-                <w:b w:val="0"/>
-                <w:i w:val="0"/>
-                <w:sz w:val="14"/>
-              </w:rPr>
-              <w:t>S10 1.10.03.04.08: 46.00 glb x S/ 5,813.86 = S/ 267,437.56</w:t>
-            </w:r>
-          </w:p>
-        </w:tc>
-        <w:tc>
-          <w:tcPr>
-            <w:tcW w:type="dxa" w:w="2381"/>
-          </w:tcPr>
-          <w:p>
-            <w:pPr>
-              <w:jc w:val="left"/>
-            </w:pPr>
-            <w:r/>
-            <w:r>
-              <w:rPr>
-                <w:rFonts w:ascii="Arial" w:hAnsi="Arial" w:cs="Arial"/>
-                <w:b w:val="0"/>
-                <w:i w:val="0"/>
-                <w:sz w:val="14"/>
-              </w:rPr>
-              <w:t>En los demás puentes la cantidad es 1.00 glb; sobrecosto aparente de S/ 261,623.70 de costo directo.</w:t>
-            </w:r>
-          </w:p>
-        </w:tc>
-        <w:tc>
-          <w:tcPr>
-            <w:tcW w:type="dxa" w:w="2041"/>
-          </w:tcPr>
-          <w:p>
-            <w:pPr>
-              <w:jc w:val="left"/>
-            </w:pPr>
-            <w:r/>
-            <w:r>
-              <w:rPr>
-                <w:rFonts w:ascii="Arial" w:hAnsi="Arial" w:cs="Arial"/>
-                <w:b w:val="0"/>
-                <w:i w:val="0"/>
-                <w:sz w:val="14"/>
-              </w:rPr>
-              <w:t>Corregir el metrado a 1.00 glb.</w:t>
-            </w:r>
-          </w:p>
-        </w:tc>
-        <w:tc>
-          <w:tcPr>
-            <w:tcW w:type="dxa" w:w="794"/>
-          </w:tcPr>
-          <w:p>
-            <w:pPr>
-              <w:jc w:val="center"/>
-            </w:pPr>
-            <w:r/>
-            <w:r>
-              <w:rPr>
-                <w:rFonts w:ascii="Arial" w:hAnsi="Arial" w:cs="Arial"/>
-                <w:b w:val="0"/>
-                <w:i w:val="0"/>
-                <w:sz w:val="14"/>
-              </w:rPr>
-              <w:t>R-16</w:t>
-            </w:r>
-          </w:p>
-        </w:tc>
-      </w:tr>
-      <w:tr>
-        <w:tc>
-          <w:tcPr>
-            <w:tcW w:type="dxa" w:w="454"/>
-          </w:tcPr>
-          <w:p>
-            <w:pPr>
-              <w:jc w:val="center"/>
-            </w:pPr>
-            <w:r/>
-            <w:r>
-              <w:rPr>
-                <w:rFonts w:ascii="Arial" w:hAnsi="Arial" w:cs="Arial"/>
-                <w:b w:val="0"/>
-                <w:i w:val="0"/>
-                <w:sz w:val="14"/>
-              </w:rPr>
-              <w:t>6</w:t>
-            </w:r>
-          </w:p>
-        </w:tc>
-        <w:tc>
-          <w:tcPr>
-            <w:tcW w:type="dxa" w:w="1361"/>
-          </w:tcPr>
-          <w:p>
-            <w:pPr>
-              <w:jc w:val="left"/>
-            </w:pPr>
-            <w:r/>
-            <w:r>
-              <w:rPr>
-                <w:rFonts w:ascii="Arial" w:hAnsi="Arial" w:cs="Arial"/>
-                <w:b w:val="0"/>
-                <w:i w:val="0"/>
-                <w:sz w:val="14"/>
-              </w:rPr>
-              <w:t>Precio de la base granular</w:t>
-            </w:r>
-          </w:p>
-        </w:tc>
-        <w:tc>
-          <w:tcPr>
-            <w:tcW w:type="dxa" w:w="2154"/>
-          </w:tcPr>
-          <w:p>
-            <w:pPr>
-              <w:jc w:val="left"/>
-            </w:pPr>
-            <w:r/>
-            <w:r>
-              <w:rPr>
-                <w:rFonts w:ascii="Arial" w:hAnsi="Arial" w:cs="Arial"/>
-                <w:b w:val="0"/>
-                <w:i w:val="0"/>
-                <w:sz w:val="14"/>
-              </w:rPr>
-              <w:t>S10 1.06.01.02: S/ 36.51/m³ frente a 1.06.01.01 Subbase S/ 165.83/m³</w:t>
-            </w:r>
-          </w:p>
-        </w:tc>
-        <w:tc>
-          <w:tcPr>
-            <w:tcW w:type="dxa" w:w="2381"/>
-          </w:tcPr>
-          <w:p>
-            <w:pPr>
-              <w:jc w:val="left"/>
-            </w:pPr>
-            <w:r/>
-            <w:r>
-              <w:rPr>
-                <w:rFonts w:ascii="Arial" w:hAnsi="Arial" w:cs="Arial"/>
-                <w:b w:val="0"/>
-                <w:i w:val="0"/>
-                <w:sz w:val="14"/>
-              </w:rPr>
-              <w:t>La base suele costar más que la subbase; el precio parece incompleto.</w:t>
-            </w:r>
-          </w:p>
-        </w:tc>
-        <w:tc>
-          <w:tcPr>
-            <w:tcW w:type="dxa" w:w="2041"/>
-          </w:tcPr>
-          <w:p>
-            <w:pPr>
-              <w:jc w:val="left"/>
-            </w:pPr>
-            <w:r/>
-            <w:r>
-              <w:rPr>
-                <w:rFonts w:ascii="Arial" w:hAnsi="Arial" w:cs="Arial"/>
-                <w:b w:val="0"/>
-                <w:i w:val="0"/>
-                <w:sz w:val="14"/>
-              </w:rPr>
-              <w:t>Revisar el análisis de precios unitarios.</w:t>
-            </w:r>
-          </w:p>
-        </w:tc>
-        <w:tc>
-          <w:tcPr>
-            <w:tcW w:type="dxa" w:w="794"/>
-          </w:tcPr>
-          <w:p>
-            <w:pPr>
-              <w:jc w:val="center"/>
-            </w:pPr>
-            <w:r/>
-            <w:r>
-              <w:rPr>
-                <w:rFonts w:ascii="Arial" w:hAnsi="Arial" w:cs="Arial"/>
-                <w:b w:val="0"/>
-                <w:i w:val="0"/>
-                <w:sz w:val="14"/>
-              </w:rPr>
-              <w:t>R-16, R-17</w:t>
-            </w:r>
-          </w:p>
-        </w:tc>
-      </w:tr>
-      <w:tr>
-        <w:tc>
-          <w:tcPr>
-            <w:tcW w:type="dxa" w:w="454"/>
-          </w:tcPr>
-          <w:p>
-            <w:pPr>
-              <w:jc w:val="center"/>
-            </w:pPr>
-            <w:r/>
-            <w:r>
-              <w:rPr>
-                <w:rFonts w:ascii="Arial" w:hAnsi="Arial" w:cs="Arial"/>
-                <w:b w:val="0"/>
-                <w:i w:val="0"/>
-                <w:sz w:val="14"/>
-              </w:rPr>
-              <w:t>7</w:t>
-            </w:r>
-          </w:p>
-        </w:tc>
-        <w:tc>
-          <w:tcPr>
-            <w:tcW w:type="dxa" w:w="1361"/>
-          </w:tcPr>
-          <w:p>
-            <w:pPr>
-              <w:jc w:val="left"/>
-            </w:pPr>
-            <w:r/>
-            <w:r>
-              <w:rPr>
-                <w:rFonts w:ascii="Arial" w:hAnsi="Arial" w:cs="Arial"/>
-                <w:b w:val="0"/>
-                <w:i w:val="0"/>
-                <w:sz w:val="14"/>
-              </w:rPr>
-              <w:t>Cemento asfáltico</w:t>
-            </w:r>
-          </w:p>
-        </w:tc>
-        <w:tc>
-          <w:tcPr>
-            <w:tcW w:type="dxa" w:w="2154"/>
-          </w:tcPr>
-          <w:p>
-            <w:pPr>
-              <w:jc w:val="left"/>
-            </w:pPr>
-            <w:r/>
-            <w:r>
-              <w:rPr>
-                <w:rFonts w:ascii="Arial" w:hAnsi="Arial" w:cs="Arial"/>
-                <w:b w:val="0"/>
-                <w:i w:val="0"/>
-                <w:sz w:val="14"/>
-              </w:rPr>
-              <w:t>S10 1.06.02.03: 1,440,431.91 gal para 10,469.02 m³ de MAC (unos 138 gal/m³)</w:t>
-            </w:r>
-          </w:p>
-        </w:tc>
-        <w:tc>
-          <w:tcPr>
-            <w:tcW w:type="dxa" w:w="2381"/>
-          </w:tcPr>
-          <w:p>
-            <w:pPr>
-              <w:jc w:val="left"/>
-            </w:pPr>
-            <w:r/>
-            <w:r>
-              <w:rPr>
-                <w:rFonts w:ascii="Arial" w:hAnsi="Arial" w:cs="Arial"/>
-                <w:b w:val="0"/>
-                <w:i w:val="0"/>
-                <w:sz w:val="14"/>
-              </w:rPr>
-              <w:t>El consumo usual es del orden de 30 a 40 gal/m³; la cantidad parece sobrestimada unas 3 a 4 veces (S/ 5.76 M de costo directo).</w:t>
-            </w:r>
-          </w:p>
-        </w:tc>
-        <w:tc>
-          <w:tcPr>
-            <w:tcW w:type="dxa" w:w="2041"/>
-          </w:tcPr>
-          <w:p>
-            <w:pPr>
-              <w:jc w:val="left"/>
-            </w:pPr>
-            <w:r/>
-            <w:r>
-              <w:rPr>
-                <w:rFonts w:ascii="Arial" w:hAnsi="Arial" w:cs="Arial"/>
-                <w:b w:val="0"/>
-                <w:i w:val="0"/>
-                <w:sz w:val="14"/>
-              </w:rPr>
-              <w:t>Recalcular con el diseño de mezcla (contenido óptimo de asfalto y densidad).</w:t>
-            </w:r>
-          </w:p>
-        </w:tc>
-        <w:tc>
-          <w:tcPr>
-            <w:tcW w:type="dxa" w:w="794"/>
-          </w:tcPr>
-          <w:p>
-            <w:pPr>
-              <w:jc w:val="center"/>
-            </w:pPr>
-            <w:r/>
-            <w:r>
-              <w:rPr>
-                <w:rFonts w:ascii="Arial" w:hAnsi="Arial" w:cs="Arial"/>
-                <w:b w:val="0"/>
-                <w:i w:val="0"/>
-                <w:sz w:val="14"/>
-              </w:rPr>
-              <w:t>R-16, R-17</w:t>
-            </w:r>
-          </w:p>
-        </w:tc>
-      </w:tr>
-      <w:tr>
-        <w:tc>
-          <w:tcPr>
-            <w:tcW w:type="dxa" w:w="454"/>
-          </w:tcPr>
-          <w:p>
-            <w:pPr>
-              <w:jc w:val="center"/>
-            </w:pPr>
-            <w:r/>
-            <w:r>
-              <w:rPr>
-                <w:rFonts w:ascii="Arial" w:hAnsi="Arial" w:cs="Arial"/>
-                <w:b w:val="0"/>
-                <w:i w:val="0"/>
-                <w:sz w:val="14"/>
-              </w:rPr>
-              <w:t>8</w:t>
-            </w:r>
-          </w:p>
-        </w:tc>
-        <w:tc>
-          <w:tcPr>
-            <w:tcW w:type="dxa" w:w="1361"/>
-          </w:tcPr>
-          <w:p>
-            <w:pPr>
-              <w:jc w:val="left"/>
-            </w:pPr>
-            <w:r/>
-            <w:r>
-              <w:rPr>
-                <w:rFonts w:ascii="Arial" w:hAnsi="Arial" w:cs="Arial"/>
-                <w:b w:val="0"/>
-                <w:i w:val="0"/>
-                <w:sz w:val="14"/>
-              </w:rPr>
-              <w:t>Imprimación y carpeta</w:t>
-            </w:r>
-          </w:p>
-        </w:tc>
-        <w:tc>
-          <w:tcPr>
-            <w:tcW w:type="dxa" w:w="2154"/>
-          </w:tcPr>
-          <w:p>
-            <w:pPr>
-              <w:jc w:val="left"/>
-            </w:pPr>
-            <w:r/>
-            <w:r>
-              <w:rPr>
-                <w:rFonts w:ascii="Arial" w:hAnsi="Arial" w:cs="Arial"/>
-                <w:b w:val="0"/>
-                <w:i w:val="0"/>
-                <w:sz w:val="14"/>
-              </w:rPr>
-              <w:t>S10: imprimación 122,176 m²; MAC 10,469.02 m³; carpeta e = 2" según el resumen ejecutivo</w:t>
-            </w:r>
-          </w:p>
-        </w:tc>
-        <w:tc>
-          <w:tcPr>
-            <w:tcW w:type="dxa" w:w="2381"/>
-          </w:tcPr>
-          <w:p>
-            <w:pPr>
-              <w:jc w:val="left"/>
-            </w:pPr>
-            <w:r/>
-            <w:r>
-              <w:rPr>
-                <w:rFonts w:ascii="Arial" w:hAnsi="Arial" w:cs="Arial"/>
-                <w:b w:val="0"/>
-                <w:i w:val="0"/>
-                <w:sz w:val="14"/>
-              </w:rPr>
-              <w:t>122,176 m² x 0.05 m = 6,109 m³; el volumen de MAC es 1.7 veces mayor.</w:t>
-            </w:r>
-          </w:p>
-        </w:tc>
-        <w:tc>
-          <w:tcPr>
-            <w:tcW w:type="dxa" w:w="2041"/>
-          </w:tcPr>
-          <w:p>
-            <w:pPr>
-              <w:jc w:val="left"/>
-            </w:pPr>
-            <w:r/>
-            <w:r>
-              <w:rPr>
-                <w:rFonts w:ascii="Arial" w:hAnsi="Arial" w:cs="Arial"/>
-                <w:b w:val="0"/>
-                <w:i w:val="0"/>
-                <w:sz w:val="14"/>
-              </w:rPr>
-              <w:t>Compatibilizar espesor, área y volumen de la carpeta.</w:t>
-            </w:r>
-          </w:p>
-        </w:tc>
-        <w:tc>
-          <w:tcPr>
-            <w:tcW w:type="dxa" w:w="794"/>
-          </w:tcPr>
-          <w:p>
-            <w:pPr>
-              <w:jc w:val="center"/>
-            </w:pPr>
-            <w:r/>
-            <w:r>
-              <w:rPr>
-                <w:rFonts w:ascii="Arial" w:hAnsi="Arial" w:cs="Arial"/>
-                <w:b w:val="0"/>
-                <w:i w:val="0"/>
-                <w:sz w:val="14"/>
-              </w:rPr>
-              <w:t>R-16</w:t>
-            </w:r>
-          </w:p>
-        </w:tc>
-      </w:tr>
-      <w:tr>
-        <w:tc>
-          <w:tcPr>
-            <w:tcW w:type="dxa" w:w="454"/>
-          </w:tcPr>
-          <w:p>
-            <w:pPr>
-              <w:jc w:val="center"/>
-            </w:pPr>
-            <w:r/>
-            <w:r>
-              <w:rPr>
-                <w:rFonts w:ascii="Arial" w:hAnsi="Arial" w:cs="Arial"/>
-                <w:b w:val="0"/>
-                <w:i w:val="0"/>
-                <w:sz w:val="14"/>
-              </w:rPr>
-              <w:t>9</w:t>
-            </w:r>
-          </w:p>
-        </w:tc>
-        <w:tc>
-          <w:tcPr>
-            <w:tcW w:type="dxa" w:w="1361"/>
-          </w:tcPr>
-          <w:p>
-            <w:pPr>
-              <w:jc w:val="left"/>
-            </w:pPr>
-            <w:r/>
-            <w:r>
-              <w:rPr>
-                <w:rFonts w:ascii="Arial" w:hAnsi="Arial" w:cs="Arial"/>
-                <w:b w:val="0"/>
-                <w:i w:val="0"/>
-                <w:sz w:val="14"/>
-              </w:rPr>
-              <w:t>Depósito de material excedente</w:t>
-            </w:r>
-          </w:p>
-        </w:tc>
-        <w:tc>
-          <w:tcPr>
-            <w:tcW w:type="dxa" w:w="2154"/>
-          </w:tcPr>
-          <w:p>
-            <w:pPr>
-              <w:jc w:val="left"/>
-            </w:pPr>
-            <w:r/>
-            <w:r>
-              <w:rPr>
-                <w:rFonts w:ascii="Arial" w:hAnsi="Arial" w:cs="Arial"/>
-                <w:b w:val="0"/>
-                <w:i w:val="0"/>
-                <w:sz w:val="14"/>
-              </w:rPr>
-              <w:t>S10 1.04.04: DME 0.38 ha; 1.11.01.01: acomodo de 297,756.23 m³</w:t>
-            </w:r>
-          </w:p>
-        </w:tc>
-        <w:tc>
-          <w:tcPr>
-            <w:tcW w:type="dxa" w:w="2381"/>
-          </w:tcPr>
-          <w:p>
-            <w:pPr>
-              <w:jc w:val="left"/>
-            </w:pPr>
-            <w:r/>
-            <w:r>
-              <w:rPr>
-                <w:rFonts w:ascii="Arial" w:hAnsi="Arial" w:cs="Arial"/>
-                <w:b w:val="0"/>
-                <w:i w:val="0"/>
-                <w:sz w:val="14"/>
-              </w:rPr>
-              <w:t>Equivale a 78 m de altura de relleno; el área es insuficiente.</w:t>
-            </w:r>
-          </w:p>
-        </w:tc>
-        <w:tc>
-          <w:tcPr>
-            <w:tcW w:type="dxa" w:w="2041"/>
-          </w:tcPr>
-          <w:p>
-            <w:pPr>
-              <w:jc w:val="left"/>
-            </w:pPr>
-            <w:r/>
-            <w:r>
-              <w:rPr>
-                <w:rFonts w:ascii="Arial" w:hAnsi="Arial" w:cs="Arial"/>
-                <w:b w:val="0"/>
-                <w:i w:val="0"/>
-                <w:sz w:val="14"/>
-              </w:rPr>
-              <w:t>Identificar DME de 6 a 7.5 ha y ajustar accesos y transporte.</w:t>
-            </w:r>
-          </w:p>
-        </w:tc>
-        <w:tc>
-          <w:tcPr>
-            <w:tcW w:type="dxa" w:w="794"/>
-          </w:tcPr>
-          <w:p>
-            <w:pPr>
-              <w:jc w:val="center"/>
-            </w:pPr>
-            <w:r/>
-            <w:r>
-              <w:rPr>
-                <w:rFonts w:ascii="Arial" w:hAnsi="Arial" w:cs="Arial"/>
-                <w:b w:val="0"/>
-                <w:i w:val="0"/>
-                <w:sz w:val="14"/>
-              </w:rPr>
-              <w:t>R-25</w:t>
-            </w:r>
-          </w:p>
-        </w:tc>
-      </w:tr>
-      <w:tr>
-        <w:tc>
-          <w:tcPr>
-            <w:tcW w:type="dxa" w:w="454"/>
-          </w:tcPr>
-          <w:p>
-            <w:pPr>
-              <w:jc w:val="center"/>
-            </w:pPr>
-            <w:r/>
-            <w:r>
-              <w:rPr>
-                <w:rFonts w:ascii="Arial" w:hAnsi="Arial" w:cs="Arial"/>
-                <w:b w:val="0"/>
-                <w:i w:val="0"/>
-                <w:sz w:val="14"/>
-              </w:rPr>
-              <w:t>10</w:t>
-            </w:r>
-          </w:p>
-        </w:tc>
-        <w:tc>
-          <w:tcPr>
-            <w:tcW w:type="dxa" w:w="1361"/>
-          </w:tcPr>
-          <w:p>
-            <w:pPr>
-              <w:jc w:val="left"/>
-            </w:pPr>
-            <w:r/>
-            <w:r>
-              <w:rPr>
-                <w:rFonts w:ascii="Arial" w:hAnsi="Arial" w:cs="Arial"/>
-                <w:b w:val="0"/>
-                <w:i w:val="0"/>
-                <w:sz w:val="14"/>
-              </w:rPr>
-              <w:t>Desvío temporal</w:t>
-            </w:r>
-          </w:p>
-        </w:tc>
-        <w:tc>
-          <w:tcPr>
-            <w:tcW w:type="dxa" w:w="2154"/>
-          </w:tcPr>
-          <w:p>
-            <w:pPr>
-              <w:jc w:val="left"/>
-            </w:pPr>
-            <w:r/>
-            <w:r>
-              <w:rPr>
-                <w:rFonts w:ascii="Arial" w:hAnsi="Arial" w:cs="Arial"/>
-                <w:b w:val="0"/>
-                <w:i w:val="0"/>
-                <w:sz w:val="14"/>
-              </w:rPr>
-              <w:t>S10 1.04.11: 18.00 m x S/ 12,768.99 = S/ 229,841.82</w:t>
-            </w:r>
-          </w:p>
-        </w:tc>
-        <w:tc>
-          <w:tcPr>
-            <w:tcW w:type="dxa" w:w="2381"/>
-          </w:tcPr>
-          <w:p>
-            <w:pPr>
-              <w:jc w:val="left"/>
-            </w:pPr>
-            <w:r/>
-            <w:r>
-              <w:rPr>
-                <w:rFonts w:ascii="Arial" w:hAnsi="Arial" w:cs="Arial"/>
-                <w:b w:val="0"/>
-                <w:i w:val="0"/>
-                <w:sz w:val="14"/>
-              </w:rPr>
-              <w:t>El precio corresponde a un kilómetro (igual al de habilitación de accesos); la unidad parece errada.</w:t>
-            </w:r>
-          </w:p>
-        </w:tc>
-        <w:tc>
-          <w:tcPr>
-            <w:tcW w:type="dxa" w:w="2041"/>
-          </w:tcPr>
-          <w:p>
-            <w:pPr>
-              <w:jc w:val="left"/>
-            </w:pPr>
-            <w:r/>
-            <w:r>
-              <w:rPr>
-                <w:rFonts w:ascii="Arial" w:hAnsi="Arial" w:cs="Arial"/>
-                <w:b w:val="0"/>
-                <w:i w:val="0"/>
-                <w:sz w:val="14"/>
-              </w:rPr>
-              <w:t>Revisar unidad y metrado.</w:t>
-            </w:r>
-          </w:p>
-        </w:tc>
-        <w:tc>
-          <w:tcPr>
-            <w:tcW w:type="dxa" w:w="794"/>
-          </w:tcPr>
-          <w:p>
-            <w:pPr>
-              <w:jc w:val="center"/>
-            </w:pPr>
-            <w:r/>
-            <w:r>
-              <w:rPr>
-                <w:rFonts w:ascii="Arial" w:hAnsi="Arial" w:cs="Arial"/>
-                <w:b w:val="0"/>
-                <w:i w:val="0"/>
-                <w:sz w:val="14"/>
-              </w:rPr>
-              <w:t>R-16, R-27</w:t>
-            </w:r>
-          </w:p>
-        </w:tc>
-      </w:tr>
-      <w:tr>
-        <w:tc>
-          <w:tcPr>
-            <w:tcW w:type="dxa" w:w="454"/>
-          </w:tcPr>
-          <w:p>
-            <w:pPr>
-              <w:jc w:val="center"/>
-            </w:pPr>
-            <w:r/>
-            <w:r>
-              <w:rPr>
-                <w:rFonts w:ascii="Arial" w:hAnsi="Arial" w:cs="Arial"/>
-                <w:b w:val="0"/>
-                <w:i w:val="0"/>
-                <w:sz w:val="14"/>
-              </w:rPr>
-              <w:t>11</w:t>
-            </w:r>
-          </w:p>
-        </w:tc>
-        <w:tc>
-          <w:tcPr>
-            <w:tcW w:type="dxa" w:w="1361"/>
-          </w:tcPr>
-          <w:p>
-            <w:pPr>
-              <w:jc w:val="left"/>
-            </w:pPr>
-            <w:r/>
-            <w:r>
-              <w:rPr>
-                <w:rFonts w:ascii="Arial" w:hAnsi="Arial" w:cs="Arial"/>
-                <w:b w:val="0"/>
-                <w:i w:val="0"/>
-                <w:sz w:val="14"/>
-              </w:rPr>
-              <w:t>Metrados de puentes</w:t>
-            </w:r>
-          </w:p>
-        </w:tc>
-        <w:tc>
-          <w:tcPr>
-            <w:tcW w:type="dxa" w:w="2154"/>
-          </w:tcPr>
-          <w:p>
-            <w:pPr>
-              <w:jc w:val="left"/>
-            </w:pPr>
-            <w:r/>
-            <w:r>
-              <w:rPr>
-                <w:rFonts w:ascii="Arial" w:hAnsi="Arial" w:cs="Arial"/>
-                <w:b w:val="0"/>
-                <w:i w:val="0"/>
-                <w:sz w:val="14"/>
-              </w:rPr>
-              <w:t>S10 1.10.01.02 y 1.10.02.02 (Tingo de Ponasa y Barco); 1.10.03 a 1.10.05 (Paucarillo, Apangurayco, Chanchamayco)</w:t>
-            </w:r>
-          </w:p>
-        </w:tc>
-        <w:tc>
-          <w:tcPr>
-            <w:tcW w:type="dxa" w:w="2381"/>
-          </w:tcPr>
-          <w:p>
-            <w:pPr>
-              <w:jc w:val="left"/>
-            </w:pPr>
-            <w:r/>
-            <w:r>
-              <w:rPr>
-                <w:rFonts w:ascii="Arial" w:hAnsi="Arial" w:cs="Arial"/>
-                <w:b w:val="0"/>
-                <w:i w:val="0"/>
-                <w:sz w:val="14"/>
-              </w:rPr>
-              <w:t>Subestructuras con cantidades idénticas en cauces distintos (p. ej. 954.48 m³ de concreto y 52,715.90 kg de acero en ambos puentes de 40 m).</w:t>
-            </w:r>
-          </w:p>
-        </w:tc>
-        <w:tc>
-          <w:tcPr>
-            <w:tcW w:type="dxa" w:w="2041"/>
-          </w:tcPr>
-          <w:p>
-            <w:pPr>
-              <w:jc w:val="left"/>
-            </w:pPr>
-            <w:r/>
-            <w:r>
-              <w:rPr>
-                <w:rFonts w:ascii="Arial" w:hAnsi="Arial" w:cs="Arial"/>
-                <w:b w:val="0"/>
-                <w:i w:val="0"/>
-                <w:sz w:val="14"/>
-              </w:rPr>
-              <w:t>Verificar estudios de hidrología, socavación y geotecnia por puente.</w:t>
-            </w:r>
-          </w:p>
-        </w:tc>
-        <w:tc>
-          <w:tcPr>
-            <w:tcW w:type="dxa" w:w="794"/>
-          </w:tcPr>
-          <w:p>
-            <w:pPr>
-              <w:jc w:val="center"/>
-            </w:pPr>
-            <w:r/>
-            <w:r>
-              <w:rPr>
-                <w:rFonts w:ascii="Arial" w:hAnsi="Arial" w:cs="Arial"/>
-                <w:b w:val="0"/>
-                <w:i w:val="0"/>
-                <w:sz w:val="14"/>
-              </w:rPr>
-              <w:t>R-34</w:t>
-            </w:r>
-          </w:p>
-        </w:tc>
-      </w:tr>
-      <w:tr>
-        <w:tc>
-          <w:tcPr>
-            <w:tcW w:type="dxa" w:w="454"/>
-          </w:tcPr>
-          <w:p>
-            <w:pPr>
-              <w:jc w:val="center"/>
-            </w:pPr>
-            <w:r/>
-            <w:r>
-              <w:rPr>
-                <w:rFonts w:ascii="Arial" w:hAnsi="Arial" w:cs="Arial"/>
-                <w:b w:val="0"/>
-                <w:i w:val="0"/>
-                <w:sz w:val="14"/>
-              </w:rPr>
-              <w:t>12</w:t>
-            </w:r>
-          </w:p>
-        </w:tc>
-        <w:tc>
-          <w:tcPr>
-            <w:tcW w:type="dxa" w:w="1361"/>
-          </w:tcPr>
-          <w:p>
-            <w:pPr>
-              <w:jc w:val="left"/>
-            </w:pPr>
-            <w:r/>
-            <w:r>
-              <w:rPr>
-                <w:rFonts w:ascii="Arial" w:hAnsi="Arial" w:cs="Arial"/>
-                <w:b w:val="0"/>
-                <w:i w:val="0"/>
-                <w:sz w:val="14"/>
-              </w:rPr>
-              <w:t>Plan de contingencias</w:t>
-            </w:r>
-          </w:p>
-        </w:tc>
-        <w:tc>
-          <w:tcPr>
-            <w:tcW w:type="dxa" w:w="2154"/>
-          </w:tcPr>
-          <w:p>
-            <w:pPr>
-              <w:jc w:val="left"/>
-            </w:pPr>
-            <w:r/>
-            <w:r>
-              <w:rPr>
-                <w:rFonts w:ascii="Arial" w:hAnsi="Arial" w:cs="Arial"/>
-                <w:b w:val="0"/>
-                <w:i w:val="0"/>
-                <w:sz w:val="14"/>
-              </w:rPr>
-              <w:t>S10 1.11.09: S/ 1,600 (1 simulacro y 1 capacitación)</w:t>
-            </w:r>
-          </w:p>
-        </w:tc>
-        <w:tc>
-          <w:tcPr>
-            <w:tcW w:type="dxa" w:w="2381"/>
-          </w:tcPr>
-          <w:p>
-            <w:pPr>
-              <w:jc w:val="left"/>
-            </w:pPr>
-            <w:r/>
-            <w:r>
-              <w:rPr>
-                <w:rFonts w:ascii="Arial" w:hAnsi="Arial" w:cs="Arial"/>
-                <w:b w:val="0"/>
-                <w:i w:val="0"/>
-                <w:sz w:val="14"/>
-              </w:rPr>
-              <w:t>Insuficiente para 24 meses de obra con 5 puentes y dos temporadas de lluvias.</w:t>
-            </w:r>
-          </w:p>
-        </w:tc>
-        <w:tc>
-          <w:tcPr>
-            <w:tcW w:type="dxa" w:w="2041"/>
-          </w:tcPr>
-          <w:p>
-            <w:pPr>
-              <w:jc w:val="left"/>
-            </w:pPr>
-            <w:r/>
-            <w:r>
-              <w:rPr>
-                <w:rFonts w:ascii="Arial" w:hAnsi="Arial" w:cs="Arial"/>
-                <w:b w:val="0"/>
-                <w:i w:val="0"/>
-                <w:sz w:val="14"/>
-              </w:rPr>
-              <w:t>Presupuestar el plan de contingencias de obra con recursos para emergencias por lluvias.</w:t>
-            </w:r>
-          </w:p>
-        </w:tc>
-        <w:tc>
-          <w:tcPr>
-            <w:tcW w:type="dxa" w:w="794"/>
-          </w:tcPr>
-          <w:p>
-            <w:pPr>
-              <w:jc w:val="center"/>
-            </w:pPr>
-            <w:r/>
-            <w:r>
-              <w:rPr>
-                <w:rFonts w:ascii="Arial" w:hAnsi="Arial" w:cs="Arial"/>
-                <w:b w:val="0"/>
-                <w:i w:val="0"/>
-                <w:sz w:val="14"/>
-              </w:rPr>
-              <w:t>R-02</w:t>
-            </w:r>
-          </w:p>
-        </w:tc>
-      </w:tr>
-      <w:tr>
-        <w:tc>
-          <w:tcPr>
-            <w:tcW w:type="dxa" w:w="454"/>
-          </w:tcPr>
-          <w:p>
-            <w:pPr>
-              <w:jc w:val="center"/>
-            </w:pPr>
-            <w:r/>
-            <w:r>
-              <w:rPr>
-                <w:rFonts w:ascii="Arial" w:hAnsi="Arial" w:cs="Arial"/>
-                <w:b w:val="0"/>
-                <w:i w:val="0"/>
-                <w:sz w:val="14"/>
-              </w:rPr>
-              <w:t>13</w:t>
-            </w:r>
-          </w:p>
-        </w:tc>
-        <w:tc>
-          <w:tcPr>
-            <w:tcW w:type="dxa" w:w="1361"/>
-          </w:tcPr>
-          <w:p>
-            <w:pPr>
-              <w:jc w:val="left"/>
-            </w:pPr>
-            <w:r/>
-            <w:r>
-              <w:rPr>
-                <w:rFonts w:ascii="Arial" w:hAnsi="Arial" w:cs="Arial"/>
-                <w:b w:val="0"/>
-                <w:i w:val="0"/>
-                <w:sz w:val="14"/>
-              </w:rPr>
-              <w:t>Plan de gestión social y riego para polvo</w:t>
-            </w:r>
-          </w:p>
-        </w:tc>
-        <w:tc>
-          <w:tcPr>
-            <w:tcW w:type="dxa" w:w="2154"/>
-          </w:tcPr>
-          <w:p>
-            <w:pPr>
-              <w:jc w:val="left"/>
-            </w:pPr>
-            <w:r/>
-            <w:r>
-              <w:rPr>
-                <w:rFonts w:ascii="Arial" w:hAnsi="Arial" w:cs="Arial"/>
-                <w:b w:val="0"/>
-                <w:i w:val="0"/>
-                <w:sz w:val="14"/>
-              </w:rPr>
-              <w:t>S10 1.11.08 (3 meses) y 1.11.04 (18 meses)</w:t>
-            </w:r>
-          </w:p>
-        </w:tc>
-        <w:tc>
-          <w:tcPr>
-            <w:tcW w:type="dxa" w:w="2381"/>
-          </w:tcPr>
-          <w:p>
-            <w:pPr>
-              <w:jc w:val="left"/>
-            </w:pPr>
-            <w:r/>
-            <w:r>
-              <w:rPr>
-                <w:rFonts w:ascii="Arial" w:hAnsi="Arial" w:cs="Arial"/>
-                <w:b w:val="0"/>
-                <w:i w:val="0"/>
-                <w:sz w:val="14"/>
-              </w:rPr>
-              <w:t>Duraciones menores que el plazo de obra.</w:t>
-            </w:r>
-          </w:p>
-        </w:tc>
-        <w:tc>
-          <w:tcPr>
-            <w:tcW w:type="dxa" w:w="2041"/>
-          </w:tcPr>
-          <w:p>
-            <w:pPr>
-              <w:jc w:val="left"/>
-            </w:pPr>
-            <w:r/>
-            <w:r>
-              <w:rPr>
-                <w:rFonts w:ascii="Arial" w:hAnsi="Arial" w:cs="Arial"/>
-                <w:b w:val="0"/>
-                <w:i w:val="0"/>
-                <w:sz w:val="14"/>
-              </w:rPr>
-              <w:t>Ajustar a la duración real de la obra.</w:t>
-            </w:r>
-          </w:p>
-        </w:tc>
-        <w:tc>
-          <w:tcPr>
-            <w:tcW w:type="dxa" w:w="794"/>
-          </w:tcPr>
-          <w:p>
-            <w:pPr>
-              <w:jc w:val="center"/>
-            </w:pPr>
-            <w:r/>
-            <w:r>
-              <w:rPr>
-                <w:rFonts w:ascii="Arial" w:hAnsi="Arial" w:cs="Arial"/>
-                <w:b w:val="0"/>
-                <w:i w:val="0"/>
-                <w:sz w:val="14"/>
-              </w:rPr>
-              <w:t>R-13</w:t>
-            </w:r>
-          </w:p>
-        </w:tc>
-      </w:tr>
-      <w:tr>
-        <w:tc>
-          <w:tcPr>
-            <w:tcW w:type="dxa" w:w="454"/>
-          </w:tcPr>
-          <w:p>
-            <w:pPr>
-              <w:jc w:val="center"/>
-            </w:pPr>
-            <w:r/>
-            <w:r>
-              <w:rPr>
-                <w:rFonts w:ascii="Arial" w:hAnsi="Arial" w:cs="Arial"/>
-                <w:b w:val="0"/>
-                <w:i w:val="0"/>
-                <w:sz w:val="14"/>
-              </w:rPr>
-              <w:t>14</w:t>
-            </w:r>
-          </w:p>
-        </w:tc>
-        <w:tc>
-          <w:tcPr>
-            <w:tcW w:type="dxa" w:w="1361"/>
-          </w:tcPr>
-          <w:p>
-            <w:pPr>
-              <w:jc w:val="left"/>
-            </w:pPr>
-            <w:r/>
-            <w:r>
-              <w:rPr>
-                <w:rFonts w:ascii="Arial" w:hAnsi="Arial" w:cs="Arial"/>
-                <w:b w:val="0"/>
-                <w:i w:val="0"/>
-                <w:sz w:val="14"/>
-              </w:rPr>
-              <w:t>Diseño sísmico de puentes</w:t>
-            </w:r>
-          </w:p>
-        </w:tc>
-        <w:tc>
-          <w:tcPr>
-            <w:tcW w:type="dxa" w:w="2154"/>
-          </w:tcPr>
-          <w:p>
-            <w:pPr>
-              <w:jc w:val="left"/>
-            </w:pPr>
-            <w:r/>
-            <w:r>
-              <w:rPr>
-                <w:rFonts w:ascii="Arial" w:hAnsi="Arial" w:cs="Arial"/>
-                <w:b w:val="0"/>
-                <w:i w:val="0"/>
-                <w:sz w:val="14"/>
-              </w:rPr>
-              <w:t>FTE 18.3: medida 'diseño de acuerdo con la Norma E.030'</w:t>
-            </w:r>
-          </w:p>
-        </w:tc>
-        <w:tc>
-          <w:tcPr>
-            <w:tcW w:type="dxa" w:w="2381"/>
-          </w:tcPr>
-          <w:p>
-            <w:pPr>
-              <w:jc w:val="left"/>
-            </w:pPr>
-            <w:r/>
-            <w:r>
-              <w:rPr>
-                <w:rFonts w:ascii="Arial" w:hAnsi="Arial" w:cs="Arial"/>
-                <w:b w:val="0"/>
-                <w:i w:val="0"/>
-                <w:sz w:val="14"/>
-              </w:rPr>
-              <w:t>Los puentes se diseñan con el Manual de Puentes del MTC (R.D. N.° 19-2018-MTC/14); la E.030 aplica a edificaciones.</w:t>
-            </w:r>
-          </w:p>
-        </w:tc>
-        <w:tc>
-          <w:tcPr>
-            <w:tcW w:type="dxa" w:w="2041"/>
-          </w:tcPr>
-          <w:p>
-            <w:pPr>
-              <w:jc w:val="left"/>
-            </w:pPr>
-            <w:r/>
-            <w:r>
-              <w:rPr>
-                <w:rFonts w:ascii="Arial" w:hAnsi="Arial" w:cs="Arial"/>
-                <w:b w:val="0"/>
-                <w:i w:val="0"/>
-                <w:sz w:val="14"/>
-              </w:rPr>
-              <w:t>Corregir la referencia.</w:t>
-            </w:r>
-          </w:p>
-        </w:tc>
-        <w:tc>
-          <w:tcPr>
-            <w:tcW w:type="dxa" w:w="794"/>
-          </w:tcPr>
-          <w:p>
-            <w:pPr>
-              <w:jc w:val="center"/>
-            </w:pPr>
-            <w:r/>
-            <w:r>
-              <w:rPr>
-                <w:rFonts w:ascii="Arial" w:hAnsi="Arial" w:cs="Arial"/>
-                <w:b w:val="0"/>
-                <w:i w:val="0"/>
-                <w:sz w:val="14"/>
-              </w:rPr>
-              <w:t>R-22</w:t>
-            </w:r>
-          </w:p>
-        </w:tc>
-      </w:tr>
-      <w:tr>
-        <w:tc>
-          <w:tcPr>
-            <w:tcW w:type="dxa" w:w="454"/>
-          </w:tcPr>
-          <w:p>
-            <w:pPr>
-              <w:jc w:val="center"/>
-            </w:pPr>
-            <w:r/>
-            <w:r>
-              <w:rPr>
-                <w:rFonts w:ascii="Arial" w:hAnsi="Arial" w:cs="Arial"/>
-                <w:b w:val="0"/>
-                <w:i w:val="0"/>
-                <w:sz w:val="14"/>
-              </w:rPr>
-              <w:t>15</w:t>
-            </w:r>
-          </w:p>
-        </w:tc>
-        <w:tc>
-          <w:tcPr>
-            <w:tcW w:type="dxa" w:w="1361"/>
-          </w:tcPr>
-          <w:p>
-            <w:pPr>
-              <w:jc w:val="left"/>
-            </w:pPr>
-            <w:r/>
-            <w:r>
-              <w:rPr>
-                <w:rFonts w:ascii="Arial" w:hAnsi="Arial" w:cs="Arial"/>
-                <w:b w:val="0"/>
-                <w:i w:val="0"/>
-                <w:sz w:val="14"/>
-              </w:rPr>
-              <w:t>Textos de otro proyecto</w:t>
-            </w:r>
-          </w:p>
-        </w:tc>
-        <w:tc>
-          <w:tcPr>
-            <w:tcW w:type="dxa" w:w="2154"/>
-          </w:tcPr>
-          <w:p>
-            <w:pPr>
-              <w:jc w:val="left"/>
-            </w:pPr>
-            <w:r/>
-            <w:r>
-              <w:rPr>
-                <w:rFonts w:ascii="Arial" w:hAnsi="Arial" w:cs="Arial"/>
-                <w:b w:val="0"/>
-                <w:i w:val="0"/>
-                <w:sz w:val="14"/>
-              </w:rPr>
-              <w:t>Resumen ejecutivo H.1 a H.3</w:t>
-            </w:r>
-          </w:p>
-        </w:tc>
-        <w:tc>
-          <w:tcPr>
-            <w:tcW w:type="dxa" w:w="2381"/>
-          </w:tcPr>
-          <w:p>
-            <w:pPr>
-              <w:jc w:val="left"/>
-            </w:pPr>
-            <w:r/>
-            <w:r>
-              <w:rPr>
-                <w:rFonts w:ascii="Arial" w:hAnsi="Arial" w:cs="Arial"/>
-                <w:b w:val="0"/>
-                <w:i w:val="0"/>
-                <w:sz w:val="14"/>
-              </w:rPr>
-              <w:t>Se menciona la vía SM-119 Puerto Tarata - Alto Cuñumbuza, el distrito de Pajarillo y una carretera de 42.89 km.</w:t>
-            </w:r>
-          </w:p>
-        </w:tc>
-        <w:tc>
-          <w:tcPr>
-            <w:tcW w:type="dxa" w:w="2041"/>
-          </w:tcPr>
-          <w:p>
-            <w:pPr>
-              <w:jc w:val="left"/>
-            </w:pPr>
-            <w:r/>
-            <w:r>
-              <w:rPr>
-                <w:rFonts w:ascii="Arial" w:hAnsi="Arial" w:cs="Arial"/>
-                <w:b w:val="0"/>
-                <w:i w:val="0"/>
-                <w:sz w:val="14"/>
-              </w:rPr>
-              <w:t>Corregir los textos de sostenibilidad.</w:t>
-            </w:r>
-          </w:p>
-        </w:tc>
-        <w:tc>
-          <w:tcPr>
-            <w:tcW w:type="dxa" w:w="794"/>
-          </w:tcPr>
-          <w:p>
-            <w:pPr>
-              <w:jc w:val="center"/>
-            </w:pPr>
-            <w:r/>
-            <w:r>
-              <w:rPr>
-                <w:rFonts w:ascii="Arial" w:hAnsi="Arial" w:cs="Arial"/>
-                <w:b w:val="0"/>
-                <w:i w:val="0"/>
-                <w:sz w:val="14"/>
-              </w:rPr>
-              <w:t>R-16</w:t>
-            </w:r>
-          </w:p>
-        </w:tc>
-      </w:tr>
-      <w:tr>
-        <w:tc>
-          <w:tcPr>
-            <w:tcW w:type="dxa" w:w="454"/>
-          </w:tcPr>
-          <w:p>
-            <w:pPr>
-              <w:jc w:val="center"/>
-            </w:pPr>
-            <w:r/>
-            <w:r>
-              <w:rPr>
-                <w:rFonts w:ascii="Arial" w:hAnsi="Arial" w:cs="Arial"/>
-                <w:b w:val="0"/>
-                <w:i w:val="0"/>
-                <w:sz w:val="14"/>
-              </w:rPr>
-              <w:t>16</w:t>
-            </w:r>
-          </w:p>
-        </w:tc>
-        <w:tc>
-          <w:tcPr>
-            <w:tcW w:type="dxa" w:w="1361"/>
-          </w:tcPr>
-          <w:p>
-            <w:pPr>
-              <w:jc w:val="left"/>
-            </w:pPr>
-            <w:r/>
-            <w:r>
-              <w:rPr>
-                <w:rFonts w:ascii="Arial" w:hAnsi="Arial" w:cs="Arial"/>
-                <w:b w:val="0"/>
-                <w:i w:val="0"/>
-                <w:sz w:val="14"/>
-              </w:rPr>
-              <w:t>Operación y mantenimiento</w:t>
-            </w:r>
-          </w:p>
-        </w:tc>
-        <w:tc>
-          <w:tcPr>
-            <w:tcW w:type="dxa" w:w="2154"/>
-          </w:tcPr>
-          <w:p>
-            <w:pPr>
-              <w:jc w:val="left"/>
-            </w:pPr>
-            <w:r/>
-            <w:r>
-              <w:rPr>
-                <w:rFonts w:ascii="Arial" w:hAnsi="Arial" w:cs="Arial"/>
-                <w:b w:val="0"/>
-                <w:i w:val="0"/>
-                <w:sz w:val="14"/>
-              </w:rPr>
-              <w:t>Resumen ejecutivo, cuadros 08 y 09: 'mantenimiento de cables y anclajes' de puentes</w:t>
-            </w:r>
-          </w:p>
-        </w:tc>
-        <w:tc>
-          <w:tcPr>
-            <w:tcW w:type="dxa" w:w="2381"/>
-          </w:tcPr>
-          <w:p>
-            <w:pPr>
-              <w:jc w:val="left"/>
-            </w:pPr>
-            <w:r/>
-            <w:r>
-              <w:rPr>
-                <w:rFonts w:ascii="Arial" w:hAnsi="Arial" w:cs="Arial"/>
-                <w:b w:val="0"/>
-                <w:i w:val="0"/>
-                <w:sz w:val="14"/>
-              </w:rPr>
-              <w:t>Los puentes proyectados son de vigas y losa; no tienen cables.</w:t>
-            </w:r>
-          </w:p>
-        </w:tc>
-        <w:tc>
-          <w:tcPr>
-            <w:tcW w:type="dxa" w:w="2041"/>
-          </w:tcPr>
-          <w:p>
-            <w:pPr>
-              <w:jc w:val="left"/>
-            </w:pPr>
-            <w:r/>
-            <w:r>
-              <w:rPr>
-                <w:rFonts w:ascii="Arial" w:hAnsi="Arial" w:cs="Arial"/>
-                <w:b w:val="0"/>
-                <w:i w:val="0"/>
-                <w:sz w:val="14"/>
-              </w:rPr>
-              <w:t>Recalcular los costos de O&amp;M de puentes.</w:t>
-            </w:r>
-          </w:p>
-        </w:tc>
-        <w:tc>
-          <w:tcPr>
-            <w:tcW w:type="dxa" w:w="794"/>
-          </w:tcPr>
-          <w:p>
-            <w:pPr>
-              <w:jc w:val="center"/>
-            </w:pPr>
-            <w:r/>
-            <w:r>
-              <w:rPr>
-                <w:rFonts w:ascii="Arial" w:hAnsi="Arial" w:cs="Arial"/>
-                <w:b w:val="0"/>
-                <w:i w:val="0"/>
-                <w:sz w:val="14"/>
-              </w:rPr>
-              <w:t>R-16</w:t>
-            </w:r>
-          </w:p>
-        </w:tc>
-      </w:tr>
-      <w:tr>
-        <w:tc>
-          <w:tcPr>
-            <w:tcW w:type="dxa" w:w="454"/>
-          </w:tcPr>
-          <w:p>
-            <w:pPr>
-              <w:jc w:val="center"/>
-            </w:pPr>
-            <w:r/>
-            <w:r>
-              <w:rPr>
-                <w:rFonts w:ascii="Arial" w:hAnsi="Arial" w:cs="Arial"/>
-                <w:b w:val="0"/>
-                <w:i w:val="0"/>
-                <w:sz w:val="14"/>
-              </w:rPr>
-              <w:t>17</w:t>
-            </w:r>
-          </w:p>
-        </w:tc>
-        <w:tc>
-          <w:tcPr>
-            <w:tcW w:type="dxa" w:w="1361"/>
-          </w:tcPr>
-          <w:p>
-            <w:pPr>
-              <w:jc w:val="left"/>
-            </w:pPr>
-            <w:r/>
-            <w:r>
-              <w:rPr>
-                <w:rFonts w:ascii="Arial" w:hAnsi="Arial" w:cs="Arial"/>
-                <w:b w:val="0"/>
-                <w:i w:val="0"/>
-                <w:sz w:val="14"/>
-              </w:rPr>
-              <w:t>Ubicación administrativa</w:t>
-            </w:r>
-          </w:p>
-        </w:tc>
-        <w:tc>
-          <w:tcPr>
-            <w:tcW w:type="dxa" w:w="2154"/>
-          </w:tcPr>
-          <w:p>
-            <w:pPr>
-              <w:jc w:val="left"/>
-            </w:pPr>
-            <w:r/>
-            <w:r>
-              <w:rPr>
-                <w:rFonts w:ascii="Arial" w:hAnsi="Arial" w:cs="Arial"/>
-                <w:b w:val="0"/>
-                <w:i w:val="0"/>
-                <w:sz w:val="14"/>
-              </w:rPr>
-              <w:t>FTE: ubigeo 220708 y distrito Tingo de Ponasa; resumen ejecutivo: ubigeo 220709, distrito Shamboyacu</w:t>
-            </w:r>
-          </w:p>
-        </w:tc>
-        <w:tc>
-          <w:tcPr>
-            <w:tcW w:type="dxa" w:w="2381"/>
-          </w:tcPr>
-          <w:p>
-            <w:pPr>
-              <w:jc w:val="left"/>
-            </w:pPr>
-            <w:r/>
-            <w:r>
-              <w:rPr>
-                <w:rFonts w:ascii="Arial" w:hAnsi="Arial" w:cs="Arial"/>
-                <w:b w:val="0"/>
-                <w:i w:val="0"/>
-                <w:sz w:val="14"/>
-              </w:rPr>
-              <w:t>Datos administrativos inconsistentes entre documentos.</w:t>
-            </w:r>
-          </w:p>
-        </w:tc>
-        <w:tc>
-          <w:tcPr>
-            <w:tcW w:type="dxa" w:w="2041"/>
-          </w:tcPr>
-          <w:p>
-            <w:pPr>
-              <w:jc w:val="left"/>
-            </w:pPr>
-            <w:r/>
-            <w:r>
-              <w:rPr>
-                <w:rFonts w:ascii="Arial" w:hAnsi="Arial" w:cs="Arial"/>
-                <w:b w:val="0"/>
-                <w:i w:val="0"/>
-                <w:sz w:val="14"/>
-              </w:rPr>
-              <w:t>Uniformizar distrito y ubigeo con el INEI.</w:t>
-            </w:r>
-          </w:p>
-        </w:tc>
-        <w:tc>
-          <w:tcPr>
-            <w:tcW w:type="dxa" w:w="794"/>
-          </w:tcPr>
-          <w:p>
-            <w:pPr>
-              <w:jc w:val="center"/>
-            </w:pPr>
-            <w:r/>
-            <w:r>
-              <w:rPr>
-                <w:rFonts w:ascii="Arial" w:hAnsi="Arial" w:cs="Arial"/>
-                <w:b w:val="0"/>
-                <w:i w:val="0"/>
-                <w:sz w:val="14"/>
-              </w:rPr>
-              <w:t>R-16</w:t>
-            </w:r>
-          </w:p>
-        </w:tc>
-      </w:tr>
-      <w:tr>
-        <w:tc>
-          <w:tcPr>
-            <w:tcW w:type="dxa" w:w="454"/>
-          </w:tcPr>
-          <w:p>
-            <w:pPr>
-              <w:jc w:val="center"/>
-            </w:pPr>
-            <w:r/>
-            <w:r>
-              <w:rPr>
-                <w:rFonts w:ascii="Arial" w:hAnsi="Arial" w:cs="Arial"/>
-                <w:b w:val="0"/>
-                <w:i w:val="0"/>
-                <w:sz w:val="14"/>
-              </w:rPr>
-              <w:t>18</w:t>
-            </w:r>
-          </w:p>
-        </w:tc>
-        <w:tc>
-          <w:tcPr>
-            <w:tcW w:type="dxa" w:w="1361"/>
-          </w:tcPr>
-          <w:p>
-            <w:pPr>
-              <w:jc w:val="left"/>
-            </w:pPr>
-            <w:r/>
-            <w:r>
-              <w:rPr>
-                <w:rFonts w:ascii="Arial" w:hAnsi="Arial" w:cs="Arial"/>
-                <w:b w:val="0"/>
-                <w:i w:val="0"/>
-                <w:sz w:val="14"/>
-              </w:rPr>
-              <w:t>Monto en letras</w:t>
-            </w:r>
-          </w:p>
-        </w:tc>
-        <w:tc>
-          <w:tcPr>
-            <w:tcW w:type="dxa" w:w="2154"/>
-          </w:tcPr>
-          <w:p>
-            <w:pPr>
-              <w:jc w:val="left"/>
-            </w:pPr>
-            <w:r/>
-            <w:r>
-              <w:rPr>
-                <w:rFonts w:ascii="Arial" w:hAnsi="Arial" w:cs="Arial"/>
-                <w:b w:val="0"/>
-                <w:i w:val="0"/>
-                <w:sz w:val="14"/>
-              </w:rPr>
-              <w:t>S10, página 9: 'CIENTO TREINTA Y UN MILLONES CUATROCIENTOS NOVENTA Y DOS MIL ...'</w:t>
-            </w:r>
-          </w:p>
-        </w:tc>
-        <w:tc>
-          <w:tcPr>
-            <w:tcW w:type="dxa" w:w="2381"/>
-          </w:tcPr>
-          <w:p>
-            <w:pPr>
-              <w:jc w:val="left"/>
-            </w:pPr>
-            <w:r/>
-            <w:r>
-              <w:rPr>
-                <w:rFonts w:ascii="Arial" w:hAnsi="Arial" w:cs="Arial"/>
-                <w:b w:val="0"/>
-                <w:i w:val="0"/>
-                <w:sz w:val="14"/>
-              </w:rPr>
-              <w:t>No coincide con el total en números (S/ 132,696,945.59).</w:t>
-            </w:r>
-          </w:p>
-        </w:tc>
-        <w:tc>
-          <w:tcPr>
-            <w:tcW w:type="dxa" w:w="2041"/>
-          </w:tcPr>
-          <w:p>
-            <w:pPr>
-              <w:jc w:val="left"/>
-            </w:pPr>
-            <w:r/>
-            <w:r>
-              <w:rPr>
-                <w:rFonts w:ascii="Arial" w:hAnsi="Arial" w:cs="Arial"/>
-                <w:b w:val="0"/>
-                <w:i w:val="0"/>
-                <w:sz w:val="14"/>
-              </w:rPr>
-              <w:t>Corregir el monto en letras.</w:t>
-            </w:r>
-          </w:p>
-        </w:tc>
-        <w:tc>
-          <w:tcPr>
-            <w:tcW w:type="dxa" w:w="794"/>
-          </w:tcPr>
-          <w:p>
-            <w:pPr>
-              <w:jc w:val="center"/>
-            </w:pPr>
-            <w:r/>
-            <w:r>
-              <w:rPr>
-                <w:rFonts w:ascii="Arial" w:hAnsi="Arial" w:cs="Arial"/>
-                <w:b w:val="0"/>
-                <w:i w:val="0"/>
-                <w:sz w:val="14"/>
-              </w:rPr>
-              <w:t>R-16</w:t>
-            </w:r>
-          </w:p>
-        </w:tc>
-      </w:tr>
-      <w:tr>
-        <w:tc>
-          <w:tcPr>
-            <w:tcW w:type="dxa" w:w="454"/>
-          </w:tcPr>
-          <w:p>
-            <w:pPr>
-              <w:jc w:val="center"/>
-            </w:pPr>
-            <w:r/>
-            <w:r>
-              <w:rPr>
-                <w:rFonts w:ascii="Arial" w:hAnsi="Arial" w:cs="Arial"/>
-                <w:b w:val="0"/>
-                <w:i w:val="0"/>
-                <w:sz w:val="14"/>
-              </w:rPr>
-              <w:t>19</w:t>
-            </w:r>
-          </w:p>
-        </w:tc>
-        <w:tc>
-          <w:tcPr>
-            <w:tcW w:type="dxa" w:w="1361"/>
-          </w:tcPr>
-          <w:p>
-            <w:pPr>
-              <w:jc w:val="left"/>
-            </w:pPr>
-            <w:r/>
-            <w:r>
-              <w:rPr>
-                <w:rFonts w:ascii="Arial" w:hAnsi="Arial" w:cs="Arial"/>
-                <w:b w:val="0"/>
-                <w:i w:val="0"/>
-                <w:sz w:val="14"/>
-              </w:rPr>
-              <w:t>Interferencias, CIRA y PACRI</w:t>
-            </w:r>
-          </w:p>
-        </w:tc>
-        <w:tc>
-          <w:tcPr>
-            <w:tcW w:type="dxa" w:w="2154"/>
-          </w:tcPr>
-          <w:p>
-            <w:pPr>
-              <w:jc w:val="left"/>
-            </w:pPr>
-            <w:r/>
-            <w:r>
-              <w:rPr>
-                <w:rFonts w:ascii="Arial" w:hAnsi="Arial" w:cs="Arial"/>
-                <w:b w:val="0"/>
-                <w:i w:val="0"/>
-                <w:sz w:val="14"/>
-              </w:rPr>
-              <w:t>FTE 11: no se marcó el estudio de factibilidad de servicios, el CIRA ni el PACRI</w:t>
-            </w:r>
-          </w:p>
-        </w:tc>
-        <w:tc>
-          <w:tcPr>
-            <w:tcW w:type="dxa" w:w="2381"/>
-          </w:tcPr>
-          <w:p>
-            <w:pPr>
-              <w:jc w:val="left"/>
-            </w:pPr>
-            <w:r/>
-            <w:r>
-              <w:rPr>
-                <w:rFonts w:ascii="Arial" w:hAnsi="Arial" w:cs="Arial"/>
-                <w:b w:val="0"/>
-                <w:i w:val="0"/>
-                <w:sz w:val="14"/>
-              </w:rPr>
-              <w:t>Hay 73 postes a reubicar, pases de agua potable bajo la vía y ensanche en 9 localidades.</w:t>
-            </w:r>
-          </w:p>
-        </w:tc>
-        <w:tc>
-          <w:tcPr>
-            <w:tcW w:type="dxa" w:w="2041"/>
-          </w:tcPr>
-          <w:p>
-            <w:pPr>
-              <w:jc w:val="left"/>
-            </w:pPr>
-            <w:r/>
-            <w:r>
-              <w:rPr>
-                <w:rFonts w:ascii="Arial" w:hAnsi="Arial" w:cs="Arial"/>
-                <w:b w:val="0"/>
-                <w:i w:val="0"/>
-                <w:sz w:val="14"/>
-              </w:rPr>
-              <w:t>Evaluar y tramitar cada documento antes de convocar.</w:t>
-            </w:r>
-          </w:p>
-        </w:tc>
-        <w:tc>
-          <w:tcPr>
-            <w:tcW w:type="dxa" w:w="794"/>
-          </w:tcPr>
-          <w:p>
-            <w:pPr>
-              <w:jc w:val="center"/>
-            </w:pPr>
-            <w:r/>
-            <w:r>
-              <w:rPr>
-                <w:rFonts w:ascii="Arial" w:hAnsi="Arial" w:cs="Arial"/>
-                <w:b w:val="0"/>
-                <w:i w:val="0"/>
-                <w:sz w:val="14"/>
-              </w:rPr>
-              <w:t>R-10, R-11, R-14</w:t>
-            </w:r>
-          </w:p>
-        </w:tc>
-      </w:tr>
-    </w:tbl>
-    <w:p>
-      <w:pPr>
-        <w:spacing w:before="0" w:after="80" w:line="276" w:lineRule="auto"/>
-        <w:jc w:val="both"/>
-      </w:pPr>
-    </w:p>
-    <w:p>
-      <w:pPr>
-        <w:pStyle w:val="Heading1"/>
-        <w:keepNext/>
-        <w:spacing w:before="240" w:after="120"/>
-      </w:pPr>
-      <w:r>
-        <w:rPr>
-          <w:rFonts w:ascii="Arial" w:hAnsi="Arial" w:cs="Arial"/>
-          <w:b/>
-          <w:i w:val="0"/>
-          <w:color w:val="1F4E79"/>
-          <w:sz w:val="24"/>
-        </w:rPr>
-        <w:t>9. PLAN DE RESPUESTA</w:t>
+        <w:t>8. PLAN DE RESPUESTA</w:t>
       </w:r>
     </w:p>
     <w:p>
@@ -22762,7 +19421,7 @@
           <w:color w:val="1F4E79"/>
           <w:sz w:val="21"/>
         </w:rPr>
-        <w:t>9.1 Acciones previas a la convocatoria</w:t>
+        <w:t>8.1 Acciones previas a la convocatoria</w:t>
       </w:r>
     </w:p>
     <w:p>
@@ -22857,7 +19516,7 @@
           <w:i w:val="0"/>
           <w:sz w:val="20"/>
         </w:rPr>
-        <w:t>•  R-16 (MODERADO): Revisión integral y compatibilización del expediente antes de convocar; levantar las observaciones de la sección 7; en solo construcción, el contratista revisa el expediente e informa los riesgos al supervisor.</w:t>
+        <w:t>•  R-16 (MODERADO): Revisión integral y compatibilización del expediente antes de convocar; en solo construcción, el contratista revisa el expediente e informa los riesgos al supervisor.</w:t>
       </w:r>
     </w:p>
     <w:p>
@@ -23002,7 +19661,7 @@
           <w:color w:val="1F4E79"/>
           <w:sz w:val="21"/>
         </w:rPr>
-        <w:t>9.2 Programación según la temporada de lluvias</w:t>
+        <w:t>8.2 Programación según la temporada de lluvias</w:t>
       </w:r>
     </w:p>
     <w:p>
@@ -23067,7 +19726,7 @@
           <w:color w:val="1F4E79"/>
           <w:sz w:val="21"/>
         </w:rPr>
-        <w:t>9.3 Plan de respuesta por riesgo</w:t>
+        <w:t>8.3 Plan de respuesta por riesgo</w:t>
       </w:r>
     </w:p>
     <w:p>
@@ -23083,7 +19742,7 @@
           <w:i w:val="0"/>
           <w:sz w:val="18"/>
         </w:rPr>
-        <w:t>Tabla N.° 13: Plan de respuesta</w:t>
+        <w:t>Tabla N.° 12: Plan de respuesta</w:t>
       </w:r>
     </w:p>
     <w:tbl>
@@ -25163,7 +21822,7 @@
                 <w:i w:val="0"/>
                 <w:sz w:val="14"/>
               </w:rPr>
-              <w:t>Revisión integral y compatibilización del expediente antes de convocar; levantar las observaciones de la sección 7; en solo construcción, el contratista revisa el expediente e informa los riesgos al supervisor.</w:t>
+              <w:t>Revisión integral y compatibilización del expediente antes de convocar; en solo construcción, el contratista revisa el expediente e informa los riesgos al supervisor.</w:t>
             </w:r>
           </w:p>
         </w:tc>
@@ -26147,7 +22806,7 @@
                 <w:i w:val="0"/>
                 <w:sz w:val="14"/>
               </w:rPr>
-              <w:t>Comité de gestión de riesgos (obra mayor a S/ 50 M); plazos internos de respuesta; supervisión contratada antes del inicio; junta de prevención y resolución de disputas cuando corresponda.</w:t>
+              <w:t>Comité de gestión de riesgos; plazos internos de respuesta; supervisión contratada antes del inicio; junta de prevención y resolución de disputas cuando corresponda.</w:t>
             </w:r>
           </w:p>
         </w:tc>
@@ -27443,7 +24102,7 @@
           <w:color w:val="1F4E79"/>
           <w:sz w:val="24"/>
         </w:rPr>
-        <w:t>10. ASIGNACIÓN DE RIESGOS</w:t>
+        <w:t>9. ASIGNACIÓN DE RIESGOS</w:t>
       </w:r>
     </w:p>
     <w:p>
@@ -27546,7 +24205,7 @@
           <w:i w:val="0"/>
           <w:sz w:val="18"/>
         </w:rPr>
-        <w:t>Tabla N.° 14: Asignación de riesgos</w:t>
+        <w:t>Tabla N.° 13: Asignación de riesgos</w:t>
       </w:r>
     </w:p>
     <w:tbl>
@@ -28601,7 +25260,7 @@
                 <w:i w:val="0"/>
                 <w:sz w:val="15"/>
               </w:rPr>
-              <w:t>Deficiencias e incompatibilidades del expediente técnico (metrados, longitudes, diseños)</w:t>
+              <w:t>Deficiencias del expediente técnico (metrados, diseños, estudios básicos)</w:t>
             </w:r>
           </w:p>
         </w:tc>
@@ -29763,7 +26422,7 @@
           <w:color w:val="1F4E79"/>
           <w:sz w:val="24"/>
         </w:rPr>
-        <w:t>11. OPORTUNIDADES</w:t>
+        <w:t>10. OPORTUNIDADES</w:t>
       </w:r>
     </w:p>
     <w:p>
@@ -29779,7 +26438,7 @@
           <w:i w:val="0"/>
           <w:sz w:val="18"/>
         </w:rPr>
-        <w:t>Tabla N.° 15: Oportunidades identificadas</w:t>
+        <w:t>Tabla N.° 14: Oportunidades identificadas</w:t>
       </w:r>
     </w:p>
     <w:tbl>
@@ -29908,7 +26567,7 @@
                 <w:color w:val="FFFFFF"/>
                 <w:sz w:val="16"/>
               </w:rPr>
-              <w:t>VME AHORRO</w:t>
+              <w:t>VALOR ESPERADO</w:t>
             </w:r>
           </w:p>
         </w:tc>
@@ -30010,7 +26669,7 @@
                 <w:i w:val="0"/>
                 <w:sz w:val="16"/>
               </w:rPr>
-              <w:t>183,333</w:t>
+              <w:t>0.15 %</w:t>
             </w:r>
           </w:p>
         </w:tc>
@@ -30214,7 +26873,7 @@
                 <w:i w:val="0"/>
                 <w:sz w:val="16"/>
               </w:rPr>
-              <w:t>60,000</w:t>
+              <w:t>0.05 %</w:t>
             </w:r>
           </w:p>
         </w:tc>
@@ -30240,7 +26899,7 @@
           <w:color w:val="1F4E79"/>
           <w:sz w:val="24"/>
         </w:rPr>
-        <w:t>12. ORGANIZACIÓN Y SEGUIMIENTO</w:t>
+        <w:t>11. ORGANIZACIÓN Y SEGUIMIENTO</w:t>
       </w:r>
     </w:p>
     <w:p>
@@ -30257,7 +26916,7 @@
           <w:color w:val="1F4E79"/>
           <w:sz w:val="21"/>
         </w:rPr>
-        <w:t>12.1 Comité de gestión de riesgos</w:t>
+        <w:t>11.1 Comité de gestión de riesgos</w:t>
       </w:r>
     </w:p>
     <w:p>
@@ -30272,7 +26931,7 @@
           <w:i w:val="0"/>
           <w:sz w:val="20"/>
         </w:rPr>
-        <w:t>La cuantía de la obra (S/ 122,376,368.88) supera los S/ 50 000 000, por lo que la Entidad debe conformar el comité de gestión de riesgos del artículo 156 del reglamento. Se propone integrarlo con:</w:t>
+        <w:t>La cuantía de la obra supera el monto a partir del cual el artículo 156 del reglamento exige conformar un comité de gestión de riesgos. Se propone integrarlo con:</w:t>
       </w:r>
     </w:p>
     <w:p>
@@ -30368,7 +27027,7 @@
           <w:color w:val="1F4E79"/>
           <w:sz w:val="21"/>
         </w:rPr>
-        <w:t>12.2 Ciclo de seguimiento</w:t>
+        <w:t>11.2 Ciclo de seguimiento</w:t>
       </w:r>
     </w:p>
     <w:p>
@@ -30449,7 +27108,7 @@
           <w:color w:val="1F4E79"/>
           <w:sz w:val="24"/>
         </w:rPr>
-        <w:t>13. CONCLUSIONES Y RECOMENDACIONES</w:t>
+        <w:t>12. CONCLUSIONES Y RECOMENDACIONES</w:t>
       </w:r>
     </w:p>
     <w:p>
@@ -30466,7 +27125,7 @@
           <w:color w:val="1F4E79"/>
           <w:sz w:val="21"/>
         </w:rPr>
-        <w:t>13.1 Conclusiones</w:t>
+        <w:t>12.1 Conclusiones</w:t>
       </w:r>
     </w:p>
     <w:p>
@@ -30514,7 +27173,7 @@
           <w:i w:val="0"/>
           <w:sz w:val="20"/>
         </w:rPr>
-        <w:t>•  La exposición de la Entidad al 80 % de confianza baja de S/ 14.46 M a S/ 7.87 M si las acciones previas a la convocatoria se ejecutan a tiempo.</w:t>
+        <w:t>•  La exposición de la Entidad al 80 % de confianza baja de 11.8 % a 6.4 % del presupuesto de obra si las acciones previas a la convocatoria se ejecutan a tiempo; el retraso probable baja de 230 a 148 días.</w:t>
       </w:r>
     </w:p>
     <w:p>
@@ -30530,23 +27189,7 @@
           <w:i w:val="0"/>
           <w:sz w:val="20"/>
         </w:rPr>
-        <w:t>•  La FTE declara que no hay deslizamientos ni inundaciones y que la orografía es plana. El inventario vial y el relieve muestran lo contrario: inundación por arrozales, empozamientos, taludes de 20 y 30 m y terreno ondulado desde el km 23.</w:t>
-      </w:r>
-    </w:p>
-    <w:p>
-      <w:pPr>
-        <w:spacing w:before="0" w:after="60" w:line="276" w:lineRule="auto"/>
-        <w:ind w:left="510" w:hanging="255"/>
-        <w:jc w:val="both"/>
-      </w:pPr>
-      <w:r>
-        <w:rPr>
-          <w:rFonts w:ascii="Arial" w:hAnsi="Arial" w:cs="Arial"/>
-          <w:b w:val="0"/>
-          <w:i w:val="0"/>
-          <w:sz w:val="20"/>
-        </w:rPr>
-        <w:t>•  Los documentos tienen 19 incompatibilidades que generan riesgo (capítulo 8). Entre ellas: tres longitudes distintas del tramo, plazo de 8 meses frente a 720 días, DME de 0.38 ha para 297,756 m³ y metrados de puentes repetidos.</w:t>
+        <w:t>•  Los sectores con mayor exposición durante la obra son los arrozales e inundaciones de 20+360 a 22+960, los taludes y erosiones de 34+400 a 40+000, los cinco puentes y las zonas pobladas, donde coinciden el tránsito, los predios y las interferencias.</w:t>
       </w:r>
     </w:p>
     <w:p>
@@ -30563,7 +27206,7 @@
           <w:color w:val="1F4E79"/>
           <w:sz w:val="21"/>
         </w:rPr>
-        <w:t>13.2 Recomendaciones</w:t>
+        <w:t>12.2 Recomendaciones</w:t>
       </w:r>
     </w:p>
     <w:p>
@@ -30579,7 +27222,7 @@
           <w:i w:val="0"/>
           <w:sz w:val="20"/>
         </w:rPr>
-        <w:t>•  Levantar las observaciones del capítulo 8 y compatibilizar el expediente técnico antes de la convocatoria.</w:t>
+        <w:t>•  Revisar y compatibilizar el expediente técnico antes de la convocatoria.</w:t>
       </w:r>
     </w:p>
     <w:p>
@@ -30627,7 +27270,7 @@
           <w:i w:val="0"/>
           <w:sz w:val="20"/>
         </w:rPr>
-        <w:t>•  Prever una reserva de contingencia de S/ 7.87 M (P80 residual) y la certificación y previsión presupuestal multianual del proyecto.</w:t>
+        <w:t>•  Prever una reserva de contingencia de 6.4 % del presupuesto de obra (P80 residual) y la certificación y previsión presupuestal multianual del proyecto.</w:t>
       </w:r>
     </w:p>
     <w:p>
@@ -30690,7 +27333,7 @@
           <w:i/>
           <w:sz w:val="17"/>
         </w:rPr>
-        <w:t>Fuentes: estudio de inventario vial SM-107 (2026), FTE del MTC (registro 01/04/2025) y su resumen ejecutivo (diciembre 2024), presupuesto S10 (costo al 02/12/2024), plano clave PC-01 (noviembre 2024), modelo Copernicus GLO-30 y NOAA GHCN-Daily.</w:t>
+        <w:t>Fuentes: estudio de inventario vial SM-107 (2026), FTE del MTC (registro 01/04/2025) y su resumen ejecutivo (diciembre 2024), presupuesto S10 plano clave PC-01 (noviembre 2024), modelo Copernicus GLO-30 y NOAA GHCN-Daily.</w:t>
       </w:r>
     </w:p>
     <w:p>
@@ -30739,7 +27382,7 @@
           <w:color w:val="1F4E79"/>
           <w:sz w:val="24"/>
         </w:rPr>
-        <w:t>14. ANEXOS</w:t>
+        <w:t>13. ANEXOS</w:t>
       </w:r>
     </w:p>
     <w:p>
@@ -30756,7 +27399,7 @@
           <w:color w:val="1F4E79"/>
           <w:sz w:val="21"/>
         </w:rPr>
-        <w:t>14.1 Anexo 1: Registro de riesgos</w:t>
+        <w:t>13.1 Anexo 1: Registro de riesgos</w:t>
       </w:r>
     </w:p>
     <w:tbl>
@@ -31459,7 +28102,7 @@
                 <w:i w:val="0"/>
                 <w:sz w:val="13"/>
               </w:rPr>
-              <w:t>Inventario: zonas críticas por inestabilidad de talud. FTE 18.3 declara deslizamientos NO.</w:t>
+              <w:t>Inventario: zonas críticas por inestabilidad de talud.</w:t>
             </w:r>
           </w:p>
         </w:tc>
@@ -31641,7 +28284,7 @@
                 <w:i w:val="0"/>
                 <w:sz w:val="13"/>
               </w:rPr>
-              <w:t>1.08.04 Muros de gavión (S/ 2.96 M); 1.05.08 Geobolsas</w:t>
+              <w:t>1.08.04 Muros de gavión; 1.05.08 Geobolsas</w:t>
             </w:r>
           </w:p>
         </w:tc>
@@ -31925,7 +28568,7 @@
                 <w:i w:val="0"/>
                 <w:sz w:val="13"/>
               </w:rPr>
-              <w:t>1.05.06 Mejoramiento de suelos (S/ 3.53 M CD); 1.05.07 Geomalla</w:t>
+              <w:t>1.05.06 Mejoramiento de suelos; 1.05.07 Geomalla</w:t>
             </w:r>
           </w:p>
         </w:tc>
@@ -32007,7 +28650,7 @@
                 <w:i w:val="0"/>
                 <w:sz w:val="13"/>
               </w:rPr>
-              <w:t>Cada kilómetro adicional cuesta unos S/ 0.92 M a precio de obra; retraso en la producción de agregados.</w:t>
+              <w:t>Cada kilómetro adicional de transporte equivale a cerca de 0.75 % del presupuesto de obra; retraso en la producción de agregados.</w:t>
             </w:r>
           </w:p>
         </w:tc>
@@ -32027,7 +28670,7 @@
                 <w:i w:val="0"/>
                 <w:sz w:val="13"/>
               </w:rPr>
-              <w:t>S10 1.07.02: transporte &gt; 1 km, 13,074,057 m³k a S/ 1.57; 1.04.07 y 1.04.08 cantera.</w:t>
+              <w:t>S10 1.07.02 Transporte de material granular &gt; 1 km; 1.04.07 y 1.04.08 Cantera.</w:t>
             </w:r>
           </w:p>
         </w:tc>
@@ -32067,7 +28710,7 @@
                 <w:i w:val="0"/>
                 <w:sz w:val="13"/>
               </w:rPr>
-              <w:t>1.04.07, 1.04.08 Cantera; 1.07 Transporte (S/ 25.60 M CD)</w:t>
+              <w:t>1.04.07, 1.04.08 Cantera; 1.07 Transporte</w:t>
             </w:r>
           </w:p>
         </w:tc>
@@ -32311,7 +28954,7 @@
                 <w:i w:val="0"/>
                 <w:sz w:val="13"/>
               </w:rPr>
-              <w:t>FTE 11: acta de libre disponibilidad requerida; PACRI no marcado. Resumen ejecutivo: derecho de vía 'no cuenta'.</w:t>
+              <w:t>FTE 11: acta de libre disponibilidad del terreno. Resumen ejecutivo: derecho de vía de 20 m como mínimo con proyecto.</w:t>
             </w:r>
           </w:p>
         </w:tc>
@@ -32413,7 +29056,7 @@
                 <w:i w:val="0"/>
                 <w:sz w:val="13"/>
               </w:rPr>
-              <w:t>73 postes a reubicar; pases de agua potable y tuberías de PVC bajo la vía; no se marcó el estudio de factibilidad de servicios.</w:t>
+              <w:t>73 postes a reubicar; pases de agua potable y tuberías de PVC bajo la vía.</w:t>
             </w:r>
           </w:p>
         </w:tc>
@@ -32453,7 +29096,7 @@
                 <w:i w:val="0"/>
                 <w:sz w:val="13"/>
               </w:rPr>
-              <w:t>S10 1.04.12 Reubicación de postes (73 und, S/ 164,250); inventario 11.3.</w:t>
+              <w:t>S10 1.04.12 Reubicación de postes (73 und); inventario 11.3.</w:t>
             </w:r>
           </w:p>
         </w:tc>
@@ -32737,7 +29380,7 @@
                 <w:i w:val="0"/>
                 <w:sz w:val="13"/>
               </w:rPr>
-              <w:t>S10 1.11.08 Plan de gestión social, S/ 27,600, programado solo para 3 meses.</w:t>
+              <w:t>S10 1.11.08 Plan de gestión social.</w:t>
             </w:r>
           </w:p>
         </w:tc>
@@ -32839,7 +29482,7 @@
                 <w:i w:val="0"/>
                 <w:sz w:val="13"/>
               </w:rPr>
-              <w:t>En la FTE no se marcó el CIRA; el presupuesto solo considera monitoreo arqueológico (S/ 12,000).</w:t>
+              <w:t>Cortes, canteras, DME y ensanches en zonas que pueden tener restos arqueológicos; el proyecto contempla un plan de monitoreo arqueológico.</w:t>
             </w:r>
           </w:p>
         </w:tc>
@@ -32879,7 +29522,7 @@
                 <w:i w:val="0"/>
                 <w:sz w:val="13"/>
               </w:rPr>
-              <w:t>FTE 11: CIRA sin marcar; S10 1.12.01 Plan y monitoreo arqueológico.</w:t>
+              <w:t>S10 1.12.01 Plan y monitoreo arqueológico.</w:t>
             </w:r>
           </w:p>
         </w:tc>
@@ -33021,7 +29664,7 @@
                 <w:i w:val="0"/>
                 <w:sz w:val="13"/>
               </w:rPr>
-              <w:t>FTE 11 y 21; S10 1.11 Plan de manejo ambiental (S/ 1.18 M CD).</w:t>
+              <w:t>FTE 11 y 21; S10 1.11 Plan de manejo ambiental.</w:t>
             </w:r>
           </w:p>
         </w:tc>
@@ -33103,7 +29746,7 @@
                 <w:i w:val="0"/>
                 <w:sz w:val="13"/>
               </w:rPr>
-              <w:t>Deficiencias e incompatibilidades del expediente técnico (metrados, longitudes, diseños)</w:t>
+              <w:t>Deficiencias del expediente técnico (metrados, diseños, estudios básicos)</w:t>
             </w:r>
           </w:p>
         </w:tc>
@@ -33123,7 +29766,7 @@
                 <w:i w:val="0"/>
                 <w:sz w:val="13"/>
               </w:rPr>
-              <w:t>Diferencias de longitud (24.09, 24.70 y 25.350 km), puentes con metrados repetidos y partidas con unidad o metrado dudoso (ver sección 7).</w:t>
+              <w:t>Información de campo o de diseño incompleta o desactualizada (topografía, estudios básicos, metrados) que obliga a ajustar el expediente durante la obra.</w:t>
             </w:r>
           </w:p>
         </w:tc>
@@ -33163,7 +29806,7 @@
                 <w:i w:val="0"/>
                 <w:sz w:val="13"/>
               </w:rPr>
-              <w:t>S10, FTE e inventario vial (sección 7 del estudio).</w:t>
+              <w:t>Expediente técnico del proyecto.</w:t>
             </w:r>
           </w:p>
         </w:tc>
@@ -33203,7 +29846,7 @@
                 <w:i w:val="0"/>
                 <w:sz w:val="13"/>
               </w:rPr>
-              <w:t>2.50 M Expediente técnico</w:t>
+              <w:t>Expediente técnico</w:t>
             </w:r>
           </w:p>
         </w:tc>
@@ -33265,7 +29908,7 @@
                 <w:i w:val="0"/>
                 <w:sz w:val="13"/>
               </w:rPr>
-              <w:t>El cemento asfáltico (S/ 5.76 M CD), el transporte (S/ 25.60 M CD) y las vigas metálicas dependen de precios internacionales.</w:t>
+              <w:t>El cemento asfáltico (6.5 % de la obra), el transporte (29.0 %) y las vigas metálicas dependen de precios internacionales.</w:t>
             </w:r>
           </w:p>
         </w:tc>
@@ -33345,7 +29988,7 @@
                 <w:i w:val="0"/>
                 <w:sz w:val="13"/>
               </w:rPr>
-              <w:t>Reajustes (fuera del costo directo)</w:t>
+              <w:t>Reajustes de precios</w:t>
             </w:r>
           </w:p>
         </w:tc>
@@ -33589,7 +30232,7 @@
                 <w:i w:val="0"/>
                 <w:sz w:val="13"/>
               </w:rPr>
-              <w:t>S10 1.01.03 Movilización de equipo (S/ 93,408).</w:t>
+              <w:t>S10 1.01.03 Movilización de equipo y maquinaria pesada.</w:t>
             </w:r>
           </w:p>
         </w:tc>
@@ -33731,7 +30374,7 @@
                 <w:i w:val="0"/>
                 <w:sz w:val="13"/>
               </w:rPr>
-              <w:t>FTE: IMDA 254 veh/día. S10 1.04.02 Mantenimiento de tránsito (S/ 578,336).</w:t>
+              <w:t>FTE: IMDA 254 veh/día. S10 1.04.02 Mantenimiento de tránsito temporal y seguridad vial.</w:t>
             </w:r>
           </w:p>
         </w:tc>
@@ -33873,7 +30516,7 @@
                 <w:i w:val="0"/>
                 <w:sz w:val="13"/>
               </w:rPr>
-              <w:t>S10 1.02 Seguridad y salud (S/ 268,295); 1.10 Montaje de estructuras metálicas.</w:t>
+              <w:t>S10 1.02 Seguridad y salud ocupacional; 1.10 Montaje de estructuras metálicas.</w:t>
             </w:r>
           </w:p>
         </w:tc>
@@ -34117,7 +30760,7 @@
                 <w:i w:val="0"/>
                 <w:sz w:val="13"/>
               </w:rPr>
-              <w:t>Fuente de recursos determinados (canon, FONCOR) sujeta a variaciones; inversión de S/ 132.70 M en 24 meses.</w:t>
+              <w:t>Fuente de recursos determinados (canon, FONCOR) sujeta a variaciones; inversión alta concentrada en 24 meses.</w:t>
             </w:r>
           </w:p>
         </w:tc>
@@ -34259,7 +30902,7 @@
                 <w:i w:val="0"/>
                 <w:sz w:val="13"/>
               </w:rPr>
-              <w:t>Volumen de consultas por las observaciones del expediente; designación tardía de la supervisión.</w:t>
+              <w:t>Volumen de consultas técnicas durante la obra; designación tardía de la supervisión.</w:t>
             </w:r>
           </w:p>
         </w:tc>
@@ -34401,7 +31044,7 @@
                 <w:i w:val="0"/>
                 <w:sz w:val="13"/>
               </w:rPr>
-              <w:t>Se presupuesta 0.38 ha de DME para 297,756 m³ de excedente (altura equivalente de 78 m).</w:t>
+              <w:t>La obra genera cerca de 298,000 m³ de material excedente que deben disponerse en DME autorizados y cercanos a la vía.</w:t>
             </w:r>
           </w:p>
         </w:tc>
@@ -34441,7 +31084,7 @@
                 <w:i w:val="0"/>
                 <w:sz w:val="13"/>
               </w:rPr>
-              <w:t>S10 1.04.04 DME 0.38 ha; 1.11.01.01 Acomodo de 297,756 m³.</w:t>
+              <w:t>S10 1.04.04 Habilitación de DME; 1.11.01.01 Acomodo de material excedente.</w:t>
             </w:r>
           </w:p>
         </w:tc>
@@ -34725,7 +31368,7 @@
                 <w:i w:val="0"/>
                 <w:sz w:val="13"/>
               </w:rPr>
-              <w:t>S10: desvío temporal 4 a 85 m por puente; 1.04.11 Desvío temporal 18 'm'.</w:t>
+              <w:t>S10: desvíos temporales en cada puente; 1.04.11 Desvío temporal durante la ejecución.</w:t>
             </w:r>
           </w:p>
         </w:tc>
@@ -35009,7 +31652,7 @@
                 <w:i w:val="0"/>
                 <w:sz w:val="13"/>
               </w:rPr>
-              <w:t>S10 1.02.05 Recursos para respuesta ante emergencias (S/ 10,500).</w:t>
+              <w:t>S10 1.02.05 Recursos para respuesta ante emergencias.</w:t>
             </w:r>
           </w:p>
         </w:tc>
@@ -35679,7 +32322,7 @@
                 <w:i w:val="0"/>
                 <w:sz w:val="13"/>
               </w:rPr>
-              <w:t>Puentes Tingo de Ponasa y Barco con metrados de subestructura idénticos; luces de 40 m en cauces con socavación.</w:t>
+              <w:t>Puentes de 12 a 40 m en cauces con socavación y suelos de fundación variables.</w:t>
             </w:r>
           </w:p>
         </w:tc>
@@ -35719,7 +32362,7 @@
                 <w:i w:val="0"/>
                 <w:sz w:val="13"/>
               </w:rPr>
-              <w:t>S10 1.10.01.02 y 1.10.02.02: mismas cantidades de concreto, acero y falsa zapata.</w:t>
+              <w:t>S10 1.10 Puentes; inventario vial 11.2 (puentes existentes).</w:t>
             </w:r>
           </w:p>
         </w:tc>
@@ -35759,7 +32402,7 @@
                 <w:i w:val="0"/>
                 <w:sz w:val="13"/>
               </w:rPr>
-              <w:t>1.10 Puentes (S/ 9.87 M CD)</w:t>
+              <w:t>1.10 Puentes</w:t>
             </w:r>
           </w:p>
         </w:tc>
@@ -35785,7 +32428,7 @@
           <w:color w:val="1F4E79"/>
           <w:sz w:val="21"/>
         </w:rPr>
-        <w:t>14.2 Anexo 2: Documentos que acompañan el estudio</w:t>
+        <w:t>13.2 Anexo 2: Documentos que acompañan el estudio</w:t>
       </w:r>
     </w:p>
     <w:p>
@@ -35801,7 +32444,7 @@
           <w:i w:val="0"/>
           <w:sz w:val="20"/>
         </w:rPr>
-        <w:t>•  MATRIZ_GESTION_RIESGOS_EJECUCION_OBRA_SM107.xlsx: datos, escalas, identificación, análisis cualitativo y cuantitativo con fórmulas, Monte Carlo, mapa de calor, plan de respuesta, asignación, oportunidades, formato de seguimiento, observaciones y calendario.</w:t>
+        <w:t>•  MATRIZ_GESTION_RIESGOS_EJECUCION_OBRA_SM107.xlsx: datos, escalas, identificación, análisis cualitativo y cuantitativo con fórmulas, Monte Carlo, mapa de calor, plan de respuesta, asignación, oportunidades, formato de seguimiento y calendario.</w:t>
       </w:r>
     </w:p>
     <w:p>
